--- a/Analyse statistique de l.docx
+++ b/Analyse statistique de l.docx
@@ -4,20 +4,44 @@
   <w:body>
     <w:p>
       <w:pPr>
-        <w:pStyle w:val="Heading1"/>
+        <w:pStyle w:val="Titre1"/>
+        <w:ind w:left="360"/>
         <w:jc w:val="center"/>
-      </w:pPr>
-      <w:r>
-        <w:t>Analyse statistique de l’influence de la météo sur les</w:t>
-      </w:r>
-      <w:r>
-        <w:t xml:space="preserve"> </w:t>
-      </w:r>
-      <w:r>
-        <w:t>accidents de la route aux États-Unis</w:t>
-      </w:r>
-    </w:p>
-    <w:p/>
+        <w:rPr>
+          <w:b/>
+          <w:bCs/>
+          <w:color w:val="0A2F41" w:themeColor="accent1" w:themeShade="80"/>
+        </w:rPr>
+      </w:pPr>
+      <w:r>
+        <w:rPr>
+          <w:b/>
+          <w:bCs/>
+          <w:color w:val="0A2F41" w:themeColor="accent1" w:themeShade="80"/>
+        </w:rPr>
+        <w:t>Rapport d’Analyse Statistique – Résumé des Analyses et Interprétations</w:t>
+      </w:r>
+    </w:p>
+    <w:p>
+      <w:pPr>
+        <w:pStyle w:val="Titre1"/>
+        <w:numPr>
+          <w:ilvl w:val="0"/>
+          <w:numId w:val="4"/>
+        </w:numPr>
+        <w:rPr>
+          <w:sz w:val="32"/>
+          <w:szCs w:val="32"/>
+        </w:rPr>
+      </w:pPr>
+      <w:r>
+        <w:rPr>
+          <w:sz w:val="32"/>
+          <w:szCs w:val="32"/>
+        </w:rPr>
+        <w:t>Analyse statistique de l’influence de la météo sur les accidents de la route aux États-Unis</w:t>
+      </w:r>
+    </w:p>
     <w:p>
       <w:pPr>
         <w:rPr>
@@ -69,7 +93,6 @@
       <w:r>
         <w:t xml:space="preserve">Les données ont été importées à partir d’un fichier CSV. La variable temporelle </w:t>
       </w:r>
-      <w:proofErr w:type="spellStart"/>
       <w:r>
         <w:rPr>
           <w:i/>
@@ -77,7 +100,6 @@
         </w:rPr>
         <w:t>Start_Time</w:t>
       </w:r>
-      <w:proofErr w:type="spellEnd"/>
       <w:r>
         <w:t xml:space="preserve"> a été convertie au format date afin d’extraire l’année, le mois et l’heure de l’accident. Cette étape permet d’effectuer des analyses temporelles et d’améliorer la compréhension du contexte des accidents.</w:t>
       </w:r>
@@ -121,7 +143,6 @@
       <w:r>
         <w:t xml:space="preserve">L’analyse descriptive de la variable </w:t>
       </w:r>
-      <w:proofErr w:type="spellStart"/>
       <w:r>
         <w:rPr>
           <w:i/>
@@ -129,7 +150,6 @@
         </w:rPr>
         <w:t>Severity</w:t>
       </w:r>
-      <w:proofErr w:type="spellEnd"/>
       <w:r>
         <w:t xml:space="preserve"> montre que la gravité moyenne des accidents est modérée, avec une concentration majoritaire autour des niveaux 2 et 3. Cela indique que la plupart des accidents entraînent des conséquences limitées, même si des accidents plus graves existent.</w:t>
       </w:r>
@@ -148,40 +168,22 @@
       <w:r>
         <w:t xml:space="preserve">, </w:t>
       </w:r>
-      <w:proofErr w:type="spellStart"/>
       <w:r>
         <w:rPr>
           <w:i/>
           <w:iCs/>
         </w:rPr>
-        <w:t>Visibility</w:t>
-      </w:r>
-      <w:proofErr w:type="spellEnd"/>
+        <w:t>Visibility(mi)</w:t>
+      </w:r>
+      <w:r>
+        <w:t xml:space="preserve"> et </w:t>
+      </w:r>
       <w:r>
         <w:rPr>
           <w:i/>
           <w:iCs/>
         </w:rPr>
-        <w:t>(mi)</w:t>
-      </w:r>
-      <w:r>
-        <w:t xml:space="preserve"> et </w:t>
-      </w:r>
-      <w:proofErr w:type="spellStart"/>
-      <w:r>
-        <w:rPr>
-          <w:i/>
-          <w:iCs/>
-        </w:rPr>
-        <w:t>Temperature</w:t>
-      </w:r>
-      <w:proofErr w:type="spellEnd"/>
-      <w:r>
-        <w:rPr>
-          <w:i/>
-          <w:iCs/>
-        </w:rPr>
-        <w:t>(F)</w:t>
+        <w:t>Temperature(F)</w:t>
       </w:r>
       <w:r>
         <w:t xml:space="preserve"> révèlent une variabilité notable. Cette dispersion traduit la diversité des conditions environnementales dans lesquelles les accidents se produisent, justifiant la nécessité d’un nettoyage des données avant toute analyse avancée.</w:t>
@@ -211,15 +213,7 @@
     </w:p>
     <w:p>
       <w:r>
-        <w:t xml:space="preserve">Avant d’effectuer les analyses statistiques avancées, un nettoyage des valeurs extrêmes a été réalisé afin de réduire l’influence des </w:t>
-      </w:r>
-      <w:proofErr w:type="spellStart"/>
-      <w:r>
-        <w:t>outliers</w:t>
-      </w:r>
-      <w:proofErr w:type="spellEnd"/>
-      <w:r>
-        <w:t>. La méthode de l’intervalle interquartile (IQR) a été utilisée.</w:t>
+        <w:t>Avant d’effectuer les analyses statistiques avancées, un nettoyage des valeurs extrêmes a été réalisé afin de réduire l’influence des outliers. La méthode de l’intervalle interquartile (IQR) a été utilisée.</w:t>
       </w:r>
     </w:p>
     <w:p>
@@ -270,40 +264,22 @@
       <w:r>
         <w:t xml:space="preserve">, </w:t>
       </w:r>
-      <w:proofErr w:type="spellStart"/>
       <w:r>
         <w:rPr>
           <w:i/>
           <w:iCs/>
         </w:rPr>
-        <w:t>Visibility</w:t>
-      </w:r>
-      <w:proofErr w:type="spellEnd"/>
+        <w:t>Visibility(mi)</w:t>
+      </w:r>
+      <w:r>
+        <w:t xml:space="preserve"> et </w:t>
+      </w:r>
       <w:r>
         <w:rPr>
           <w:i/>
           <w:iCs/>
         </w:rPr>
-        <w:t>(mi)</w:t>
-      </w:r>
-      <w:r>
-        <w:t xml:space="preserve"> et </w:t>
-      </w:r>
-      <w:proofErr w:type="spellStart"/>
-      <w:r>
-        <w:rPr>
-          <w:i/>
-          <w:iCs/>
-        </w:rPr>
-        <w:t>Temperature</w:t>
-      </w:r>
-      <w:proofErr w:type="spellEnd"/>
-      <w:r>
-        <w:rPr>
-          <w:i/>
-          <w:iCs/>
-        </w:rPr>
-        <w:t>(F)</w:t>
+        <w:t>Temperature(F)</w:t>
       </w:r>
       <w:r>
         <w:t xml:space="preserve"> sur une copie du jeu de données.</w:t>
@@ -311,6 +287,7 @@
     </w:p>
     <w:p>
       <w:r>
+        <w:lastRenderedPageBreak/>
         <w:t>Après ce nettoyage, les statistiques descriptives montrent que :</w:t>
       </w:r>
     </w:p>
@@ -322,7 +299,6 @@
         </w:numPr>
       </w:pPr>
       <w:r>
-        <w:lastRenderedPageBreak/>
         <w:t>La majorité des accidents se produisent sur de très courtes distances (entre 0 et 0,02 mile), avec un écart-type très faible, indiquant la suppression efficace des valeurs extrêmes.</w:t>
       </w:r>
     </w:p>
@@ -387,15 +363,7 @@
         <w:t>Distance(mi)</w:t>
       </w:r>
       <w:r>
-        <w:t xml:space="preserve"> après nettoyage montre une légère asymétrie à droite (</w:t>
-      </w:r>
-      <w:proofErr w:type="spellStart"/>
-      <w:r>
-        <w:t>skewness</w:t>
-      </w:r>
-      <w:proofErr w:type="spellEnd"/>
-      <w:r>
-        <w:t xml:space="preserve"> = 0,118) et un aplatissement modéré (kurtosis = −1,408). Ces résultats indiquent que les données sont désormais concentrées autour des distances courtes, avec peu de valeurs extrêmes, ce qui confirme leur adéquation pour des analyses statistiques avancées.</w:t>
+        <w:t xml:space="preserve"> après nettoyage montre une légère asymétrie à droite (skewness = 0,118) et un aplatissement modéré (kurtosis = −1,408). Ces résultats indiquent que les données sont désormais concentrées autour des distances courtes, avec peu de valeurs extrêmes, ce qui confirme leur adéquation pour des analyses statistiques avancées.</w:t>
       </w:r>
     </w:p>
     <w:p>
@@ -451,7 +419,6 @@
       <w:r>
         <w:t xml:space="preserve">Pour étudier la relation entre la gravité des accidents et les conditions météorologiques, les cinq conditions météo les plus fréquentes ont été sélectionnées. Une table de contingence entre </w:t>
       </w:r>
-      <w:proofErr w:type="spellStart"/>
       <w:r>
         <w:rPr>
           <w:i/>
@@ -459,11 +426,9 @@
         </w:rPr>
         <w:t>Weather_Condition</w:t>
       </w:r>
-      <w:proofErr w:type="spellEnd"/>
       <w:r>
         <w:t xml:space="preserve"> et </w:t>
       </w:r>
-      <w:proofErr w:type="spellStart"/>
       <w:r>
         <w:rPr>
           <w:i/>
@@ -471,22 +436,13 @@
         </w:rPr>
         <w:t>Severity</w:t>
       </w:r>
-      <w:proofErr w:type="spellEnd"/>
       <w:r>
         <w:t xml:space="preserve"> a été construite, puis un test du Khi² a été appliqué.</w:t>
       </w:r>
     </w:p>
     <w:p>
       <w:r>
-        <w:t xml:space="preserve">Les résultats du test montrent une statistique χ² d’environ 457,4 avec une p-value extrêmement faible (p &lt; 0,001). Ce résultat indique une association statistiquement significative entre les conditions météorologiques et la gravité des accidents. Une </w:t>
-      </w:r>
-      <w:proofErr w:type="spellStart"/>
-      <w:r>
-        <w:t>heatmap</w:t>
-      </w:r>
-      <w:proofErr w:type="spellEnd"/>
-      <w:r>
-        <w:t xml:space="preserve"> normalisée a été utilisée pour visualiser la répartition des niveaux de gravité selon chaque condition météo, facilitant l’identification des situations associées à des accidents plus graves.</w:t>
+        <w:t>Les résultats du test montrent une statistique χ² d’environ 457,4 avec une p-value extrêmement faible (p &lt; 0,001). Ce résultat indique une association statistiquement significative entre les conditions météorologiques et la gravité des accidents. Une heatmap normalisée a été utilisée pour visualiser la répartition des niveaux de gravité selon chaque condition météo, facilitant l’identification des situations associées à des accidents plus graves.</w:t>
       </w:r>
     </w:p>
     <w:p/>
@@ -504,7 +460,6 @@
           <w:b/>
           <w:bCs/>
         </w:rPr>
-        <w:lastRenderedPageBreak/>
         <w:t>8</w:t>
       </w:r>
       <w:r>
@@ -519,7 +474,6 @@
       <w:r>
         <w:t xml:space="preserve">Un test non paramétrique de Mann–Whitney a été effectué afin de comparer la gravité des accidents survenus sous la pluie et par temps clair. Ce test est particulièrement adapté car la variable </w:t>
       </w:r>
-      <w:proofErr w:type="spellStart"/>
       <w:r>
         <w:rPr>
           <w:i/>
@@ -527,7 +481,6 @@
         </w:rPr>
         <w:t>Severity</w:t>
       </w:r>
-      <w:proofErr w:type="spellEnd"/>
       <w:r>
         <w:t xml:space="preserve"> est ordinale.</w:t>
       </w:r>
@@ -599,7 +552,753 @@
     <w:p/>
     <w:p/>
     <w:p/>
+    <w:p>
+      <w:pPr>
+        <w:pStyle w:val="Paragraphedeliste"/>
+        <w:numPr>
+          <w:ilvl w:val="0"/>
+          <w:numId w:val="4"/>
+        </w:numPr>
+        <w:rPr>
+          <w:color w:val="0F4761" w:themeColor="accent1" w:themeShade="BF"/>
+          <w:sz w:val="36"/>
+          <w:szCs w:val="36"/>
+        </w:rPr>
+      </w:pPr>
+      <w:r>
+        <w:rPr>
+          <w:color w:val="0F4761" w:themeColor="accent1" w:themeShade="BF"/>
+          <w:sz w:val="36"/>
+          <w:szCs w:val="36"/>
+        </w:rPr>
+        <w:lastRenderedPageBreak/>
+        <w:t>Analyse Géographique des Accidents de la Route</w:t>
+      </w:r>
+    </w:p>
+    <w:p>
+      <w:pPr>
+        <w:rPr>
+          <w:b/>
+          <w:bCs/>
+        </w:rPr>
+      </w:pPr>
+      <w:r>
+        <w:rPr>
+          <w:b/>
+          <w:bCs/>
+        </w:rPr>
+        <w:t>1. Statistiques descriptives de la localisation</w:t>
+      </w:r>
+    </w:p>
+    <w:p>
+      <w:pPr>
+        <w:numPr>
+          <w:ilvl w:val="0"/>
+          <w:numId w:val="7"/>
+        </w:numPr>
+      </w:pPr>
+      <w:r>
+        <w:t>Les coordonnées des accidents (Start_Lat, Start_Lng) varient entre :</w:t>
+      </w:r>
+    </w:p>
+    <w:p>
+      <w:pPr>
+        <w:numPr>
+          <w:ilvl w:val="1"/>
+          <w:numId w:val="7"/>
+        </w:numPr>
+      </w:pPr>
+      <w:r>
+        <w:t xml:space="preserve">Latitude : </w:t>
+      </w:r>
+      <w:r>
+        <w:rPr>
+          <w:b/>
+          <w:bCs/>
+        </w:rPr>
+        <w:t>25,43° à 48,19°</w:t>
+      </w:r>
+    </w:p>
+    <w:p>
+      <w:pPr>
+        <w:numPr>
+          <w:ilvl w:val="1"/>
+          <w:numId w:val="7"/>
+        </w:numPr>
+      </w:pPr>
+      <w:r>
+        <w:t xml:space="preserve">Longitude : </w:t>
+      </w:r>
+      <w:r>
+        <w:rPr>
+          <w:b/>
+          <w:bCs/>
+        </w:rPr>
+        <w:t>−123,81° à −70,57°</w:t>
+      </w:r>
+    </w:p>
+    <w:p>
+      <w:pPr>
+        <w:numPr>
+          <w:ilvl w:val="0"/>
+          <w:numId w:val="7"/>
+        </w:numPr>
+      </w:pPr>
+      <w:r>
+        <w:t xml:space="preserve">La latitude moyenne est </w:t>
+      </w:r>
+      <w:r>
+        <w:rPr>
+          <w:b/>
+          <w:bCs/>
+        </w:rPr>
+        <w:t>35,93°</w:t>
+      </w:r>
+      <w:r>
+        <w:t xml:space="preserve">, et la longitude moyenne est </w:t>
+      </w:r>
+      <w:r>
+        <w:rPr>
+          <w:b/>
+          <w:bCs/>
+        </w:rPr>
+        <w:t>−97,59°</w:t>
+      </w:r>
+      <w:r>
+        <w:t>.</w:t>
+      </w:r>
+    </w:p>
+    <w:p>
+      <w:pPr>
+        <w:numPr>
+          <w:ilvl w:val="0"/>
+          <w:numId w:val="7"/>
+        </w:numPr>
+      </w:pPr>
+      <w:r>
+        <w:t xml:space="preserve">L’écart-type élevé traduit la </w:t>
+      </w:r>
+      <w:r>
+        <w:rPr>
+          <w:b/>
+          <w:bCs/>
+        </w:rPr>
+        <w:t>diversité géographique des accidents</w:t>
+      </w:r>
+      <w:r>
+        <w:t xml:space="preserve"> sur l’ensemble des États-Unis.</w:t>
+      </w:r>
+    </w:p>
+    <w:p>
+      <w:pPr>
+        <w:rPr>
+          <w:b/>
+          <w:bCs/>
+        </w:rPr>
+      </w:pPr>
+      <w:r>
+        <w:rPr>
+          <w:b/>
+          <w:bCs/>
+        </w:rPr>
+        <w:t>2. Corrélation entre localisation et gravité</w:t>
+      </w:r>
+    </w:p>
+    <w:p>
+      <w:pPr>
+        <w:numPr>
+          <w:ilvl w:val="0"/>
+          <w:numId w:val="8"/>
+        </w:numPr>
+      </w:pPr>
+      <w:r>
+        <w:t>Spearman corrélation :</w:t>
+      </w:r>
+    </w:p>
+    <w:p>
+      <w:pPr>
+        <w:numPr>
+          <w:ilvl w:val="1"/>
+          <w:numId w:val="8"/>
+        </w:numPr>
+      </w:pPr>
+      <w:r>
+        <w:t xml:space="preserve">Latitude vs Severity : −0,000082, p = 0,954 → </w:t>
+      </w:r>
+      <w:r>
+        <w:rPr>
+          <w:b/>
+          <w:bCs/>
+        </w:rPr>
+        <w:t>aucune corrélation significative</w:t>
+      </w:r>
+    </w:p>
+    <w:p>
+      <w:pPr>
+        <w:numPr>
+          <w:ilvl w:val="1"/>
+          <w:numId w:val="8"/>
+        </w:numPr>
+      </w:pPr>
+      <w:r>
+        <w:t xml:space="preserve">Longitude vs Severity : −0,0415, p &lt; 0,001 → </w:t>
+      </w:r>
+      <w:r>
+        <w:rPr>
+          <w:b/>
+          <w:bCs/>
+        </w:rPr>
+        <w:t>faible corrélation statistiquement significative</w:t>
+      </w:r>
+    </w:p>
+    <w:p>
+      <w:pPr>
+        <w:numPr>
+          <w:ilvl w:val="0"/>
+          <w:numId w:val="8"/>
+        </w:numPr>
+      </w:pPr>
+      <w:r>
+        <w:rPr>
+          <w:b/>
+          <w:bCs/>
+        </w:rPr>
+        <w:t>Interprétation</w:t>
+      </w:r>
+      <w:r>
+        <w:t xml:space="preserve"> : la position géographique influence très peu la gravité des accidents individuellement.</w:t>
+      </w:r>
+    </w:p>
+    <w:p>
+      <w:pPr>
+        <w:rPr>
+          <w:b/>
+          <w:bCs/>
+        </w:rPr>
+      </w:pPr>
+      <w:r>
+        <w:rPr>
+          <w:b/>
+          <w:bCs/>
+        </w:rPr>
+        <w:t>3. Gravité par État (Boxplots et ANOVA)</w:t>
+      </w:r>
+    </w:p>
+    <w:p>
+      <w:pPr>
+        <w:numPr>
+          <w:ilvl w:val="0"/>
+          <w:numId w:val="9"/>
+        </w:numPr>
+      </w:pPr>
+      <w:r>
+        <w:t>Comparaison des 5 États les plus accidentés via boxplots et ANOVA.</w:t>
+      </w:r>
+    </w:p>
+    <w:p>
+      <w:pPr>
+        <w:numPr>
+          <w:ilvl w:val="0"/>
+          <w:numId w:val="9"/>
+        </w:numPr>
+      </w:pPr>
+      <w:r>
+        <w:t xml:space="preserve">Résultat ANOVA : F ≈ 4946, p &lt; 0,001 → </w:t>
+      </w:r>
+      <w:r>
+        <w:rPr>
+          <w:b/>
+          <w:bCs/>
+        </w:rPr>
+        <w:t>différences significatives de gravité entre États</w:t>
+      </w:r>
+      <w:r>
+        <w:t>.</w:t>
+      </w:r>
+    </w:p>
+    <w:p>
+      <w:pPr>
+        <w:numPr>
+          <w:ilvl w:val="0"/>
+          <w:numId w:val="9"/>
+        </w:numPr>
+      </w:pPr>
+      <w:r>
+        <w:rPr>
+          <w:b/>
+          <w:bCs/>
+        </w:rPr>
+        <w:t>Observation</w:t>
+      </w:r>
+      <w:r>
+        <w:t xml:space="preserve"> : certains États présentent des accidents plus graves en moyenne, probablement liés à la densité routière et aux infrastructures.</w:t>
+      </w:r>
+    </w:p>
+    <w:p>
+      <w:pPr>
+        <w:rPr>
+          <w:b/>
+          <w:bCs/>
+        </w:rPr>
+      </w:pPr>
+      <w:r>
+        <w:rPr>
+          <w:b/>
+          <w:bCs/>
+        </w:rPr>
+        <w:t>4. Probabilité d’accidents graves selon la position</w:t>
+      </w:r>
+    </w:p>
+    <w:p>
+      <w:pPr>
+        <w:numPr>
+          <w:ilvl w:val="0"/>
+          <w:numId w:val="10"/>
+        </w:numPr>
+      </w:pPr>
+      <w:r>
+        <w:t>Régression logistique : Severe_Accident ~ Start_Lat + Start_Lng</w:t>
+      </w:r>
+    </w:p>
+    <w:p>
+      <w:pPr>
+        <w:numPr>
+          <w:ilvl w:val="0"/>
+          <w:numId w:val="10"/>
+        </w:numPr>
+      </w:pPr>
+      <w:r>
+        <w:t>Résultat : coefficient Latitude positif, Longitude négatif, tous deux significatifs.</w:t>
+      </w:r>
+    </w:p>
+    <w:p>
+      <w:pPr>
+        <w:numPr>
+          <w:ilvl w:val="0"/>
+          <w:numId w:val="10"/>
+        </w:numPr>
+      </w:pPr>
+      <w:r>
+        <w:rPr>
+          <w:b/>
+          <w:bCs/>
+        </w:rPr>
+        <w:t>Interprétation</w:t>
+      </w:r>
+      <w:r>
+        <w:t xml:space="preserve"> : certains secteurs géographiques présentent </w:t>
+      </w:r>
+      <w:r>
+        <w:rPr>
+          <w:b/>
+          <w:bCs/>
+        </w:rPr>
+        <w:t>une probabilité légèrement plus élevée d’accidents graves</w:t>
+      </w:r>
+      <w:r>
+        <w:t>, même si l’effet global reste faible (Pseudo R² ≈ 0,0037).</w:t>
+      </w:r>
+    </w:p>
+    <w:p>
+      <w:pPr>
+        <w:rPr>
+          <w:b/>
+          <w:bCs/>
+        </w:rPr>
+      </w:pPr>
+      <w:r>
+        <w:rPr>
+          <w:b/>
+          <w:bCs/>
+        </w:rPr>
+        <w:t>5. Clustering géographique (KMeans)</w:t>
+      </w:r>
+    </w:p>
+    <w:p>
+      <w:pPr>
+        <w:numPr>
+          <w:ilvl w:val="0"/>
+          <w:numId w:val="11"/>
+        </w:numPr>
+      </w:pPr>
+      <w:r>
+        <w:t>Quatre clusters ont été identifiés sur la base de Latitude, Longitude et Severity.</w:t>
+      </w:r>
+    </w:p>
+    <w:p>
+      <w:pPr>
+        <w:numPr>
+          <w:ilvl w:val="0"/>
+          <w:numId w:val="11"/>
+        </w:numPr>
+      </w:pPr>
+      <w:r>
+        <w:rPr>
+          <w:b/>
+          <w:bCs/>
+        </w:rPr>
+        <w:lastRenderedPageBreak/>
+        <w:t>Insights</w:t>
+      </w:r>
+      <w:r>
+        <w:t xml:space="preserve"> :</w:t>
+      </w:r>
+    </w:p>
+    <w:p>
+      <w:pPr>
+        <w:numPr>
+          <w:ilvl w:val="1"/>
+          <w:numId w:val="11"/>
+        </w:numPr>
+      </w:pPr>
+      <w:r>
+        <w:t xml:space="preserve">Existence de </w:t>
+      </w:r>
+      <w:r>
+        <w:rPr>
+          <w:b/>
+          <w:bCs/>
+        </w:rPr>
+        <w:t>zones “hotspots”</w:t>
+      </w:r>
+      <w:r>
+        <w:t xml:space="preserve"> d’accidents concentrés.</w:t>
+      </w:r>
+    </w:p>
+    <w:p>
+      <w:pPr>
+        <w:numPr>
+          <w:ilvl w:val="1"/>
+          <w:numId w:val="11"/>
+        </w:numPr>
+      </w:pPr>
+      <w:r>
+        <w:t>Certains clusters regroupent des accidents plus graves que d’autres.</w:t>
+      </w:r>
+    </w:p>
+    <w:p>
+      <w:pPr>
+        <w:rPr>
+          <w:b/>
+          <w:bCs/>
+        </w:rPr>
+      </w:pPr>
+      <w:r>
+        <w:rPr>
+          <w:b/>
+          <w:bCs/>
+        </w:rPr>
+        <w:t>6. Densité géographique des accidents</w:t>
+      </w:r>
+    </w:p>
+    <w:p>
+      <w:pPr>
+        <w:numPr>
+          <w:ilvl w:val="0"/>
+          <w:numId w:val="12"/>
+        </w:numPr>
+      </w:pPr>
+      <w:r>
+        <w:t>Hexbin plot / heatmap :</w:t>
+      </w:r>
+    </w:p>
+    <w:p>
+      <w:pPr>
+        <w:numPr>
+          <w:ilvl w:val="1"/>
+          <w:numId w:val="12"/>
+        </w:numPr>
+      </w:pPr>
+      <w:r>
+        <w:t xml:space="preserve">Forte densité dans les </w:t>
+      </w:r>
+      <w:r>
+        <w:rPr>
+          <w:b/>
+          <w:bCs/>
+        </w:rPr>
+        <w:t>grandes villes et zones urbaines</w:t>
+      </w:r>
+      <w:r>
+        <w:t>.</w:t>
+      </w:r>
+    </w:p>
+    <w:p>
+      <w:pPr>
+        <w:numPr>
+          <w:ilvl w:val="1"/>
+          <w:numId w:val="12"/>
+        </w:numPr>
+      </w:pPr>
+      <w:r>
+        <w:t xml:space="preserve">Répartition très </w:t>
+      </w:r>
+      <w:r>
+        <w:rPr>
+          <w:b/>
+          <w:bCs/>
+        </w:rPr>
+        <w:t>non uniforme</w:t>
+      </w:r>
+      <w:r>
+        <w:t>, avec des zones rurales plus éparses.</w:t>
+      </w:r>
+    </w:p>
+    <w:p>
+      <w:pPr>
+        <w:rPr>
+          <w:b/>
+          <w:bCs/>
+        </w:rPr>
+      </w:pPr>
+      <w:r>
+        <w:rPr>
+          <w:b/>
+          <w:bCs/>
+        </w:rPr>
+        <w:t>7. Top 10 villes les plus accidentées</w:t>
+      </w:r>
+    </w:p>
+    <w:p>
+      <w:pPr>
+        <w:numPr>
+          <w:ilvl w:val="0"/>
+          <w:numId w:val="13"/>
+        </w:numPr>
+      </w:pPr>
+      <w:r>
+        <w:t xml:space="preserve">Houston, Los Angeles, New York… concentrent plus de </w:t>
+      </w:r>
+      <w:r>
+        <w:rPr>
+          <w:b/>
+          <w:bCs/>
+        </w:rPr>
+        <w:t>5% des accidents chacun</w:t>
+      </w:r>
+      <w:r>
+        <w:t>.</w:t>
+      </w:r>
+    </w:p>
+    <w:p>
+      <w:pPr>
+        <w:numPr>
+          <w:ilvl w:val="0"/>
+          <w:numId w:val="13"/>
+        </w:numPr>
+      </w:pPr>
+      <w:r>
+        <w:t xml:space="preserve">Les 10 premières villes représentent </w:t>
+      </w:r>
+      <w:r>
+        <w:rPr>
+          <w:b/>
+          <w:bCs/>
+        </w:rPr>
+        <w:t>environ 25% du total</w:t>
+      </w:r>
+      <w:r>
+        <w:t xml:space="preserve"> des accidents.</w:t>
+      </w:r>
+    </w:p>
+    <w:p>
+      <w:pPr>
+        <w:numPr>
+          <w:ilvl w:val="0"/>
+          <w:numId w:val="13"/>
+        </w:numPr>
+      </w:pPr>
+      <w:r>
+        <w:rPr>
+          <w:b/>
+          <w:bCs/>
+        </w:rPr>
+        <w:t>Interprétation</w:t>
+      </w:r>
+      <w:r>
+        <w:t xml:space="preserve"> : les mégapoles concentrent une part importante du risque.</w:t>
+      </w:r>
+    </w:p>
+    <w:p>
+      <w:pPr>
+        <w:rPr>
+          <w:b/>
+          <w:bCs/>
+        </w:rPr>
+      </w:pPr>
+      <w:r>
+        <w:rPr>
+          <w:b/>
+          <w:bCs/>
+        </w:rPr>
+        <w:t>8. Analyse combinée Géographie + Météo (ACP)</w:t>
+      </w:r>
+    </w:p>
+    <w:p>
+      <w:pPr>
+        <w:numPr>
+          <w:ilvl w:val="0"/>
+          <w:numId w:val="14"/>
+        </w:numPr>
+      </w:pPr>
+      <w:r>
+        <w:t>PCA sur Latitude, Longitude, Température, Humidité, Vent et Visibilité.</w:t>
+      </w:r>
+    </w:p>
+    <w:p>
+      <w:pPr>
+        <w:numPr>
+          <w:ilvl w:val="0"/>
+          <w:numId w:val="14"/>
+        </w:numPr>
+      </w:pPr>
+      <w:r>
+        <w:rPr>
+          <w:b/>
+          <w:bCs/>
+        </w:rPr>
+        <w:t>Insights</w:t>
+      </w:r>
+      <w:r>
+        <w:t xml:space="preserve"> :</w:t>
+      </w:r>
+    </w:p>
+    <w:p>
+      <w:pPr>
+        <w:numPr>
+          <w:ilvl w:val="1"/>
+          <w:numId w:val="14"/>
+        </w:numPr>
+      </w:pPr>
+      <w:r>
+        <w:t xml:space="preserve">Permet d’identifier </w:t>
+      </w:r>
+      <w:r>
+        <w:rPr>
+          <w:b/>
+          <w:bCs/>
+        </w:rPr>
+        <w:t>des profils d’accidents liés à la combinaison de facteurs géographiques et environnementaux</w:t>
+      </w:r>
+      <w:r>
+        <w:t>.</w:t>
+      </w:r>
+    </w:p>
+    <w:p>
+      <w:pPr>
+        <w:numPr>
+          <w:ilvl w:val="1"/>
+          <w:numId w:val="14"/>
+        </w:numPr>
+      </w:pPr>
+      <w:r>
+        <w:t xml:space="preserve">Utile pour visualiser </w:t>
+      </w:r>
+      <w:r>
+        <w:rPr>
+          <w:b/>
+          <w:bCs/>
+        </w:rPr>
+        <w:t>zones et conditions à risque élevé</w:t>
+      </w:r>
+      <w:r>
+        <w:t>.</w:t>
+      </w:r>
+    </w:p>
     <w:p/>
+    <w:p>
+      <w:r>
+        <w:rPr>
+          <w:rFonts w:ascii="Segoe UI Emoji" w:hAnsi="Segoe UI Emoji" w:cs="Segoe UI Emoji"/>
+          <w:b/>
+          <w:bCs/>
+        </w:rPr>
+        <w:t>9.</w:t>
+      </w:r>
+      <w:r>
+        <w:t xml:space="preserve"> </w:t>
+      </w:r>
+      <w:r>
+        <w:rPr>
+          <w:b/>
+          <w:bCs/>
+        </w:rPr>
+        <w:t>Conclusion Géographique</w:t>
+      </w:r>
+    </w:p>
+    <w:p>
+      <w:pPr>
+        <w:numPr>
+          <w:ilvl w:val="0"/>
+          <w:numId w:val="15"/>
+        </w:numPr>
+      </w:pPr>
+      <w:r>
+        <w:t xml:space="preserve">Les accidents sont fortement concentrés dans </w:t>
+      </w:r>
+      <w:r>
+        <w:rPr>
+          <w:b/>
+          <w:bCs/>
+        </w:rPr>
+        <w:t>certaines zones urbaines et États spécifiques</w:t>
+      </w:r>
+      <w:r>
+        <w:t>.</w:t>
+      </w:r>
+    </w:p>
+    <w:p>
+      <w:pPr>
+        <w:numPr>
+          <w:ilvl w:val="0"/>
+          <w:numId w:val="15"/>
+        </w:numPr>
+      </w:pPr>
+      <w:r>
+        <w:t xml:space="preserve">Bien que la position géographique seule ait un effet limité sur la gravité, la </w:t>
+      </w:r>
+      <w:r>
+        <w:rPr>
+          <w:b/>
+          <w:bCs/>
+        </w:rPr>
+        <w:t>combinaison de facteurs géographiques, météorologiques et infrastructurels</w:t>
+      </w:r>
+      <w:r>
+        <w:t xml:space="preserve"> permet de mieux identifier les </w:t>
+      </w:r>
+      <w:r>
+        <w:rPr>
+          <w:b/>
+          <w:bCs/>
+        </w:rPr>
+        <w:t>zones à risque élevé</w:t>
+      </w:r>
+      <w:r>
+        <w:t>.</w:t>
+      </w:r>
+    </w:p>
+    <w:p>
+      <w:pPr>
+        <w:numPr>
+          <w:ilvl w:val="0"/>
+          <w:numId w:val="15"/>
+        </w:numPr>
+      </w:pPr>
+      <w:r>
+        <w:t xml:space="preserve">Cette analyse complète les études temporelles et météorologiques pour </w:t>
+      </w:r>
+      <w:r>
+        <w:rPr>
+          <w:b/>
+          <w:bCs/>
+        </w:rPr>
+        <w:t>orienter les politiques de prévention et d’urbanisme routier</w:t>
+      </w:r>
+      <w:r>
+        <w:t>.</w:t>
+      </w:r>
+    </w:p>
     <w:p/>
     <w:p/>
     <w:p/>
@@ -616,6 +1315,989 @@
 <file path=word/numbering.xml><?xml version="1.0" encoding="utf-8"?>
 <w:numbering xmlns:wpc="http://schemas.microsoft.com/office/word/2010/wordprocessingCanvas" xmlns:cx="http://schemas.microsoft.com/office/drawing/2014/chartex" xmlns:cx1="http://schemas.microsoft.com/office/drawing/2015/9/8/chartex" xmlns:cx2="http://schemas.microsoft.com/office/drawing/2015/10/21/chartex" xmlns:cx3="http://schemas.microsoft.com/office/drawing/2016/5/9/chartex" xmlns:cx4="http://schemas.microsoft.com/office/drawing/2016/5/10/chartex" xmlns:cx5="http://schemas.microsoft.com/office/drawing/2016/5/11/chartex" xmlns:cx6="http://schemas.microsoft.com/office/drawing/2016/5/12/chartex" xmlns:cx7="http://schemas.microsoft.com/office/drawing/2016/5/13/chartex" xmlns:cx8="http://schemas.microsoft.com/office/drawing/2016/5/14/chartex" xmlns:mc="http://schemas.openxmlformats.org/markup-compatibility/2006" xmlns:aink="http://schemas.microsoft.com/office/drawing/2016/ink" xmlns:am3d="http://schemas.microsoft.com/office/drawing/2017/model3d" xmlns:o="urn:schemas-microsoft-com:office:office" xmlns:oel="http://schemas.microsoft.com/office/2019/extlst" xmlns:r="http://schemas.openxmlformats.org/officeDocument/2006/relationships" xmlns:m="http://schemas.openxmlformats.org/officeDocument/2006/math" xmlns:v="urn:schemas-microsoft-com:vml" xmlns:wp14="http://schemas.microsoft.com/office/word/2010/wordprocessingDrawing" xmlns:wp="http://schemas.openxmlformats.org/drawingml/2006/wordprocessingDrawing" xmlns:w10="urn:schemas-microsoft-com:office:word" xmlns:w="http://schemas.openxmlformats.org/wordprocessingml/2006/main" xmlns:w14="http://schemas.microsoft.com/office/word/2010/wordml" xmlns:w15="http://schemas.microsoft.com/office/word/2012/wordml" xmlns:w16cex="http://schemas.microsoft.com/office/word/2018/wordml/cex" xmlns:w16cid="http://schemas.microsoft.com/office/word/2016/wordml/cid" xmlns:w16="http://schemas.microsoft.com/office/word/2018/wordml" xmlns:w16du="http://schemas.microsoft.com/office/word/2023/wordml/word16du" xmlns:w16sdtdh="http://schemas.microsoft.com/office/word/2020/wordml/sdtdatahash" xmlns:w16sdtfl="http://schemas.microsoft.com/office/word/2024/wordml/sdtformatlock" xmlns:w16se="http://schemas.microsoft.com/office/word/2015/wordml/symex" xmlns:wpg="http://schemas.microsoft.com/office/word/2010/wordprocessingGroup" xmlns:wpi="http://schemas.microsoft.com/office/word/2010/wordprocessingInk" xmlns:wne="http://schemas.microsoft.com/office/word/2006/wordml" xmlns:wps="http://schemas.microsoft.com/office/word/2010/wordprocessingShape" mc:Ignorable="w14 w15 w16se w16cid w16 w16cex w16sdtdh w16sdtfl w16du wp14">
   <w:abstractNum w:abstractNumId="0" w15:restartNumberingAfterBreak="0">
+    <w:nsid w:val="077251D9"/>
+    <w:multiLevelType w:val="multilevel"/>
+    <w:tmpl w:val="78C47BC0"/>
+    <w:lvl w:ilvl="0">
+      <w:start w:val="1"/>
+      <w:numFmt w:val="bullet"/>
+      <w:lvlText w:val=""/>
+      <w:lvlJc w:val="left"/>
+      <w:pPr>
+        <w:tabs>
+          <w:tab w:val="num" w:pos="720"/>
+        </w:tabs>
+        <w:ind w:left="720" w:hanging="360"/>
+      </w:pPr>
+      <w:rPr>
+        <w:rFonts w:ascii="Symbol" w:hAnsi="Symbol" w:hint="default"/>
+        <w:sz w:val="20"/>
+      </w:rPr>
+    </w:lvl>
+    <w:lvl w:ilvl="1" w:tentative="1">
+      <w:start w:val="1"/>
+      <w:numFmt w:val="bullet"/>
+      <w:lvlText w:val="o"/>
+      <w:lvlJc w:val="left"/>
+      <w:pPr>
+        <w:tabs>
+          <w:tab w:val="num" w:pos="1440"/>
+        </w:tabs>
+        <w:ind w:left="1440" w:hanging="360"/>
+      </w:pPr>
+      <w:rPr>
+        <w:rFonts w:ascii="Courier New" w:hAnsi="Courier New" w:hint="default"/>
+        <w:sz w:val="20"/>
+      </w:rPr>
+    </w:lvl>
+    <w:lvl w:ilvl="2" w:tentative="1">
+      <w:start w:val="1"/>
+      <w:numFmt w:val="bullet"/>
+      <w:lvlText w:val=""/>
+      <w:lvlJc w:val="left"/>
+      <w:pPr>
+        <w:tabs>
+          <w:tab w:val="num" w:pos="2160"/>
+        </w:tabs>
+        <w:ind w:left="2160" w:hanging="360"/>
+      </w:pPr>
+      <w:rPr>
+        <w:rFonts w:ascii="Wingdings" w:hAnsi="Wingdings" w:hint="default"/>
+        <w:sz w:val="20"/>
+      </w:rPr>
+    </w:lvl>
+    <w:lvl w:ilvl="3" w:tentative="1">
+      <w:start w:val="1"/>
+      <w:numFmt w:val="bullet"/>
+      <w:lvlText w:val=""/>
+      <w:lvlJc w:val="left"/>
+      <w:pPr>
+        <w:tabs>
+          <w:tab w:val="num" w:pos="2880"/>
+        </w:tabs>
+        <w:ind w:left="2880" w:hanging="360"/>
+      </w:pPr>
+      <w:rPr>
+        <w:rFonts w:ascii="Wingdings" w:hAnsi="Wingdings" w:hint="default"/>
+        <w:sz w:val="20"/>
+      </w:rPr>
+    </w:lvl>
+    <w:lvl w:ilvl="4" w:tentative="1">
+      <w:start w:val="1"/>
+      <w:numFmt w:val="bullet"/>
+      <w:lvlText w:val=""/>
+      <w:lvlJc w:val="left"/>
+      <w:pPr>
+        <w:tabs>
+          <w:tab w:val="num" w:pos="3600"/>
+        </w:tabs>
+        <w:ind w:left="3600" w:hanging="360"/>
+      </w:pPr>
+      <w:rPr>
+        <w:rFonts w:ascii="Wingdings" w:hAnsi="Wingdings" w:hint="default"/>
+        <w:sz w:val="20"/>
+      </w:rPr>
+    </w:lvl>
+    <w:lvl w:ilvl="5" w:tentative="1">
+      <w:start w:val="1"/>
+      <w:numFmt w:val="bullet"/>
+      <w:lvlText w:val=""/>
+      <w:lvlJc w:val="left"/>
+      <w:pPr>
+        <w:tabs>
+          <w:tab w:val="num" w:pos="4320"/>
+        </w:tabs>
+        <w:ind w:left="4320" w:hanging="360"/>
+      </w:pPr>
+      <w:rPr>
+        <w:rFonts w:ascii="Wingdings" w:hAnsi="Wingdings" w:hint="default"/>
+        <w:sz w:val="20"/>
+      </w:rPr>
+    </w:lvl>
+    <w:lvl w:ilvl="6" w:tentative="1">
+      <w:start w:val="1"/>
+      <w:numFmt w:val="bullet"/>
+      <w:lvlText w:val=""/>
+      <w:lvlJc w:val="left"/>
+      <w:pPr>
+        <w:tabs>
+          <w:tab w:val="num" w:pos="5040"/>
+        </w:tabs>
+        <w:ind w:left="5040" w:hanging="360"/>
+      </w:pPr>
+      <w:rPr>
+        <w:rFonts w:ascii="Wingdings" w:hAnsi="Wingdings" w:hint="default"/>
+        <w:sz w:val="20"/>
+      </w:rPr>
+    </w:lvl>
+    <w:lvl w:ilvl="7" w:tentative="1">
+      <w:start w:val="1"/>
+      <w:numFmt w:val="bullet"/>
+      <w:lvlText w:val=""/>
+      <w:lvlJc w:val="left"/>
+      <w:pPr>
+        <w:tabs>
+          <w:tab w:val="num" w:pos="5760"/>
+        </w:tabs>
+        <w:ind w:left="5760" w:hanging="360"/>
+      </w:pPr>
+      <w:rPr>
+        <w:rFonts w:ascii="Wingdings" w:hAnsi="Wingdings" w:hint="default"/>
+        <w:sz w:val="20"/>
+      </w:rPr>
+    </w:lvl>
+    <w:lvl w:ilvl="8" w:tentative="1">
+      <w:start w:val="1"/>
+      <w:numFmt w:val="bullet"/>
+      <w:lvlText w:val=""/>
+      <w:lvlJc w:val="left"/>
+      <w:pPr>
+        <w:tabs>
+          <w:tab w:val="num" w:pos="6480"/>
+        </w:tabs>
+        <w:ind w:left="6480" w:hanging="360"/>
+      </w:pPr>
+      <w:rPr>
+        <w:rFonts w:ascii="Wingdings" w:hAnsi="Wingdings" w:hint="default"/>
+        <w:sz w:val="20"/>
+      </w:rPr>
+    </w:lvl>
+  </w:abstractNum>
+  <w:abstractNum w:abstractNumId="1" w15:restartNumberingAfterBreak="0">
+    <w:nsid w:val="11517762"/>
+    <w:multiLevelType w:val="multilevel"/>
+    <w:tmpl w:val="85E2C6C0"/>
+    <w:lvl w:ilvl="0">
+      <w:start w:val="1"/>
+      <w:numFmt w:val="bullet"/>
+      <w:lvlText w:val=""/>
+      <w:lvlJc w:val="left"/>
+      <w:pPr>
+        <w:tabs>
+          <w:tab w:val="num" w:pos="720"/>
+        </w:tabs>
+        <w:ind w:left="720" w:hanging="360"/>
+      </w:pPr>
+      <w:rPr>
+        <w:rFonts w:ascii="Symbol" w:hAnsi="Symbol" w:hint="default"/>
+        <w:sz w:val="20"/>
+      </w:rPr>
+    </w:lvl>
+    <w:lvl w:ilvl="1" w:tentative="1">
+      <w:start w:val="1"/>
+      <w:numFmt w:val="bullet"/>
+      <w:lvlText w:val="o"/>
+      <w:lvlJc w:val="left"/>
+      <w:pPr>
+        <w:tabs>
+          <w:tab w:val="num" w:pos="1440"/>
+        </w:tabs>
+        <w:ind w:left="1440" w:hanging="360"/>
+      </w:pPr>
+      <w:rPr>
+        <w:rFonts w:ascii="Courier New" w:hAnsi="Courier New" w:hint="default"/>
+        <w:sz w:val="20"/>
+      </w:rPr>
+    </w:lvl>
+    <w:lvl w:ilvl="2" w:tentative="1">
+      <w:start w:val="1"/>
+      <w:numFmt w:val="bullet"/>
+      <w:lvlText w:val=""/>
+      <w:lvlJc w:val="left"/>
+      <w:pPr>
+        <w:tabs>
+          <w:tab w:val="num" w:pos="2160"/>
+        </w:tabs>
+        <w:ind w:left="2160" w:hanging="360"/>
+      </w:pPr>
+      <w:rPr>
+        <w:rFonts w:ascii="Wingdings" w:hAnsi="Wingdings" w:hint="default"/>
+        <w:sz w:val="20"/>
+      </w:rPr>
+    </w:lvl>
+    <w:lvl w:ilvl="3" w:tentative="1">
+      <w:start w:val="1"/>
+      <w:numFmt w:val="bullet"/>
+      <w:lvlText w:val=""/>
+      <w:lvlJc w:val="left"/>
+      <w:pPr>
+        <w:tabs>
+          <w:tab w:val="num" w:pos="2880"/>
+        </w:tabs>
+        <w:ind w:left="2880" w:hanging="360"/>
+      </w:pPr>
+      <w:rPr>
+        <w:rFonts w:ascii="Wingdings" w:hAnsi="Wingdings" w:hint="default"/>
+        <w:sz w:val="20"/>
+      </w:rPr>
+    </w:lvl>
+    <w:lvl w:ilvl="4" w:tentative="1">
+      <w:start w:val="1"/>
+      <w:numFmt w:val="bullet"/>
+      <w:lvlText w:val=""/>
+      <w:lvlJc w:val="left"/>
+      <w:pPr>
+        <w:tabs>
+          <w:tab w:val="num" w:pos="3600"/>
+        </w:tabs>
+        <w:ind w:left="3600" w:hanging="360"/>
+      </w:pPr>
+      <w:rPr>
+        <w:rFonts w:ascii="Wingdings" w:hAnsi="Wingdings" w:hint="default"/>
+        <w:sz w:val="20"/>
+      </w:rPr>
+    </w:lvl>
+    <w:lvl w:ilvl="5" w:tentative="1">
+      <w:start w:val="1"/>
+      <w:numFmt w:val="bullet"/>
+      <w:lvlText w:val=""/>
+      <w:lvlJc w:val="left"/>
+      <w:pPr>
+        <w:tabs>
+          <w:tab w:val="num" w:pos="4320"/>
+        </w:tabs>
+        <w:ind w:left="4320" w:hanging="360"/>
+      </w:pPr>
+      <w:rPr>
+        <w:rFonts w:ascii="Wingdings" w:hAnsi="Wingdings" w:hint="default"/>
+        <w:sz w:val="20"/>
+      </w:rPr>
+    </w:lvl>
+    <w:lvl w:ilvl="6" w:tentative="1">
+      <w:start w:val="1"/>
+      <w:numFmt w:val="bullet"/>
+      <w:lvlText w:val=""/>
+      <w:lvlJc w:val="left"/>
+      <w:pPr>
+        <w:tabs>
+          <w:tab w:val="num" w:pos="5040"/>
+        </w:tabs>
+        <w:ind w:left="5040" w:hanging="360"/>
+      </w:pPr>
+      <w:rPr>
+        <w:rFonts w:ascii="Wingdings" w:hAnsi="Wingdings" w:hint="default"/>
+        <w:sz w:val="20"/>
+      </w:rPr>
+    </w:lvl>
+    <w:lvl w:ilvl="7" w:tentative="1">
+      <w:start w:val="1"/>
+      <w:numFmt w:val="bullet"/>
+      <w:lvlText w:val=""/>
+      <w:lvlJc w:val="left"/>
+      <w:pPr>
+        <w:tabs>
+          <w:tab w:val="num" w:pos="5760"/>
+        </w:tabs>
+        <w:ind w:left="5760" w:hanging="360"/>
+      </w:pPr>
+      <w:rPr>
+        <w:rFonts w:ascii="Wingdings" w:hAnsi="Wingdings" w:hint="default"/>
+        <w:sz w:val="20"/>
+      </w:rPr>
+    </w:lvl>
+    <w:lvl w:ilvl="8" w:tentative="1">
+      <w:start w:val="1"/>
+      <w:numFmt w:val="bullet"/>
+      <w:lvlText w:val=""/>
+      <w:lvlJc w:val="left"/>
+      <w:pPr>
+        <w:tabs>
+          <w:tab w:val="num" w:pos="6480"/>
+        </w:tabs>
+        <w:ind w:left="6480" w:hanging="360"/>
+      </w:pPr>
+      <w:rPr>
+        <w:rFonts w:ascii="Wingdings" w:hAnsi="Wingdings" w:hint="default"/>
+        <w:sz w:val="20"/>
+      </w:rPr>
+    </w:lvl>
+  </w:abstractNum>
+  <w:abstractNum w:abstractNumId="2" w15:restartNumberingAfterBreak="0">
+    <w:nsid w:val="11FA581A"/>
+    <w:multiLevelType w:val="hybridMultilevel"/>
+    <w:tmpl w:val="681A35BC"/>
+    <w:lvl w:ilvl="0" w:tplc="E682CDC6">
+      <w:start w:val="1"/>
+      <w:numFmt w:val="upperRoman"/>
+      <w:lvlText w:val="%1"/>
+      <w:lvlJc w:val="right"/>
+      <w:pPr>
+        <w:ind w:left="720" w:hanging="360"/>
+      </w:pPr>
+      <w:rPr>
+        <w:rFonts w:hint="default"/>
+      </w:rPr>
+    </w:lvl>
+    <w:lvl w:ilvl="1" w:tplc="040C0019" w:tentative="1">
+      <w:start w:val="1"/>
+      <w:numFmt w:val="lowerLetter"/>
+      <w:lvlText w:val="%2."/>
+      <w:lvlJc w:val="left"/>
+      <w:pPr>
+        <w:ind w:left="1440" w:hanging="360"/>
+      </w:pPr>
+    </w:lvl>
+    <w:lvl w:ilvl="2" w:tplc="040C001B" w:tentative="1">
+      <w:start w:val="1"/>
+      <w:numFmt w:val="lowerRoman"/>
+      <w:lvlText w:val="%3."/>
+      <w:lvlJc w:val="right"/>
+      <w:pPr>
+        <w:ind w:left="2160" w:hanging="180"/>
+      </w:pPr>
+    </w:lvl>
+    <w:lvl w:ilvl="3" w:tplc="040C000F" w:tentative="1">
+      <w:start w:val="1"/>
+      <w:numFmt w:val="decimal"/>
+      <w:lvlText w:val="%4."/>
+      <w:lvlJc w:val="left"/>
+      <w:pPr>
+        <w:ind w:left="2880" w:hanging="360"/>
+      </w:pPr>
+    </w:lvl>
+    <w:lvl w:ilvl="4" w:tplc="040C0019" w:tentative="1">
+      <w:start w:val="1"/>
+      <w:numFmt w:val="lowerLetter"/>
+      <w:lvlText w:val="%5."/>
+      <w:lvlJc w:val="left"/>
+      <w:pPr>
+        <w:ind w:left="3600" w:hanging="360"/>
+      </w:pPr>
+    </w:lvl>
+    <w:lvl w:ilvl="5" w:tplc="040C001B" w:tentative="1">
+      <w:start w:val="1"/>
+      <w:numFmt w:val="lowerRoman"/>
+      <w:lvlText w:val="%6."/>
+      <w:lvlJc w:val="right"/>
+      <w:pPr>
+        <w:ind w:left="4320" w:hanging="180"/>
+      </w:pPr>
+    </w:lvl>
+    <w:lvl w:ilvl="6" w:tplc="040C000F" w:tentative="1">
+      <w:start w:val="1"/>
+      <w:numFmt w:val="decimal"/>
+      <w:lvlText w:val="%7."/>
+      <w:lvlJc w:val="left"/>
+      <w:pPr>
+        <w:ind w:left="5040" w:hanging="360"/>
+      </w:pPr>
+    </w:lvl>
+    <w:lvl w:ilvl="7" w:tplc="040C0019" w:tentative="1">
+      <w:start w:val="1"/>
+      <w:numFmt w:val="lowerLetter"/>
+      <w:lvlText w:val="%8."/>
+      <w:lvlJc w:val="left"/>
+      <w:pPr>
+        <w:ind w:left="5760" w:hanging="360"/>
+      </w:pPr>
+    </w:lvl>
+    <w:lvl w:ilvl="8" w:tplc="040C001B" w:tentative="1">
+      <w:start w:val="1"/>
+      <w:numFmt w:val="lowerRoman"/>
+      <w:lvlText w:val="%9."/>
+      <w:lvlJc w:val="right"/>
+      <w:pPr>
+        <w:ind w:left="6480" w:hanging="180"/>
+      </w:pPr>
+    </w:lvl>
+  </w:abstractNum>
+  <w:abstractNum w:abstractNumId="3" w15:restartNumberingAfterBreak="0">
+    <w:nsid w:val="1EFC4E07"/>
+    <w:multiLevelType w:val="multilevel"/>
+    <w:tmpl w:val="3B3E025C"/>
+    <w:lvl w:ilvl="0">
+      <w:start w:val="1"/>
+      <w:numFmt w:val="bullet"/>
+      <w:lvlText w:val=""/>
+      <w:lvlJc w:val="left"/>
+      <w:pPr>
+        <w:tabs>
+          <w:tab w:val="num" w:pos="720"/>
+        </w:tabs>
+        <w:ind w:left="720" w:hanging="360"/>
+      </w:pPr>
+      <w:rPr>
+        <w:rFonts w:ascii="Symbol" w:hAnsi="Symbol" w:hint="default"/>
+        <w:sz w:val="20"/>
+      </w:rPr>
+    </w:lvl>
+    <w:lvl w:ilvl="1" w:tentative="1">
+      <w:start w:val="1"/>
+      <w:numFmt w:val="bullet"/>
+      <w:lvlText w:val="o"/>
+      <w:lvlJc w:val="left"/>
+      <w:pPr>
+        <w:tabs>
+          <w:tab w:val="num" w:pos="1440"/>
+        </w:tabs>
+        <w:ind w:left="1440" w:hanging="360"/>
+      </w:pPr>
+      <w:rPr>
+        <w:rFonts w:ascii="Courier New" w:hAnsi="Courier New" w:hint="default"/>
+        <w:sz w:val="20"/>
+      </w:rPr>
+    </w:lvl>
+    <w:lvl w:ilvl="2" w:tentative="1">
+      <w:start w:val="1"/>
+      <w:numFmt w:val="bullet"/>
+      <w:lvlText w:val=""/>
+      <w:lvlJc w:val="left"/>
+      <w:pPr>
+        <w:tabs>
+          <w:tab w:val="num" w:pos="2160"/>
+        </w:tabs>
+        <w:ind w:left="2160" w:hanging="360"/>
+      </w:pPr>
+      <w:rPr>
+        <w:rFonts w:ascii="Wingdings" w:hAnsi="Wingdings" w:hint="default"/>
+        <w:sz w:val="20"/>
+      </w:rPr>
+    </w:lvl>
+    <w:lvl w:ilvl="3" w:tentative="1">
+      <w:start w:val="1"/>
+      <w:numFmt w:val="bullet"/>
+      <w:lvlText w:val=""/>
+      <w:lvlJc w:val="left"/>
+      <w:pPr>
+        <w:tabs>
+          <w:tab w:val="num" w:pos="2880"/>
+        </w:tabs>
+        <w:ind w:left="2880" w:hanging="360"/>
+      </w:pPr>
+      <w:rPr>
+        <w:rFonts w:ascii="Wingdings" w:hAnsi="Wingdings" w:hint="default"/>
+        <w:sz w:val="20"/>
+      </w:rPr>
+    </w:lvl>
+    <w:lvl w:ilvl="4" w:tentative="1">
+      <w:start w:val="1"/>
+      <w:numFmt w:val="bullet"/>
+      <w:lvlText w:val=""/>
+      <w:lvlJc w:val="left"/>
+      <w:pPr>
+        <w:tabs>
+          <w:tab w:val="num" w:pos="3600"/>
+        </w:tabs>
+        <w:ind w:left="3600" w:hanging="360"/>
+      </w:pPr>
+      <w:rPr>
+        <w:rFonts w:ascii="Wingdings" w:hAnsi="Wingdings" w:hint="default"/>
+        <w:sz w:val="20"/>
+      </w:rPr>
+    </w:lvl>
+    <w:lvl w:ilvl="5" w:tentative="1">
+      <w:start w:val="1"/>
+      <w:numFmt w:val="bullet"/>
+      <w:lvlText w:val=""/>
+      <w:lvlJc w:val="left"/>
+      <w:pPr>
+        <w:tabs>
+          <w:tab w:val="num" w:pos="4320"/>
+        </w:tabs>
+        <w:ind w:left="4320" w:hanging="360"/>
+      </w:pPr>
+      <w:rPr>
+        <w:rFonts w:ascii="Wingdings" w:hAnsi="Wingdings" w:hint="default"/>
+        <w:sz w:val="20"/>
+      </w:rPr>
+    </w:lvl>
+    <w:lvl w:ilvl="6" w:tentative="1">
+      <w:start w:val="1"/>
+      <w:numFmt w:val="bullet"/>
+      <w:lvlText w:val=""/>
+      <w:lvlJc w:val="left"/>
+      <w:pPr>
+        <w:tabs>
+          <w:tab w:val="num" w:pos="5040"/>
+        </w:tabs>
+        <w:ind w:left="5040" w:hanging="360"/>
+      </w:pPr>
+      <w:rPr>
+        <w:rFonts w:ascii="Wingdings" w:hAnsi="Wingdings" w:hint="default"/>
+        <w:sz w:val="20"/>
+      </w:rPr>
+    </w:lvl>
+    <w:lvl w:ilvl="7" w:tentative="1">
+      <w:start w:val="1"/>
+      <w:numFmt w:val="bullet"/>
+      <w:lvlText w:val=""/>
+      <w:lvlJc w:val="left"/>
+      <w:pPr>
+        <w:tabs>
+          <w:tab w:val="num" w:pos="5760"/>
+        </w:tabs>
+        <w:ind w:left="5760" w:hanging="360"/>
+      </w:pPr>
+      <w:rPr>
+        <w:rFonts w:ascii="Wingdings" w:hAnsi="Wingdings" w:hint="default"/>
+        <w:sz w:val="20"/>
+      </w:rPr>
+    </w:lvl>
+    <w:lvl w:ilvl="8" w:tentative="1">
+      <w:start w:val="1"/>
+      <w:numFmt w:val="bullet"/>
+      <w:lvlText w:val=""/>
+      <w:lvlJc w:val="left"/>
+      <w:pPr>
+        <w:tabs>
+          <w:tab w:val="num" w:pos="6480"/>
+        </w:tabs>
+        <w:ind w:left="6480" w:hanging="360"/>
+      </w:pPr>
+      <w:rPr>
+        <w:rFonts w:ascii="Wingdings" w:hAnsi="Wingdings" w:hint="default"/>
+        <w:sz w:val="20"/>
+      </w:rPr>
+    </w:lvl>
+  </w:abstractNum>
+  <w:abstractNum w:abstractNumId="4" w15:restartNumberingAfterBreak="0">
+    <w:nsid w:val="1F775863"/>
+    <w:multiLevelType w:val="multilevel"/>
+    <w:tmpl w:val="454CE210"/>
+    <w:lvl w:ilvl="0">
+      <w:start w:val="1"/>
+      <w:numFmt w:val="bullet"/>
+      <w:lvlText w:val=""/>
+      <w:lvlJc w:val="left"/>
+      <w:pPr>
+        <w:tabs>
+          <w:tab w:val="num" w:pos="720"/>
+        </w:tabs>
+        <w:ind w:left="720" w:hanging="360"/>
+      </w:pPr>
+      <w:rPr>
+        <w:rFonts w:ascii="Symbol" w:hAnsi="Symbol" w:hint="default"/>
+        <w:sz w:val="20"/>
+      </w:rPr>
+    </w:lvl>
+    <w:lvl w:ilvl="1" w:tentative="1">
+      <w:start w:val="1"/>
+      <w:numFmt w:val="bullet"/>
+      <w:lvlText w:val="o"/>
+      <w:lvlJc w:val="left"/>
+      <w:pPr>
+        <w:tabs>
+          <w:tab w:val="num" w:pos="1440"/>
+        </w:tabs>
+        <w:ind w:left="1440" w:hanging="360"/>
+      </w:pPr>
+      <w:rPr>
+        <w:rFonts w:ascii="Courier New" w:hAnsi="Courier New" w:hint="default"/>
+        <w:sz w:val="20"/>
+      </w:rPr>
+    </w:lvl>
+    <w:lvl w:ilvl="2" w:tentative="1">
+      <w:start w:val="1"/>
+      <w:numFmt w:val="bullet"/>
+      <w:lvlText w:val=""/>
+      <w:lvlJc w:val="left"/>
+      <w:pPr>
+        <w:tabs>
+          <w:tab w:val="num" w:pos="2160"/>
+        </w:tabs>
+        <w:ind w:left="2160" w:hanging="360"/>
+      </w:pPr>
+      <w:rPr>
+        <w:rFonts w:ascii="Wingdings" w:hAnsi="Wingdings" w:hint="default"/>
+        <w:sz w:val="20"/>
+      </w:rPr>
+    </w:lvl>
+    <w:lvl w:ilvl="3" w:tentative="1">
+      <w:start w:val="1"/>
+      <w:numFmt w:val="bullet"/>
+      <w:lvlText w:val=""/>
+      <w:lvlJc w:val="left"/>
+      <w:pPr>
+        <w:tabs>
+          <w:tab w:val="num" w:pos="2880"/>
+        </w:tabs>
+        <w:ind w:left="2880" w:hanging="360"/>
+      </w:pPr>
+      <w:rPr>
+        <w:rFonts w:ascii="Wingdings" w:hAnsi="Wingdings" w:hint="default"/>
+        <w:sz w:val="20"/>
+      </w:rPr>
+    </w:lvl>
+    <w:lvl w:ilvl="4" w:tentative="1">
+      <w:start w:val="1"/>
+      <w:numFmt w:val="bullet"/>
+      <w:lvlText w:val=""/>
+      <w:lvlJc w:val="left"/>
+      <w:pPr>
+        <w:tabs>
+          <w:tab w:val="num" w:pos="3600"/>
+        </w:tabs>
+        <w:ind w:left="3600" w:hanging="360"/>
+      </w:pPr>
+      <w:rPr>
+        <w:rFonts w:ascii="Wingdings" w:hAnsi="Wingdings" w:hint="default"/>
+        <w:sz w:val="20"/>
+      </w:rPr>
+    </w:lvl>
+    <w:lvl w:ilvl="5" w:tentative="1">
+      <w:start w:val="1"/>
+      <w:numFmt w:val="bullet"/>
+      <w:lvlText w:val=""/>
+      <w:lvlJc w:val="left"/>
+      <w:pPr>
+        <w:tabs>
+          <w:tab w:val="num" w:pos="4320"/>
+        </w:tabs>
+        <w:ind w:left="4320" w:hanging="360"/>
+      </w:pPr>
+      <w:rPr>
+        <w:rFonts w:ascii="Wingdings" w:hAnsi="Wingdings" w:hint="default"/>
+        <w:sz w:val="20"/>
+      </w:rPr>
+    </w:lvl>
+    <w:lvl w:ilvl="6" w:tentative="1">
+      <w:start w:val="1"/>
+      <w:numFmt w:val="bullet"/>
+      <w:lvlText w:val=""/>
+      <w:lvlJc w:val="left"/>
+      <w:pPr>
+        <w:tabs>
+          <w:tab w:val="num" w:pos="5040"/>
+        </w:tabs>
+        <w:ind w:left="5040" w:hanging="360"/>
+      </w:pPr>
+      <w:rPr>
+        <w:rFonts w:ascii="Wingdings" w:hAnsi="Wingdings" w:hint="default"/>
+        <w:sz w:val="20"/>
+      </w:rPr>
+    </w:lvl>
+    <w:lvl w:ilvl="7" w:tentative="1">
+      <w:start w:val="1"/>
+      <w:numFmt w:val="bullet"/>
+      <w:lvlText w:val=""/>
+      <w:lvlJc w:val="left"/>
+      <w:pPr>
+        <w:tabs>
+          <w:tab w:val="num" w:pos="5760"/>
+        </w:tabs>
+        <w:ind w:left="5760" w:hanging="360"/>
+      </w:pPr>
+      <w:rPr>
+        <w:rFonts w:ascii="Wingdings" w:hAnsi="Wingdings" w:hint="default"/>
+        <w:sz w:val="20"/>
+      </w:rPr>
+    </w:lvl>
+    <w:lvl w:ilvl="8" w:tentative="1">
+      <w:start w:val="1"/>
+      <w:numFmt w:val="bullet"/>
+      <w:lvlText w:val=""/>
+      <w:lvlJc w:val="left"/>
+      <w:pPr>
+        <w:tabs>
+          <w:tab w:val="num" w:pos="6480"/>
+        </w:tabs>
+        <w:ind w:left="6480" w:hanging="360"/>
+      </w:pPr>
+      <w:rPr>
+        <w:rFonts w:ascii="Wingdings" w:hAnsi="Wingdings" w:hint="default"/>
+        <w:sz w:val="20"/>
+      </w:rPr>
+    </w:lvl>
+  </w:abstractNum>
+  <w:abstractNum w:abstractNumId="5" w15:restartNumberingAfterBreak="0">
+    <w:nsid w:val="273A08B9"/>
+    <w:multiLevelType w:val="multilevel"/>
+    <w:tmpl w:val="9014BEBC"/>
+    <w:lvl w:ilvl="0">
+      <w:start w:val="1"/>
+      <w:numFmt w:val="bullet"/>
+      <w:lvlText w:val=""/>
+      <w:lvlJc w:val="left"/>
+      <w:pPr>
+        <w:tabs>
+          <w:tab w:val="num" w:pos="720"/>
+        </w:tabs>
+        <w:ind w:left="720" w:hanging="360"/>
+      </w:pPr>
+      <w:rPr>
+        <w:rFonts w:ascii="Symbol" w:hAnsi="Symbol" w:hint="default"/>
+        <w:sz w:val="20"/>
+      </w:rPr>
+    </w:lvl>
+    <w:lvl w:ilvl="1">
+      <w:start w:val="1"/>
+      <w:numFmt w:val="bullet"/>
+      <w:lvlText w:val="o"/>
+      <w:lvlJc w:val="left"/>
+      <w:pPr>
+        <w:tabs>
+          <w:tab w:val="num" w:pos="1440"/>
+        </w:tabs>
+        <w:ind w:left="1440" w:hanging="360"/>
+      </w:pPr>
+      <w:rPr>
+        <w:rFonts w:ascii="Courier New" w:hAnsi="Courier New" w:hint="default"/>
+        <w:sz w:val="20"/>
+      </w:rPr>
+    </w:lvl>
+    <w:lvl w:ilvl="2" w:tentative="1">
+      <w:start w:val="1"/>
+      <w:numFmt w:val="bullet"/>
+      <w:lvlText w:val=""/>
+      <w:lvlJc w:val="left"/>
+      <w:pPr>
+        <w:tabs>
+          <w:tab w:val="num" w:pos="2160"/>
+        </w:tabs>
+        <w:ind w:left="2160" w:hanging="360"/>
+      </w:pPr>
+      <w:rPr>
+        <w:rFonts w:ascii="Wingdings" w:hAnsi="Wingdings" w:hint="default"/>
+        <w:sz w:val="20"/>
+      </w:rPr>
+    </w:lvl>
+    <w:lvl w:ilvl="3" w:tentative="1">
+      <w:start w:val="1"/>
+      <w:numFmt w:val="bullet"/>
+      <w:lvlText w:val=""/>
+      <w:lvlJc w:val="left"/>
+      <w:pPr>
+        <w:tabs>
+          <w:tab w:val="num" w:pos="2880"/>
+        </w:tabs>
+        <w:ind w:left="2880" w:hanging="360"/>
+      </w:pPr>
+      <w:rPr>
+        <w:rFonts w:ascii="Wingdings" w:hAnsi="Wingdings" w:hint="default"/>
+        <w:sz w:val="20"/>
+      </w:rPr>
+    </w:lvl>
+    <w:lvl w:ilvl="4" w:tentative="1">
+      <w:start w:val="1"/>
+      <w:numFmt w:val="bullet"/>
+      <w:lvlText w:val=""/>
+      <w:lvlJc w:val="left"/>
+      <w:pPr>
+        <w:tabs>
+          <w:tab w:val="num" w:pos="3600"/>
+        </w:tabs>
+        <w:ind w:left="3600" w:hanging="360"/>
+      </w:pPr>
+      <w:rPr>
+        <w:rFonts w:ascii="Wingdings" w:hAnsi="Wingdings" w:hint="default"/>
+        <w:sz w:val="20"/>
+      </w:rPr>
+    </w:lvl>
+    <w:lvl w:ilvl="5" w:tentative="1">
+      <w:start w:val="1"/>
+      <w:numFmt w:val="bullet"/>
+      <w:lvlText w:val=""/>
+      <w:lvlJc w:val="left"/>
+      <w:pPr>
+        <w:tabs>
+          <w:tab w:val="num" w:pos="4320"/>
+        </w:tabs>
+        <w:ind w:left="4320" w:hanging="360"/>
+      </w:pPr>
+      <w:rPr>
+        <w:rFonts w:ascii="Wingdings" w:hAnsi="Wingdings" w:hint="default"/>
+        <w:sz w:val="20"/>
+      </w:rPr>
+    </w:lvl>
+    <w:lvl w:ilvl="6" w:tentative="1">
+      <w:start w:val="1"/>
+      <w:numFmt w:val="bullet"/>
+      <w:lvlText w:val=""/>
+      <w:lvlJc w:val="left"/>
+      <w:pPr>
+        <w:tabs>
+          <w:tab w:val="num" w:pos="5040"/>
+        </w:tabs>
+        <w:ind w:left="5040" w:hanging="360"/>
+      </w:pPr>
+      <w:rPr>
+        <w:rFonts w:ascii="Wingdings" w:hAnsi="Wingdings" w:hint="default"/>
+        <w:sz w:val="20"/>
+      </w:rPr>
+    </w:lvl>
+    <w:lvl w:ilvl="7" w:tentative="1">
+      <w:start w:val="1"/>
+      <w:numFmt w:val="bullet"/>
+      <w:lvlText w:val=""/>
+      <w:lvlJc w:val="left"/>
+      <w:pPr>
+        <w:tabs>
+          <w:tab w:val="num" w:pos="5760"/>
+        </w:tabs>
+        <w:ind w:left="5760" w:hanging="360"/>
+      </w:pPr>
+      <w:rPr>
+        <w:rFonts w:ascii="Wingdings" w:hAnsi="Wingdings" w:hint="default"/>
+        <w:sz w:val="20"/>
+      </w:rPr>
+    </w:lvl>
+    <w:lvl w:ilvl="8" w:tentative="1">
+      <w:start w:val="1"/>
+      <w:numFmt w:val="bullet"/>
+      <w:lvlText w:val=""/>
+      <w:lvlJc w:val="left"/>
+      <w:pPr>
+        <w:tabs>
+          <w:tab w:val="num" w:pos="6480"/>
+        </w:tabs>
+        <w:ind w:left="6480" w:hanging="360"/>
+      </w:pPr>
+      <w:rPr>
+        <w:rFonts w:ascii="Wingdings" w:hAnsi="Wingdings" w:hint="default"/>
+        <w:sz w:val="20"/>
+      </w:rPr>
+    </w:lvl>
+  </w:abstractNum>
+  <w:abstractNum w:abstractNumId="6" w15:restartNumberingAfterBreak="0">
+    <w:nsid w:val="274E0FAF"/>
+    <w:multiLevelType w:val="multilevel"/>
+    <w:tmpl w:val="9B966C1E"/>
+    <w:lvl w:ilvl="0">
+      <w:start w:val="1"/>
+      <w:numFmt w:val="bullet"/>
+      <w:lvlText w:val=""/>
+      <w:lvlJc w:val="left"/>
+      <w:pPr>
+        <w:tabs>
+          <w:tab w:val="num" w:pos="720"/>
+        </w:tabs>
+        <w:ind w:left="720" w:hanging="360"/>
+      </w:pPr>
+      <w:rPr>
+        <w:rFonts w:ascii="Symbol" w:hAnsi="Symbol" w:hint="default"/>
+        <w:sz w:val="20"/>
+      </w:rPr>
+    </w:lvl>
+    <w:lvl w:ilvl="1">
+      <w:start w:val="1"/>
+      <w:numFmt w:val="bullet"/>
+      <w:lvlText w:val="o"/>
+      <w:lvlJc w:val="left"/>
+      <w:pPr>
+        <w:tabs>
+          <w:tab w:val="num" w:pos="1440"/>
+        </w:tabs>
+        <w:ind w:left="1440" w:hanging="360"/>
+      </w:pPr>
+      <w:rPr>
+        <w:rFonts w:ascii="Courier New" w:hAnsi="Courier New" w:hint="default"/>
+        <w:sz w:val="20"/>
+      </w:rPr>
+    </w:lvl>
+    <w:lvl w:ilvl="2" w:tentative="1">
+      <w:start w:val="1"/>
+      <w:numFmt w:val="bullet"/>
+      <w:lvlText w:val=""/>
+      <w:lvlJc w:val="left"/>
+      <w:pPr>
+        <w:tabs>
+          <w:tab w:val="num" w:pos="2160"/>
+        </w:tabs>
+        <w:ind w:left="2160" w:hanging="360"/>
+      </w:pPr>
+      <w:rPr>
+        <w:rFonts w:ascii="Wingdings" w:hAnsi="Wingdings" w:hint="default"/>
+        <w:sz w:val="20"/>
+      </w:rPr>
+    </w:lvl>
+    <w:lvl w:ilvl="3" w:tentative="1">
+      <w:start w:val="1"/>
+      <w:numFmt w:val="bullet"/>
+      <w:lvlText w:val=""/>
+      <w:lvlJc w:val="left"/>
+      <w:pPr>
+        <w:tabs>
+          <w:tab w:val="num" w:pos="2880"/>
+        </w:tabs>
+        <w:ind w:left="2880" w:hanging="360"/>
+      </w:pPr>
+      <w:rPr>
+        <w:rFonts w:ascii="Wingdings" w:hAnsi="Wingdings" w:hint="default"/>
+        <w:sz w:val="20"/>
+      </w:rPr>
+    </w:lvl>
+    <w:lvl w:ilvl="4" w:tentative="1">
+      <w:start w:val="1"/>
+      <w:numFmt w:val="bullet"/>
+      <w:lvlText w:val=""/>
+      <w:lvlJc w:val="left"/>
+      <w:pPr>
+        <w:tabs>
+          <w:tab w:val="num" w:pos="3600"/>
+        </w:tabs>
+        <w:ind w:left="3600" w:hanging="360"/>
+      </w:pPr>
+      <w:rPr>
+        <w:rFonts w:ascii="Wingdings" w:hAnsi="Wingdings" w:hint="default"/>
+        <w:sz w:val="20"/>
+      </w:rPr>
+    </w:lvl>
+    <w:lvl w:ilvl="5" w:tentative="1">
+      <w:start w:val="1"/>
+      <w:numFmt w:val="bullet"/>
+      <w:lvlText w:val=""/>
+      <w:lvlJc w:val="left"/>
+      <w:pPr>
+        <w:tabs>
+          <w:tab w:val="num" w:pos="4320"/>
+        </w:tabs>
+        <w:ind w:left="4320" w:hanging="360"/>
+      </w:pPr>
+      <w:rPr>
+        <w:rFonts w:ascii="Wingdings" w:hAnsi="Wingdings" w:hint="default"/>
+        <w:sz w:val="20"/>
+      </w:rPr>
+    </w:lvl>
+    <w:lvl w:ilvl="6" w:tentative="1">
+      <w:start w:val="1"/>
+      <w:numFmt w:val="bullet"/>
+      <w:lvlText w:val=""/>
+      <w:lvlJc w:val="left"/>
+      <w:pPr>
+        <w:tabs>
+          <w:tab w:val="num" w:pos="5040"/>
+        </w:tabs>
+        <w:ind w:left="5040" w:hanging="360"/>
+      </w:pPr>
+      <w:rPr>
+        <w:rFonts w:ascii="Wingdings" w:hAnsi="Wingdings" w:hint="default"/>
+        <w:sz w:val="20"/>
+      </w:rPr>
+    </w:lvl>
+    <w:lvl w:ilvl="7" w:tentative="1">
+      <w:start w:val="1"/>
+      <w:numFmt w:val="bullet"/>
+      <w:lvlText w:val=""/>
+      <w:lvlJc w:val="left"/>
+      <w:pPr>
+        <w:tabs>
+          <w:tab w:val="num" w:pos="5760"/>
+        </w:tabs>
+        <w:ind w:left="5760" w:hanging="360"/>
+      </w:pPr>
+      <w:rPr>
+        <w:rFonts w:ascii="Wingdings" w:hAnsi="Wingdings" w:hint="default"/>
+        <w:sz w:val="20"/>
+      </w:rPr>
+    </w:lvl>
+    <w:lvl w:ilvl="8" w:tentative="1">
+      <w:start w:val="1"/>
+      <w:numFmt w:val="bullet"/>
+      <w:lvlText w:val=""/>
+      <w:lvlJc w:val="left"/>
+      <w:pPr>
+        <w:tabs>
+          <w:tab w:val="num" w:pos="6480"/>
+        </w:tabs>
+        <w:ind w:left="6480" w:hanging="360"/>
+      </w:pPr>
+      <w:rPr>
+        <w:rFonts w:ascii="Wingdings" w:hAnsi="Wingdings" w:hint="default"/>
+        <w:sz w:val="20"/>
+      </w:rPr>
+    </w:lvl>
+  </w:abstractNum>
+  <w:abstractNum w:abstractNumId="7" w15:restartNumberingAfterBreak="0">
     <w:nsid w:val="2BB45810"/>
     <w:multiLevelType w:val="multilevel"/>
     <w:tmpl w:val="5D2A831E"/>
@@ -764,8 +2446,847 @@
       </w:rPr>
     </w:lvl>
   </w:abstractNum>
+  <w:abstractNum w:abstractNumId="8" w15:restartNumberingAfterBreak="0">
+    <w:nsid w:val="31AB3D6A"/>
+    <w:multiLevelType w:val="hybridMultilevel"/>
+    <w:tmpl w:val="785030CE"/>
+    <w:lvl w:ilvl="0" w:tplc="380C000F">
+      <w:start w:val="1"/>
+      <w:numFmt w:val="decimal"/>
+      <w:lvlText w:val="%1."/>
+      <w:lvlJc w:val="left"/>
+      <w:pPr>
+        <w:ind w:left="1080" w:hanging="360"/>
+      </w:pPr>
+    </w:lvl>
+    <w:lvl w:ilvl="1" w:tplc="040C0019" w:tentative="1">
+      <w:start w:val="1"/>
+      <w:numFmt w:val="lowerLetter"/>
+      <w:lvlText w:val="%2."/>
+      <w:lvlJc w:val="left"/>
+      <w:pPr>
+        <w:ind w:left="1800" w:hanging="360"/>
+      </w:pPr>
+    </w:lvl>
+    <w:lvl w:ilvl="2" w:tplc="040C001B" w:tentative="1">
+      <w:start w:val="1"/>
+      <w:numFmt w:val="lowerRoman"/>
+      <w:lvlText w:val="%3."/>
+      <w:lvlJc w:val="right"/>
+      <w:pPr>
+        <w:ind w:left="2520" w:hanging="180"/>
+      </w:pPr>
+    </w:lvl>
+    <w:lvl w:ilvl="3" w:tplc="040C000F" w:tentative="1">
+      <w:start w:val="1"/>
+      <w:numFmt w:val="decimal"/>
+      <w:lvlText w:val="%4."/>
+      <w:lvlJc w:val="left"/>
+      <w:pPr>
+        <w:ind w:left="3240" w:hanging="360"/>
+      </w:pPr>
+    </w:lvl>
+    <w:lvl w:ilvl="4" w:tplc="040C0019" w:tentative="1">
+      <w:start w:val="1"/>
+      <w:numFmt w:val="lowerLetter"/>
+      <w:lvlText w:val="%5."/>
+      <w:lvlJc w:val="left"/>
+      <w:pPr>
+        <w:ind w:left="3960" w:hanging="360"/>
+      </w:pPr>
+    </w:lvl>
+    <w:lvl w:ilvl="5" w:tplc="040C001B" w:tentative="1">
+      <w:start w:val="1"/>
+      <w:numFmt w:val="lowerRoman"/>
+      <w:lvlText w:val="%6."/>
+      <w:lvlJc w:val="right"/>
+      <w:pPr>
+        <w:ind w:left="4680" w:hanging="180"/>
+      </w:pPr>
+    </w:lvl>
+    <w:lvl w:ilvl="6" w:tplc="040C000F" w:tentative="1">
+      <w:start w:val="1"/>
+      <w:numFmt w:val="decimal"/>
+      <w:lvlText w:val="%7."/>
+      <w:lvlJc w:val="left"/>
+      <w:pPr>
+        <w:ind w:left="5400" w:hanging="360"/>
+      </w:pPr>
+    </w:lvl>
+    <w:lvl w:ilvl="7" w:tplc="040C0019" w:tentative="1">
+      <w:start w:val="1"/>
+      <w:numFmt w:val="lowerLetter"/>
+      <w:lvlText w:val="%8."/>
+      <w:lvlJc w:val="left"/>
+      <w:pPr>
+        <w:ind w:left="6120" w:hanging="360"/>
+      </w:pPr>
+    </w:lvl>
+    <w:lvl w:ilvl="8" w:tplc="040C001B" w:tentative="1">
+      <w:start w:val="1"/>
+      <w:numFmt w:val="lowerRoman"/>
+      <w:lvlText w:val="%9."/>
+      <w:lvlJc w:val="right"/>
+      <w:pPr>
+        <w:ind w:left="6840" w:hanging="180"/>
+      </w:pPr>
+    </w:lvl>
+  </w:abstractNum>
+  <w:abstractNum w:abstractNumId="9" w15:restartNumberingAfterBreak="0">
+    <w:nsid w:val="33BA15CD"/>
+    <w:multiLevelType w:val="hybridMultilevel"/>
+    <w:tmpl w:val="2878D230"/>
+    <w:lvl w:ilvl="0" w:tplc="380C000F">
+      <w:start w:val="1"/>
+      <w:numFmt w:val="decimal"/>
+      <w:lvlText w:val="%1."/>
+      <w:lvlJc w:val="left"/>
+      <w:pPr>
+        <w:ind w:left="720" w:hanging="360"/>
+      </w:pPr>
+    </w:lvl>
+    <w:lvl w:ilvl="1" w:tplc="040C0019" w:tentative="1">
+      <w:start w:val="1"/>
+      <w:numFmt w:val="lowerLetter"/>
+      <w:lvlText w:val="%2."/>
+      <w:lvlJc w:val="left"/>
+      <w:pPr>
+        <w:ind w:left="1440" w:hanging="360"/>
+      </w:pPr>
+    </w:lvl>
+    <w:lvl w:ilvl="2" w:tplc="040C001B" w:tentative="1">
+      <w:start w:val="1"/>
+      <w:numFmt w:val="lowerRoman"/>
+      <w:lvlText w:val="%3."/>
+      <w:lvlJc w:val="right"/>
+      <w:pPr>
+        <w:ind w:left="2160" w:hanging="180"/>
+      </w:pPr>
+    </w:lvl>
+    <w:lvl w:ilvl="3" w:tplc="040C000F" w:tentative="1">
+      <w:start w:val="1"/>
+      <w:numFmt w:val="decimal"/>
+      <w:lvlText w:val="%4."/>
+      <w:lvlJc w:val="left"/>
+      <w:pPr>
+        <w:ind w:left="2880" w:hanging="360"/>
+      </w:pPr>
+    </w:lvl>
+    <w:lvl w:ilvl="4" w:tplc="040C0019" w:tentative="1">
+      <w:start w:val="1"/>
+      <w:numFmt w:val="lowerLetter"/>
+      <w:lvlText w:val="%5."/>
+      <w:lvlJc w:val="left"/>
+      <w:pPr>
+        <w:ind w:left="3600" w:hanging="360"/>
+      </w:pPr>
+    </w:lvl>
+    <w:lvl w:ilvl="5" w:tplc="040C001B" w:tentative="1">
+      <w:start w:val="1"/>
+      <w:numFmt w:val="lowerRoman"/>
+      <w:lvlText w:val="%6."/>
+      <w:lvlJc w:val="right"/>
+      <w:pPr>
+        <w:ind w:left="4320" w:hanging="180"/>
+      </w:pPr>
+    </w:lvl>
+    <w:lvl w:ilvl="6" w:tplc="040C000F" w:tentative="1">
+      <w:start w:val="1"/>
+      <w:numFmt w:val="decimal"/>
+      <w:lvlText w:val="%7."/>
+      <w:lvlJc w:val="left"/>
+      <w:pPr>
+        <w:ind w:left="5040" w:hanging="360"/>
+      </w:pPr>
+    </w:lvl>
+    <w:lvl w:ilvl="7" w:tplc="040C0019" w:tentative="1">
+      <w:start w:val="1"/>
+      <w:numFmt w:val="lowerLetter"/>
+      <w:lvlText w:val="%8."/>
+      <w:lvlJc w:val="left"/>
+      <w:pPr>
+        <w:ind w:left="5760" w:hanging="360"/>
+      </w:pPr>
+    </w:lvl>
+    <w:lvl w:ilvl="8" w:tplc="040C001B" w:tentative="1">
+      <w:start w:val="1"/>
+      <w:numFmt w:val="lowerRoman"/>
+      <w:lvlText w:val="%9."/>
+      <w:lvlJc w:val="right"/>
+      <w:pPr>
+        <w:ind w:left="6480" w:hanging="180"/>
+      </w:pPr>
+    </w:lvl>
+  </w:abstractNum>
+  <w:abstractNum w:abstractNumId="10" w15:restartNumberingAfterBreak="0">
+    <w:nsid w:val="342E07D4"/>
+    <w:multiLevelType w:val="multilevel"/>
+    <w:tmpl w:val="FFDC523E"/>
+    <w:lvl w:ilvl="0">
+      <w:start w:val="1"/>
+      <w:numFmt w:val="bullet"/>
+      <w:lvlText w:val=""/>
+      <w:lvlJc w:val="left"/>
+      <w:pPr>
+        <w:tabs>
+          <w:tab w:val="num" w:pos="720"/>
+        </w:tabs>
+        <w:ind w:left="720" w:hanging="360"/>
+      </w:pPr>
+      <w:rPr>
+        <w:rFonts w:ascii="Symbol" w:hAnsi="Symbol" w:hint="default"/>
+        <w:sz w:val="20"/>
+      </w:rPr>
+    </w:lvl>
+    <w:lvl w:ilvl="1">
+      <w:start w:val="1"/>
+      <w:numFmt w:val="bullet"/>
+      <w:lvlText w:val="o"/>
+      <w:lvlJc w:val="left"/>
+      <w:pPr>
+        <w:tabs>
+          <w:tab w:val="num" w:pos="1440"/>
+        </w:tabs>
+        <w:ind w:left="1440" w:hanging="360"/>
+      </w:pPr>
+      <w:rPr>
+        <w:rFonts w:ascii="Courier New" w:hAnsi="Courier New" w:hint="default"/>
+        <w:sz w:val="20"/>
+      </w:rPr>
+    </w:lvl>
+    <w:lvl w:ilvl="2" w:tentative="1">
+      <w:start w:val="1"/>
+      <w:numFmt w:val="bullet"/>
+      <w:lvlText w:val=""/>
+      <w:lvlJc w:val="left"/>
+      <w:pPr>
+        <w:tabs>
+          <w:tab w:val="num" w:pos="2160"/>
+        </w:tabs>
+        <w:ind w:left="2160" w:hanging="360"/>
+      </w:pPr>
+      <w:rPr>
+        <w:rFonts w:ascii="Wingdings" w:hAnsi="Wingdings" w:hint="default"/>
+        <w:sz w:val="20"/>
+      </w:rPr>
+    </w:lvl>
+    <w:lvl w:ilvl="3" w:tentative="1">
+      <w:start w:val="1"/>
+      <w:numFmt w:val="bullet"/>
+      <w:lvlText w:val=""/>
+      <w:lvlJc w:val="left"/>
+      <w:pPr>
+        <w:tabs>
+          <w:tab w:val="num" w:pos="2880"/>
+        </w:tabs>
+        <w:ind w:left="2880" w:hanging="360"/>
+      </w:pPr>
+      <w:rPr>
+        <w:rFonts w:ascii="Wingdings" w:hAnsi="Wingdings" w:hint="default"/>
+        <w:sz w:val="20"/>
+      </w:rPr>
+    </w:lvl>
+    <w:lvl w:ilvl="4" w:tentative="1">
+      <w:start w:val="1"/>
+      <w:numFmt w:val="bullet"/>
+      <w:lvlText w:val=""/>
+      <w:lvlJc w:val="left"/>
+      <w:pPr>
+        <w:tabs>
+          <w:tab w:val="num" w:pos="3600"/>
+        </w:tabs>
+        <w:ind w:left="3600" w:hanging="360"/>
+      </w:pPr>
+      <w:rPr>
+        <w:rFonts w:ascii="Wingdings" w:hAnsi="Wingdings" w:hint="default"/>
+        <w:sz w:val="20"/>
+      </w:rPr>
+    </w:lvl>
+    <w:lvl w:ilvl="5" w:tentative="1">
+      <w:start w:val="1"/>
+      <w:numFmt w:val="bullet"/>
+      <w:lvlText w:val=""/>
+      <w:lvlJc w:val="left"/>
+      <w:pPr>
+        <w:tabs>
+          <w:tab w:val="num" w:pos="4320"/>
+        </w:tabs>
+        <w:ind w:left="4320" w:hanging="360"/>
+      </w:pPr>
+      <w:rPr>
+        <w:rFonts w:ascii="Wingdings" w:hAnsi="Wingdings" w:hint="default"/>
+        <w:sz w:val="20"/>
+      </w:rPr>
+    </w:lvl>
+    <w:lvl w:ilvl="6" w:tentative="1">
+      <w:start w:val="1"/>
+      <w:numFmt w:val="bullet"/>
+      <w:lvlText w:val=""/>
+      <w:lvlJc w:val="left"/>
+      <w:pPr>
+        <w:tabs>
+          <w:tab w:val="num" w:pos="5040"/>
+        </w:tabs>
+        <w:ind w:left="5040" w:hanging="360"/>
+      </w:pPr>
+      <w:rPr>
+        <w:rFonts w:ascii="Wingdings" w:hAnsi="Wingdings" w:hint="default"/>
+        <w:sz w:val="20"/>
+      </w:rPr>
+    </w:lvl>
+    <w:lvl w:ilvl="7" w:tentative="1">
+      <w:start w:val="1"/>
+      <w:numFmt w:val="bullet"/>
+      <w:lvlText w:val=""/>
+      <w:lvlJc w:val="left"/>
+      <w:pPr>
+        <w:tabs>
+          <w:tab w:val="num" w:pos="5760"/>
+        </w:tabs>
+        <w:ind w:left="5760" w:hanging="360"/>
+      </w:pPr>
+      <w:rPr>
+        <w:rFonts w:ascii="Wingdings" w:hAnsi="Wingdings" w:hint="default"/>
+        <w:sz w:val="20"/>
+      </w:rPr>
+    </w:lvl>
+    <w:lvl w:ilvl="8" w:tentative="1">
+      <w:start w:val="1"/>
+      <w:numFmt w:val="bullet"/>
+      <w:lvlText w:val=""/>
+      <w:lvlJc w:val="left"/>
+      <w:pPr>
+        <w:tabs>
+          <w:tab w:val="num" w:pos="6480"/>
+        </w:tabs>
+        <w:ind w:left="6480" w:hanging="360"/>
+      </w:pPr>
+      <w:rPr>
+        <w:rFonts w:ascii="Wingdings" w:hAnsi="Wingdings" w:hint="default"/>
+        <w:sz w:val="20"/>
+      </w:rPr>
+    </w:lvl>
+  </w:abstractNum>
+  <w:abstractNum w:abstractNumId="11" w15:restartNumberingAfterBreak="0">
+    <w:nsid w:val="54A90CAE"/>
+    <w:multiLevelType w:val="multilevel"/>
+    <w:tmpl w:val="6492A6CA"/>
+    <w:lvl w:ilvl="0">
+      <w:start w:val="1"/>
+      <w:numFmt w:val="bullet"/>
+      <w:lvlText w:val=""/>
+      <w:lvlJc w:val="left"/>
+      <w:pPr>
+        <w:tabs>
+          <w:tab w:val="num" w:pos="720"/>
+        </w:tabs>
+        <w:ind w:left="720" w:hanging="360"/>
+      </w:pPr>
+      <w:rPr>
+        <w:rFonts w:ascii="Symbol" w:hAnsi="Symbol" w:hint="default"/>
+        <w:sz w:val="20"/>
+      </w:rPr>
+    </w:lvl>
+    <w:lvl w:ilvl="1">
+      <w:start w:val="1"/>
+      <w:numFmt w:val="bullet"/>
+      <w:lvlText w:val="o"/>
+      <w:lvlJc w:val="left"/>
+      <w:pPr>
+        <w:tabs>
+          <w:tab w:val="num" w:pos="1440"/>
+        </w:tabs>
+        <w:ind w:left="1440" w:hanging="360"/>
+      </w:pPr>
+      <w:rPr>
+        <w:rFonts w:ascii="Courier New" w:hAnsi="Courier New" w:hint="default"/>
+        <w:sz w:val="20"/>
+      </w:rPr>
+    </w:lvl>
+    <w:lvl w:ilvl="2" w:tentative="1">
+      <w:start w:val="1"/>
+      <w:numFmt w:val="bullet"/>
+      <w:lvlText w:val=""/>
+      <w:lvlJc w:val="left"/>
+      <w:pPr>
+        <w:tabs>
+          <w:tab w:val="num" w:pos="2160"/>
+        </w:tabs>
+        <w:ind w:left="2160" w:hanging="360"/>
+      </w:pPr>
+      <w:rPr>
+        <w:rFonts w:ascii="Wingdings" w:hAnsi="Wingdings" w:hint="default"/>
+        <w:sz w:val="20"/>
+      </w:rPr>
+    </w:lvl>
+    <w:lvl w:ilvl="3" w:tentative="1">
+      <w:start w:val="1"/>
+      <w:numFmt w:val="bullet"/>
+      <w:lvlText w:val=""/>
+      <w:lvlJc w:val="left"/>
+      <w:pPr>
+        <w:tabs>
+          <w:tab w:val="num" w:pos="2880"/>
+        </w:tabs>
+        <w:ind w:left="2880" w:hanging="360"/>
+      </w:pPr>
+      <w:rPr>
+        <w:rFonts w:ascii="Wingdings" w:hAnsi="Wingdings" w:hint="default"/>
+        <w:sz w:val="20"/>
+      </w:rPr>
+    </w:lvl>
+    <w:lvl w:ilvl="4" w:tentative="1">
+      <w:start w:val="1"/>
+      <w:numFmt w:val="bullet"/>
+      <w:lvlText w:val=""/>
+      <w:lvlJc w:val="left"/>
+      <w:pPr>
+        <w:tabs>
+          <w:tab w:val="num" w:pos="3600"/>
+        </w:tabs>
+        <w:ind w:left="3600" w:hanging="360"/>
+      </w:pPr>
+      <w:rPr>
+        <w:rFonts w:ascii="Wingdings" w:hAnsi="Wingdings" w:hint="default"/>
+        <w:sz w:val="20"/>
+      </w:rPr>
+    </w:lvl>
+    <w:lvl w:ilvl="5" w:tentative="1">
+      <w:start w:val="1"/>
+      <w:numFmt w:val="bullet"/>
+      <w:lvlText w:val=""/>
+      <w:lvlJc w:val="left"/>
+      <w:pPr>
+        <w:tabs>
+          <w:tab w:val="num" w:pos="4320"/>
+        </w:tabs>
+        <w:ind w:left="4320" w:hanging="360"/>
+      </w:pPr>
+      <w:rPr>
+        <w:rFonts w:ascii="Wingdings" w:hAnsi="Wingdings" w:hint="default"/>
+        <w:sz w:val="20"/>
+      </w:rPr>
+    </w:lvl>
+    <w:lvl w:ilvl="6" w:tentative="1">
+      <w:start w:val="1"/>
+      <w:numFmt w:val="bullet"/>
+      <w:lvlText w:val=""/>
+      <w:lvlJc w:val="left"/>
+      <w:pPr>
+        <w:tabs>
+          <w:tab w:val="num" w:pos="5040"/>
+        </w:tabs>
+        <w:ind w:left="5040" w:hanging="360"/>
+      </w:pPr>
+      <w:rPr>
+        <w:rFonts w:ascii="Wingdings" w:hAnsi="Wingdings" w:hint="default"/>
+        <w:sz w:val="20"/>
+      </w:rPr>
+    </w:lvl>
+    <w:lvl w:ilvl="7" w:tentative="1">
+      <w:start w:val="1"/>
+      <w:numFmt w:val="bullet"/>
+      <w:lvlText w:val=""/>
+      <w:lvlJc w:val="left"/>
+      <w:pPr>
+        <w:tabs>
+          <w:tab w:val="num" w:pos="5760"/>
+        </w:tabs>
+        <w:ind w:left="5760" w:hanging="360"/>
+      </w:pPr>
+      <w:rPr>
+        <w:rFonts w:ascii="Wingdings" w:hAnsi="Wingdings" w:hint="default"/>
+        <w:sz w:val="20"/>
+      </w:rPr>
+    </w:lvl>
+    <w:lvl w:ilvl="8" w:tentative="1">
+      <w:start w:val="1"/>
+      <w:numFmt w:val="bullet"/>
+      <w:lvlText w:val=""/>
+      <w:lvlJc w:val="left"/>
+      <w:pPr>
+        <w:tabs>
+          <w:tab w:val="num" w:pos="6480"/>
+        </w:tabs>
+        <w:ind w:left="6480" w:hanging="360"/>
+      </w:pPr>
+      <w:rPr>
+        <w:rFonts w:ascii="Wingdings" w:hAnsi="Wingdings" w:hint="default"/>
+        <w:sz w:val="20"/>
+      </w:rPr>
+    </w:lvl>
+  </w:abstractNum>
+  <w:abstractNum w:abstractNumId="12" w15:restartNumberingAfterBreak="0">
+    <w:nsid w:val="651F257E"/>
+    <w:multiLevelType w:val="hybridMultilevel"/>
+    <w:tmpl w:val="36886CF8"/>
+    <w:lvl w:ilvl="0" w:tplc="E682CDC6">
+      <w:start w:val="1"/>
+      <w:numFmt w:val="upperRoman"/>
+      <w:lvlText w:val="%1"/>
+      <w:lvlJc w:val="right"/>
+      <w:pPr>
+        <w:ind w:left="720" w:hanging="360"/>
+      </w:pPr>
+      <w:rPr>
+        <w:rFonts w:hint="default"/>
+      </w:rPr>
+    </w:lvl>
+    <w:lvl w:ilvl="1" w:tplc="040C0019" w:tentative="1">
+      <w:start w:val="1"/>
+      <w:numFmt w:val="lowerLetter"/>
+      <w:lvlText w:val="%2."/>
+      <w:lvlJc w:val="left"/>
+      <w:pPr>
+        <w:ind w:left="1440" w:hanging="360"/>
+      </w:pPr>
+    </w:lvl>
+    <w:lvl w:ilvl="2" w:tplc="040C001B" w:tentative="1">
+      <w:start w:val="1"/>
+      <w:numFmt w:val="lowerRoman"/>
+      <w:lvlText w:val="%3."/>
+      <w:lvlJc w:val="right"/>
+      <w:pPr>
+        <w:ind w:left="2160" w:hanging="180"/>
+      </w:pPr>
+    </w:lvl>
+    <w:lvl w:ilvl="3" w:tplc="040C000F" w:tentative="1">
+      <w:start w:val="1"/>
+      <w:numFmt w:val="decimal"/>
+      <w:lvlText w:val="%4."/>
+      <w:lvlJc w:val="left"/>
+      <w:pPr>
+        <w:ind w:left="2880" w:hanging="360"/>
+      </w:pPr>
+    </w:lvl>
+    <w:lvl w:ilvl="4" w:tplc="040C0019" w:tentative="1">
+      <w:start w:val="1"/>
+      <w:numFmt w:val="lowerLetter"/>
+      <w:lvlText w:val="%5."/>
+      <w:lvlJc w:val="left"/>
+      <w:pPr>
+        <w:ind w:left="3600" w:hanging="360"/>
+      </w:pPr>
+    </w:lvl>
+    <w:lvl w:ilvl="5" w:tplc="040C001B" w:tentative="1">
+      <w:start w:val="1"/>
+      <w:numFmt w:val="lowerRoman"/>
+      <w:lvlText w:val="%6."/>
+      <w:lvlJc w:val="right"/>
+      <w:pPr>
+        <w:ind w:left="4320" w:hanging="180"/>
+      </w:pPr>
+    </w:lvl>
+    <w:lvl w:ilvl="6" w:tplc="040C000F" w:tentative="1">
+      <w:start w:val="1"/>
+      <w:numFmt w:val="decimal"/>
+      <w:lvlText w:val="%7."/>
+      <w:lvlJc w:val="left"/>
+      <w:pPr>
+        <w:ind w:left="5040" w:hanging="360"/>
+      </w:pPr>
+    </w:lvl>
+    <w:lvl w:ilvl="7" w:tplc="040C0019" w:tentative="1">
+      <w:start w:val="1"/>
+      <w:numFmt w:val="lowerLetter"/>
+      <w:lvlText w:val="%8."/>
+      <w:lvlJc w:val="left"/>
+      <w:pPr>
+        <w:ind w:left="5760" w:hanging="360"/>
+      </w:pPr>
+    </w:lvl>
+    <w:lvl w:ilvl="8" w:tplc="040C001B" w:tentative="1">
+      <w:start w:val="1"/>
+      <w:numFmt w:val="lowerRoman"/>
+      <w:lvlText w:val="%9."/>
+      <w:lvlJc w:val="right"/>
+      <w:pPr>
+        <w:ind w:left="6480" w:hanging="180"/>
+      </w:pPr>
+    </w:lvl>
+  </w:abstractNum>
+  <w:abstractNum w:abstractNumId="13" w15:restartNumberingAfterBreak="0">
+    <w:nsid w:val="6DB170A6"/>
+    <w:multiLevelType w:val="hybridMultilevel"/>
+    <w:tmpl w:val="D64CC3BA"/>
+    <w:lvl w:ilvl="0" w:tplc="E682CDC6">
+      <w:start w:val="1"/>
+      <w:numFmt w:val="upperRoman"/>
+      <w:lvlText w:val="%1"/>
+      <w:lvlJc w:val="right"/>
+      <w:pPr>
+        <w:ind w:left="1080" w:hanging="360"/>
+      </w:pPr>
+      <w:rPr>
+        <w:rFonts w:hint="default"/>
+      </w:rPr>
+    </w:lvl>
+    <w:lvl w:ilvl="1" w:tplc="040C0019" w:tentative="1">
+      <w:start w:val="1"/>
+      <w:numFmt w:val="lowerLetter"/>
+      <w:lvlText w:val="%2."/>
+      <w:lvlJc w:val="left"/>
+      <w:pPr>
+        <w:ind w:left="1800" w:hanging="360"/>
+      </w:pPr>
+    </w:lvl>
+    <w:lvl w:ilvl="2" w:tplc="040C001B" w:tentative="1">
+      <w:start w:val="1"/>
+      <w:numFmt w:val="lowerRoman"/>
+      <w:lvlText w:val="%3."/>
+      <w:lvlJc w:val="right"/>
+      <w:pPr>
+        <w:ind w:left="2520" w:hanging="180"/>
+      </w:pPr>
+    </w:lvl>
+    <w:lvl w:ilvl="3" w:tplc="040C000F" w:tentative="1">
+      <w:start w:val="1"/>
+      <w:numFmt w:val="decimal"/>
+      <w:lvlText w:val="%4."/>
+      <w:lvlJc w:val="left"/>
+      <w:pPr>
+        <w:ind w:left="3240" w:hanging="360"/>
+      </w:pPr>
+    </w:lvl>
+    <w:lvl w:ilvl="4" w:tplc="040C0019" w:tentative="1">
+      <w:start w:val="1"/>
+      <w:numFmt w:val="lowerLetter"/>
+      <w:lvlText w:val="%5."/>
+      <w:lvlJc w:val="left"/>
+      <w:pPr>
+        <w:ind w:left="3960" w:hanging="360"/>
+      </w:pPr>
+    </w:lvl>
+    <w:lvl w:ilvl="5" w:tplc="040C001B" w:tentative="1">
+      <w:start w:val="1"/>
+      <w:numFmt w:val="lowerRoman"/>
+      <w:lvlText w:val="%6."/>
+      <w:lvlJc w:val="right"/>
+      <w:pPr>
+        <w:ind w:left="4680" w:hanging="180"/>
+      </w:pPr>
+    </w:lvl>
+    <w:lvl w:ilvl="6" w:tplc="040C000F" w:tentative="1">
+      <w:start w:val="1"/>
+      <w:numFmt w:val="decimal"/>
+      <w:lvlText w:val="%7."/>
+      <w:lvlJc w:val="left"/>
+      <w:pPr>
+        <w:ind w:left="5400" w:hanging="360"/>
+      </w:pPr>
+    </w:lvl>
+    <w:lvl w:ilvl="7" w:tplc="040C0019" w:tentative="1">
+      <w:start w:val="1"/>
+      <w:numFmt w:val="lowerLetter"/>
+      <w:lvlText w:val="%8."/>
+      <w:lvlJc w:val="left"/>
+      <w:pPr>
+        <w:ind w:left="6120" w:hanging="360"/>
+      </w:pPr>
+    </w:lvl>
+    <w:lvl w:ilvl="8" w:tplc="040C001B" w:tentative="1">
+      <w:start w:val="1"/>
+      <w:numFmt w:val="lowerRoman"/>
+      <w:lvlText w:val="%9."/>
+      <w:lvlJc w:val="right"/>
+      <w:pPr>
+        <w:ind w:left="6840" w:hanging="180"/>
+      </w:pPr>
+    </w:lvl>
+  </w:abstractNum>
+  <w:abstractNum w:abstractNumId="14" w15:restartNumberingAfterBreak="0">
+    <w:nsid w:val="717F7720"/>
+    <w:multiLevelType w:val="multilevel"/>
+    <w:tmpl w:val="BBBEFA88"/>
+    <w:lvl w:ilvl="0">
+      <w:start w:val="1"/>
+      <w:numFmt w:val="bullet"/>
+      <w:lvlText w:val=""/>
+      <w:lvlJc w:val="left"/>
+      <w:pPr>
+        <w:tabs>
+          <w:tab w:val="num" w:pos="720"/>
+        </w:tabs>
+        <w:ind w:left="720" w:hanging="360"/>
+      </w:pPr>
+      <w:rPr>
+        <w:rFonts w:ascii="Symbol" w:hAnsi="Symbol" w:hint="default"/>
+        <w:sz w:val="20"/>
+      </w:rPr>
+    </w:lvl>
+    <w:lvl w:ilvl="1">
+      <w:start w:val="1"/>
+      <w:numFmt w:val="bullet"/>
+      <w:lvlText w:val="o"/>
+      <w:lvlJc w:val="left"/>
+      <w:pPr>
+        <w:tabs>
+          <w:tab w:val="num" w:pos="1440"/>
+        </w:tabs>
+        <w:ind w:left="1440" w:hanging="360"/>
+      </w:pPr>
+      <w:rPr>
+        <w:rFonts w:ascii="Courier New" w:hAnsi="Courier New" w:hint="default"/>
+        <w:sz w:val="20"/>
+      </w:rPr>
+    </w:lvl>
+    <w:lvl w:ilvl="2" w:tentative="1">
+      <w:start w:val="1"/>
+      <w:numFmt w:val="bullet"/>
+      <w:lvlText w:val=""/>
+      <w:lvlJc w:val="left"/>
+      <w:pPr>
+        <w:tabs>
+          <w:tab w:val="num" w:pos="2160"/>
+        </w:tabs>
+        <w:ind w:left="2160" w:hanging="360"/>
+      </w:pPr>
+      <w:rPr>
+        <w:rFonts w:ascii="Wingdings" w:hAnsi="Wingdings" w:hint="default"/>
+        <w:sz w:val="20"/>
+      </w:rPr>
+    </w:lvl>
+    <w:lvl w:ilvl="3" w:tentative="1">
+      <w:start w:val="1"/>
+      <w:numFmt w:val="bullet"/>
+      <w:lvlText w:val=""/>
+      <w:lvlJc w:val="left"/>
+      <w:pPr>
+        <w:tabs>
+          <w:tab w:val="num" w:pos="2880"/>
+        </w:tabs>
+        <w:ind w:left="2880" w:hanging="360"/>
+      </w:pPr>
+      <w:rPr>
+        <w:rFonts w:ascii="Wingdings" w:hAnsi="Wingdings" w:hint="default"/>
+        <w:sz w:val="20"/>
+      </w:rPr>
+    </w:lvl>
+    <w:lvl w:ilvl="4" w:tentative="1">
+      <w:start w:val="1"/>
+      <w:numFmt w:val="bullet"/>
+      <w:lvlText w:val=""/>
+      <w:lvlJc w:val="left"/>
+      <w:pPr>
+        <w:tabs>
+          <w:tab w:val="num" w:pos="3600"/>
+        </w:tabs>
+        <w:ind w:left="3600" w:hanging="360"/>
+      </w:pPr>
+      <w:rPr>
+        <w:rFonts w:ascii="Wingdings" w:hAnsi="Wingdings" w:hint="default"/>
+        <w:sz w:val="20"/>
+      </w:rPr>
+    </w:lvl>
+    <w:lvl w:ilvl="5" w:tentative="1">
+      <w:start w:val="1"/>
+      <w:numFmt w:val="bullet"/>
+      <w:lvlText w:val=""/>
+      <w:lvlJc w:val="left"/>
+      <w:pPr>
+        <w:tabs>
+          <w:tab w:val="num" w:pos="4320"/>
+        </w:tabs>
+        <w:ind w:left="4320" w:hanging="360"/>
+      </w:pPr>
+      <w:rPr>
+        <w:rFonts w:ascii="Wingdings" w:hAnsi="Wingdings" w:hint="default"/>
+        <w:sz w:val="20"/>
+      </w:rPr>
+    </w:lvl>
+    <w:lvl w:ilvl="6" w:tentative="1">
+      <w:start w:val="1"/>
+      <w:numFmt w:val="bullet"/>
+      <w:lvlText w:val=""/>
+      <w:lvlJc w:val="left"/>
+      <w:pPr>
+        <w:tabs>
+          <w:tab w:val="num" w:pos="5040"/>
+        </w:tabs>
+        <w:ind w:left="5040" w:hanging="360"/>
+      </w:pPr>
+      <w:rPr>
+        <w:rFonts w:ascii="Wingdings" w:hAnsi="Wingdings" w:hint="default"/>
+        <w:sz w:val="20"/>
+      </w:rPr>
+    </w:lvl>
+    <w:lvl w:ilvl="7" w:tentative="1">
+      <w:start w:val="1"/>
+      <w:numFmt w:val="bullet"/>
+      <w:lvlText w:val=""/>
+      <w:lvlJc w:val="left"/>
+      <w:pPr>
+        <w:tabs>
+          <w:tab w:val="num" w:pos="5760"/>
+        </w:tabs>
+        <w:ind w:left="5760" w:hanging="360"/>
+      </w:pPr>
+      <w:rPr>
+        <w:rFonts w:ascii="Wingdings" w:hAnsi="Wingdings" w:hint="default"/>
+        <w:sz w:val="20"/>
+      </w:rPr>
+    </w:lvl>
+    <w:lvl w:ilvl="8" w:tentative="1">
+      <w:start w:val="1"/>
+      <w:numFmt w:val="bullet"/>
+      <w:lvlText w:val=""/>
+      <w:lvlJc w:val="left"/>
+      <w:pPr>
+        <w:tabs>
+          <w:tab w:val="num" w:pos="6480"/>
+        </w:tabs>
+        <w:ind w:left="6480" w:hanging="360"/>
+      </w:pPr>
+      <w:rPr>
+        <w:rFonts w:ascii="Wingdings" w:hAnsi="Wingdings" w:hint="default"/>
+        <w:sz w:val="20"/>
+      </w:rPr>
+    </w:lvl>
+  </w:abstractNum>
   <w:num w:numId="1" w16cid:durableId="1167405932">
+    <w:abstractNumId w:val="7"/>
+  </w:num>
+  <w:num w:numId="2" w16cid:durableId="198586957">
+    <w:abstractNumId w:val="12"/>
+  </w:num>
+  <w:num w:numId="3" w16cid:durableId="1718779037">
+    <w:abstractNumId w:val="13"/>
+  </w:num>
+  <w:num w:numId="4" w16cid:durableId="307132234">
+    <w:abstractNumId w:val="2"/>
+  </w:num>
+  <w:num w:numId="5" w16cid:durableId="1294168636">
+    <w:abstractNumId w:val="8"/>
+  </w:num>
+  <w:num w:numId="6" w16cid:durableId="1939757039">
+    <w:abstractNumId w:val="9"/>
+  </w:num>
+  <w:num w:numId="7" w16cid:durableId="249311826">
+    <w:abstractNumId w:val="11"/>
+  </w:num>
+  <w:num w:numId="8" w16cid:durableId="1741557106">
+    <w:abstractNumId w:val="5"/>
+  </w:num>
+  <w:num w:numId="9" w16cid:durableId="732502974">
+    <w:abstractNumId w:val="1"/>
+  </w:num>
+  <w:num w:numId="10" w16cid:durableId="1993099816">
     <w:abstractNumId w:val="0"/>
+  </w:num>
+  <w:num w:numId="11" w16cid:durableId="893080197">
+    <w:abstractNumId w:val="10"/>
+  </w:num>
+  <w:num w:numId="12" w16cid:durableId="1815946049">
+    <w:abstractNumId w:val="14"/>
+  </w:num>
+  <w:num w:numId="13" w16cid:durableId="1881742628">
+    <w:abstractNumId w:val="3"/>
+  </w:num>
+  <w:num w:numId="14" w16cid:durableId="244187162">
+    <w:abstractNumId w:val="6"/>
+  </w:num>
+  <w:num w:numId="15" w16cid:durableId="43144182">
+    <w:abstractNumId w:val="4"/>
   </w:num>
 </w:numbering>
 </file>
@@ -1171,11 +3692,11 @@
     <w:name w:val="Normal"/>
     <w:qFormat/>
   </w:style>
-  <w:style w:type="paragraph" w:styleId="Heading1">
+  <w:style w:type="paragraph" w:styleId="Titre1">
     <w:name w:val="heading 1"/>
     <w:basedOn w:val="Normal"/>
     <w:next w:val="Normal"/>
-    <w:link w:val="Heading1Char"/>
+    <w:link w:val="Titre1Car"/>
     <w:uiPriority w:val="9"/>
     <w:qFormat/>
     <w:rsid w:val="00A53C66"/>
@@ -1192,11 +3713,11 @@
       <w:szCs w:val="40"/>
     </w:rPr>
   </w:style>
-  <w:style w:type="paragraph" w:styleId="Heading2">
+  <w:style w:type="paragraph" w:styleId="Titre2">
     <w:name w:val="heading 2"/>
     <w:basedOn w:val="Normal"/>
     <w:next w:val="Normal"/>
-    <w:link w:val="Heading2Char"/>
+    <w:link w:val="Titre2Car"/>
     <w:uiPriority w:val="9"/>
     <w:semiHidden/>
     <w:unhideWhenUsed/>
@@ -1215,11 +3736,11 @@
       <w:szCs w:val="32"/>
     </w:rPr>
   </w:style>
-  <w:style w:type="paragraph" w:styleId="Heading3">
+  <w:style w:type="paragraph" w:styleId="Titre3">
     <w:name w:val="heading 3"/>
     <w:basedOn w:val="Normal"/>
     <w:next w:val="Normal"/>
-    <w:link w:val="Heading3Char"/>
+    <w:link w:val="Titre3Car"/>
     <w:uiPriority w:val="9"/>
     <w:semiHidden/>
     <w:unhideWhenUsed/>
@@ -1238,11 +3759,11 @@
       <w:szCs w:val="28"/>
     </w:rPr>
   </w:style>
-  <w:style w:type="paragraph" w:styleId="Heading4">
+  <w:style w:type="paragraph" w:styleId="Titre4">
     <w:name w:val="heading 4"/>
     <w:basedOn w:val="Normal"/>
     <w:next w:val="Normal"/>
-    <w:link w:val="Heading4Char"/>
+    <w:link w:val="Titre4Car"/>
     <w:uiPriority w:val="9"/>
     <w:semiHidden/>
     <w:unhideWhenUsed/>
@@ -1261,11 +3782,11 @@
       <w:color w:val="0F4761" w:themeColor="accent1" w:themeShade="BF"/>
     </w:rPr>
   </w:style>
-  <w:style w:type="paragraph" w:styleId="Heading5">
+  <w:style w:type="paragraph" w:styleId="Titre5">
     <w:name w:val="heading 5"/>
     <w:basedOn w:val="Normal"/>
     <w:next w:val="Normal"/>
-    <w:link w:val="Heading5Char"/>
+    <w:link w:val="Titre5Car"/>
     <w:uiPriority w:val="9"/>
     <w:semiHidden/>
     <w:unhideWhenUsed/>
@@ -1282,11 +3803,11 @@
       <w:color w:val="0F4761" w:themeColor="accent1" w:themeShade="BF"/>
     </w:rPr>
   </w:style>
-  <w:style w:type="paragraph" w:styleId="Heading6">
+  <w:style w:type="paragraph" w:styleId="Titre6">
     <w:name w:val="heading 6"/>
     <w:basedOn w:val="Normal"/>
     <w:next w:val="Normal"/>
-    <w:link w:val="Heading6Char"/>
+    <w:link w:val="Titre6Car"/>
     <w:uiPriority w:val="9"/>
     <w:semiHidden/>
     <w:unhideWhenUsed/>
@@ -1305,11 +3826,11 @@
       <w:color w:val="595959" w:themeColor="text1" w:themeTint="A6"/>
     </w:rPr>
   </w:style>
-  <w:style w:type="paragraph" w:styleId="Heading7">
+  <w:style w:type="paragraph" w:styleId="Titre7">
     <w:name w:val="heading 7"/>
     <w:basedOn w:val="Normal"/>
     <w:next w:val="Normal"/>
-    <w:link w:val="Heading7Char"/>
+    <w:link w:val="Titre7Car"/>
     <w:uiPriority w:val="9"/>
     <w:semiHidden/>
     <w:unhideWhenUsed/>
@@ -1326,11 +3847,11 @@
       <w:color w:val="595959" w:themeColor="text1" w:themeTint="A6"/>
     </w:rPr>
   </w:style>
-  <w:style w:type="paragraph" w:styleId="Heading8">
+  <w:style w:type="paragraph" w:styleId="Titre8">
     <w:name w:val="heading 8"/>
     <w:basedOn w:val="Normal"/>
     <w:next w:val="Normal"/>
-    <w:link w:val="Heading8Char"/>
+    <w:link w:val="Titre8Car"/>
     <w:uiPriority w:val="9"/>
     <w:semiHidden/>
     <w:unhideWhenUsed/>
@@ -1349,11 +3870,11 @@
       <w:color w:val="272727" w:themeColor="text1" w:themeTint="D8"/>
     </w:rPr>
   </w:style>
-  <w:style w:type="paragraph" w:styleId="Heading9">
+  <w:style w:type="paragraph" w:styleId="Titre9">
     <w:name w:val="heading 9"/>
     <w:basedOn w:val="Normal"/>
     <w:next w:val="Normal"/>
-    <w:link w:val="Heading9Char"/>
+    <w:link w:val="Titre9Car"/>
     <w:uiPriority w:val="9"/>
     <w:semiHidden/>
     <w:unhideWhenUsed/>
@@ -1370,12 +3891,12 @@
       <w:color w:val="272727" w:themeColor="text1" w:themeTint="D8"/>
     </w:rPr>
   </w:style>
-  <w:style w:type="character" w:default="1" w:styleId="DefaultParagraphFont">
+  <w:style w:type="character" w:default="1" w:styleId="Policepardfaut">
     <w:name w:val="Default Paragraph Font"/>
     <w:uiPriority w:val="1"/>
     <w:unhideWhenUsed/>
   </w:style>
-  <w:style w:type="table" w:default="1" w:styleId="TableNormal">
+  <w:style w:type="table" w:default="1" w:styleId="TableauNormal">
     <w:name w:val="Normal Table"/>
     <w:uiPriority w:val="99"/>
     <w:semiHidden/>
@@ -1390,16 +3911,16 @@
       </w:tblCellMar>
     </w:tblPr>
   </w:style>
-  <w:style w:type="numbering" w:default="1" w:styleId="NoList">
+  <w:style w:type="numbering" w:default="1" w:styleId="Aucuneliste">
     <w:name w:val="No List"/>
     <w:uiPriority w:val="99"/>
     <w:semiHidden/>
     <w:unhideWhenUsed/>
   </w:style>
-  <w:style w:type="character" w:customStyle="1" w:styleId="Heading1Char">
-    <w:name w:val="Heading 1 Char"/>
-    <w:basedOn w:val="DefaultParagraphFont"/>
-    <w:link w:val="Heading1"/>
+  <w:style w:type="character" w:customStyle="1" w:styleId="Titre1Car">
+    <w:name w:val="Titre 1 Car"/>
+    <w:basedOn w:val="Policepardfaut"/>
+    <w:link w:val="Titre1"/>
     <w:uiPriority w:val="9"/>
     <w:rsid w:val="00A53C66"/>
     <w:rPr>
@@ -1409,10 +3930,10 @@
       <w:szCs w:val="40"/>
     </w:rPr>
   </w:style>
-  <w:style w:type="character" w:customStyle="1" w:styleId="Heading2Char">
-    <w:name w:val="Heading 2 Char"/>
-    <w:basedOn w:val="DefaultParagraphFont"/>
-    <w:link w:val="Heading2"/>
+  <w:style w:type="character" w:customStyle="1" w:styleId="Titre2Car">
+    <w:name w:val="Titre 2 Car"/>
+    <w:basedOn w:val="Policepardfaut"/>
+    <w:link w:val="Titre2"/>
     <w:uiPriority w:val="9"/>
     <w:semiHidden/>
     <w:rsid w:val="00A53C66"/>
@@ -1423,10 +3944,10 @@
       <w:szCs w:val="32"/>
     </w:rPr>
   </w:style>
-  <w:style w:type="character" w:customStyle="1" w:styleId="Heading3Char">
-    <w:name w:val="Heading 3 Char"/>
-    <w:basedOn w:val="DefaultParagraphFont"/>
-    <w:link w:val="Heading3"/>
+  <w:style w:type="character" w:customStyle="1" w:styleId="Titre3Car">
+    <w:name w:val="Titre 3 Car"/>
+    <w:basedOn w:val="Policepardfaut"/>
+    <w:link w:val="Titre3"/>
     <w:uiPriority w:val="9"/>
     <w:semiHidden/>
     <w:rsid w:val="00A53C66"/>
@@ -1437,10 +3958,10 @@
       <w:szCs w:val="28"/>
     </w:rPr>
   </w:style>
-  <w:style w:type="character" w:customStyle="1" w:styleId="Heading4Char">
-    <w:name w:val="Heading 4 Char"/>
-    <w:basedOn w:val="DefaultParagraphFont"/>
-    <w:link w:val="Heading4"/>
+  <w:style w:type="character" w:customStyle="1" w:styleId="Titre4Car">
+    <w:name w:val="Titre 4 Car"/>
+    <w:basedOn w:val="Policepardfaut"/>
+    <w:link w:val="Titre4"/>
     <w:uiPriority w:val="9"/>
     <w:semiHidden/>
     <w:rsid w:val="00A53C66"/>
@@ -1451,10 +3972,10 @@
       <w:color w:val="0F4761" w:themeColor="accent1" w:themeShade="BF"/>
     </w:rPr>
   </w:style>
-  <w:style w:type="character" w:customStyle="1" w:styleId="Heading5Char">
-    <w:name w:val="Heading 5 Char"/>
-    <w:basedOn w:val="DefaultParagraphFont"/>
-    <w:link w:val="Heading5"/>
+  <w:style w:type="character" w:customStyle="1" w:styleId="Titre5Car">
+    <w:name w:val="Titre 5 Car"/>
+    <w:basedOn w:val="Policepardfaut"/>
+    <w:link w:val="Titre5"/>
     <w:uiPriority w:val="9"/>
     <w:semiHidden/>
     <w:rsid w:val="00A53C66"/>
@@ -1463,10 +3984,10 @@
       <w:color w:val="0F4761" w:themeColor="accent1" w:themeShade="BF"/>
     </w:rPr>
   </w:style>
-  <w:style w:type="character" w:customStyle="1" w:styleId="Heading6Char">
-    <w:name w:val="Heading 6 Char"/>
-    <w:basedOn w:val="DefaultParagraphFont"/>
-    <w:link w:val="Heading6"/>
+  <w:style w:type="character" w:customStyle="1" w:styleId="Titre6Car">
+    <w:name w:val="Titre 6 Car"/>
+    <w:basedOn w:val="Policepardfaut"/>
+    <w:link w:val="Titre6"/>
     <w:uiPriority w:val="9"/>
     <w:semiHidden/>
     <w:rsid w:val="00A53C66"/>
@@ -1477,10 +3998,10 @@
       <w:color w:val="595959" w:themeColor="text1" w:themeTint="A6"/>
     </w:rPr>
   </w:style>
-  <w:style w:type="character" w:customStyle="1" w:styleId="Heading7Char">
-    <w:name w:val="Heading 7 Char"/>
-    <w:basedOn w:val="DefaultParagraphFont"/>
-    <w:link w:val="Heading7"/>
+  <w:style w:type="character" w:customStyle="1" w:styleId="Titre7Car">
+    <w:name w:val="Titre 7 Car"/>
+    <w:basedOn w:val="Policepardfaut"/>
+    <w:link w:val="Titre7"/>
     <w:uiPriority w:val="9"/>
     <w:semiHidden/>
     <w:rsid w:val="00A53C66"/>
@@ -1489,10 +4010,10 @@
       <w:color w:val="595959" w:themeColor="text1" w:themeTint="A6"/>
     </w:rPr>
   </w:style>
-  <w:style w:type="character" w:customStyle="1" w:styleId="Heading8Char">
-    <w:name w:val="Heading 8 Char"/>
-    <w:basedOn w:val="DefaultParagraphFont"/>
-    <w:link w:val="Heading8"/>
+  <w:style w:type="character" w:customStyle="1" w:styleId="Titre8Car">
+    <w:name w:val="Titre 8 Car"/>
+    <w:basedOn w:val="Policepardfaut"/>
+    <w:link w:val="Titre8"/>
     <w:uiPriority w:val="9"/>
     <w:semiHidden/>
     <w:rsid w:val="00A53C66"/>
@@ -1503,10 +4024,10 @@
       <w:color w:val="272727" w:themeColor="text1" w:themeTint="D8"/>
     </w:rPr>
   </w:style>
-  <w:style w:type="character" w:customStyle="1" w:styleId="Heading9Char">
-    <w:name w:val="Heading 9 Char"/>
-    <w:basedOn w:val="DefaultParagraphFont"/>
-    <w:link w:val="Heading9"/>
+  <w:style w:type="character" w:customStyle="1" w:styleId="Titre9Car">
+    <w:name w:val="Titre 9 Car"/>
+    <w:basedOn w:val="Policepardfaut"/>
+    <w:link w:val="Titre9"/>
     <w:uiPriority w:val="9"/>
     <w:semiHidden/>
     <w:rsid w:val="00A53C66"/>
@@ -1515,11 +4036,11 @@
       <w:color w:val="272727" w:themeColor="text1" w:themeTint="D8"/>
     </w:rPr>
   </w:style>
-  <w:style w:type="paragraph" w:styleId="Title">
+  <w:style w:type="paragraph" w:styleId="Titre">
     <w:name w:val="Title"/>
     <w:basedOn w:val="Normal"/>
     <w:next w:val="Normal"/>
-    <w:link w:val="TitleChar"/>
+    <w:link w:val="TitreCar"/>
     <w:uiPriority w:val="10"/>
     <w:qFormat/>
     <w:rsid w:val="00A53C66"/>
@@ -1535,10 +4056,10 @@
       <w:szCs w:val="56"/>
     </w:rPr>
   </w:style>
-  <w:style w:type="character" w:customStyle="1" w:styleId="TitleChar">
-    <w:name w:val="Title Char"/>
-    <w:basedOn w:val="DefaultParagraphFont"/>
-    <w:link w:val="Title"/>
+  <w:style w:type="character" w:customStyle="1" w:styleId="TitreCar">
+    <w:name w:val="Titre Car"/>
+    <w:basedOn w:val="Policepardfaut"/>
+    <w:link w:val="Titre"/>
     <w:uiPriority w:val="10"/>
     <w:rsid w:val="00A53C66"/>
     <w:rPr>
@@ -1549,11 +4070,11 @@
       <w:szCs w:val="56"/>
     </w:rPr>
   </w:style>
-  <w:style w:type="paragraph" w:styleId="Subtitle">
+  <w:style w:type="paragraph" w:styleId="Sous-titre">
     <w:name w:val="Subtitle"/>
     <w:basedOn w:val="Normal"/>
     <w:next w:val="Normal"/>
-    <w:link w:val="SubtitleChar"/>
+    <w:link w:val="Sous-titreCar"/>
     <w:uiPriority w:val="11"/>
     <w:qFormat/>
     <w:rsid w:val="00A53C66"/>
@@ -1570,10 +4091,10 @@
       <w:szCs w:val="28"/>
     </w:rPr>
   </w:style>
-  <w:style w:type="character" w:customStyle="1" w:styleId="SubtitleChar">
-    <w:name w:val="Subtitle Char"/>
-    <w:basedOn w:val="DefaultParagraphFont"/>
-    <w:link w:val="Subtitle"/>
+  <w:style w:type="character" w:customStyle="1" w:styleId="Sous-titreCar">
+    <w:name w:val="Sous-titre Car"/>
+    <w:basedOn w:val="Policepardfaut"/>
+    <w:link w:val="Sous-titre"/>
     <w:uiPriority w:val="11"/>
     <w:rsid w:val="00A53C66"/>
     <w:rPr>
@@ -1584,11 +4105,11 @@
       <w:szCs w:val="28"/>
     </w:rPr>
   </w:style>
-  <w:style w:type="paragraph" w:styleId="Quote">
+  <w:style w:type="paragraph" w:styleId="Citation">
     <w:name w:val="Quote"/>
     <w:basedOn w:val="Normal"/>
     <w:next w:val="Normal"/>
-    <w:link w:val="QuoteChar"/>
+    <w:link w:val="CitationCar"/>
     <w:uiPriority w:val="29"/>
     <w:qFormat/>
     <w:rsid w:val="00A53C66"/>
@@ -1602,10 +4123,10 @@
       <w:color w:val="404040" w:themeColor="text1" w:themeTint="BF"/>
     </w:rPr>
   </w:style>
-  <w:style w:type="character" w:customStyle="1" w:styleId="QuoteChar">
-    <w:name w:val="Quote Char"/>
-    <w:basedOn w:val="DefaultParagraphFont"/>
-    <w:link w:val="Quote"/>
+  <w:style w:type="character" w:customStyle="1" w:styleId="CitationCar">
+    <w:name w:val="Citation Car"/>
+    <w:basedOn w:val="Policepardfaut"/>
+    <w:link w:val="Citation"/>
     <w:uiPriority w:val="29"/>
     <w:rsid w:val="00A53C66"/>
     <w:rPr>
@@ -1614,7 +4135,7 @@
       <w:color w:val="404040" w:themeColor="text1" w:themeTint="BF"/>
     </w:rPr>
   </w:style>
-  <w:style w:type="paragraph" w:styleId="ListParagraph">
+  <w:style w:type="paragraph" w:styleId="Paragraphedeliste">
     <w:name w:val="List Paragraph"/>
     <w:basedOn w:val="Normal"/>
     <w:uiPriority w:val="34"/>
@@ -1625,9 +4146,9 @@
       <w:contextualSpacing/>
     </w:pPr>
   </w:style>
-  <w:style w:type="character" w:styleId="IntenseEmphasis">
+  <w:style w:type="character" w:styleId="Accentuationintense">
     <w:name w:val="Intense Emphasis"/>
-    <w:basedOn w:val="DefaultParagraphFont"/>
+    <w:basedOn w:val="Policepardfaut"/>
     <w:uiPriority w:val="21"/>
     <w:qFormat/>
     <w:rsid w:val="00A53C66"/>
@@ -1637,11 +4158,11 @@
       <w:color w:val="0F4761" w:themeColor="accent1" w:themeShade="BF"/>
     </w:rPr>
   </w:style>
-  <w:style w:type="paragraph" w:styleId="IntenseQuote">
+  <w:style w:type="paragraph" w:styleId="Citationintense">
     <w:name w:val="Intense Quote"/>
     <w:basedOn w:val="Normal"/>
     <w:next w:val="Normal"/>
-    <w:link w:val="IntenseQuoteChar"/>
+    <w:link w:val="CitationintenseCar"/>
     <w:uiPriority w:val="30"/>
     <w:qFormat/>
     <w:rsid w:val="00A53C66"/>
@@ -1660,10 +4181,10 @@
       <w:color w:val="0F4761" w:themeColor="accent1" w:themeShade="BF"/>
     </w:rPr>
   </w:style>
-  <w:style w:type="character" w:customStyle="1" w:styleId="IntenseQuoteChar">
-    <w:name w:val="Intense Quote Char"/>
-    <w:basedOn w:val="DefaultParagraphFont"/>
-    <w:link w:val="IntenseQuote"/>
+  <w:style w:type="character" w:customStyle="1" w:styleId="CitationintenseCar">
+    <w:name w:val="Citation intense Car"/>
+    <w:basedOn w:val="Policepardfaut"/>
+    <w:link w:val="Citationintense"/>
     <w:uiPriority w:val="30"/>
     <w:rsid w:val="00A53C66"/>
     <w:rPr>
@@ -1672,9 +4193,9 @@
       <w:color w:val="0F4761" w:themeColor="accent1" w:themeShade="BF"/>
     </w:rPr>
   </w:style>
-  <w:style w:type="character" w:styleId="IntenseReference">
+  <w:style w:type="character" w:styleId="Rfrenceintense">
     <w:name w:val="Intense Reference"/>
-    <w:basedOn w:val="DefaultParagraphFont"/>
+    <w:basedOn w:val="Policepardfaut"/>
     <w:uiPriority w:val="32"/>
     <w:qFormat/>
     <w:rsid w:val="00A53C66"/>

--- a/Analyse statistique de l.docx
+++ b/Analyse statistique de l.docx
@@ -93,6 +93,7 @@
       <w:r>
         <w:t xml:space="preserve">Les données ont été importées à partir d’un fichier CSV. La variable temporelle </w:t>
       </w:r>
+      <w:proofErr w:type="spellStart"/>
       <w:r>
         <w:rPr>
           <w:i/>
@@ -100,6 +101,7 @@
         </w:rPr>
         <w:t>Start_Time</w:t>
       </w:r>
+      <w:proofErr w:type="spellEnd"/>
       <w:r>
         <w:t xml:space="preserve"> a été convertie au format date afin d’extraire l’année, le mois et l’heure de l’accident. Cette étape permet d’effectuer des analyses temporelles et d’améliorer la compréhension du contexte des accidents.</w:t>
       </w:r>
@@ -143,6 +145,7 @@
       <w:r>
         <w:t xml:space="preserve">L’analyse descriptive de la variable </w:t>
       </w:r>
+      <w:proofErr w:type="spellStart"/>
       <w:r>
         <w:rPr>
           <w:i/>
@@ -150,6 +153,7 @@
         </w:rPr>
         <w:t>Severity</w:t>
       </w:r>
+      <w:proofErr w:type="spellEnd"/>
       <w:r>
         <w:t xml:space="preserve"> montre que la gravité moyenne des accidents est modérée, avec une concentration majoritaire autour des niveaux 2 et 3. Cela indique que la plupart des accidents entraînent des conséquences limitées, même si des accidents plus graves existent.</w:t>
       </w:r>
@@ -168,22 +172,40 @@
       <w:r>
         <w:t xml:space="preserve">, </w:t>
       </w:r>
+      <w:proofErr w:type="spellStart"/>
       <w:r>
         <w:rPr>
           <w:i/>
           <w:iCs/>
         </w:rPr>
-        <w:t>Visibility(mi)</w:t>
-      </w:r>
-      <w:r>
-        <w:t xml:space="preserve"> et </w:t>
-      </w:r>
+        <w:t>Visibility</w:t>
+      </w:r>
+      <w:proofErr w:type="spellEnd"/>
       <w:r>
         <w:rPr>
           <w:i/>
           <w:iCs/>
         </w:rPr>
-        <w:t>Temperature(F)</w:t>
+        <w:t>(mi)</w:t>
+      </w:r>
+      <w:r>
+        <w:t xml:space="preserve"> et </w:t>
+      </w:r>
+      <w:proofErr w:type="spellStart"/>
+      <w:r>
+        <w:rPr>
+          <w:i/>
+          <w:iCs/>
+        </w:rPr>
+        <w:t>Temperature</w:t>
+      </w:r>
+      <w:proofErr w:type="spellEnd"/>
+      <w:r>
+        <w:rPr>
+          <w:i/>
+          <w:iCs/>
+        </w:rPr>
+        <w:t>(F)</w:t>
       </w:r>
       <w:r>
         <w:t xml:space="preserve"> révèlent une variabilité notable. Cette dispersion traduit la diversité des conditions environnementales dans lesquelles les accidents se produisent, justifiant la nécessité d’un nettoyage des données avant toute analyse avancée.</w:t>
@@ -213,7 +235,15 @@
     </w:p>
     <w:p>
       <w:r>
-        <w:t>Avant d’effectuer les analyses statistiques avancées, un nettoyage des valeurs extrêmes a été réalisé afin de réduire l’influence des outliers. La méthode de l’intervalle interquartile (IQR) a été utilisée.</w:t>
+        <w:t xml:space="preserve">Avant d’effectuer les analyses statistiques avancées, un nettoyage des valeurs extrêmes a été réalisé afin de réduire l’influence des </w:t>
+      </w:r>
+      <w:proofErr w:type="spellStart"/>
+      <w:r>
+        <w:t>outliers</w:t>
+      </w:r>
+      <w:proofErr w:type="spellEnd"/>
+      <w:r>
+        <w:t>. La méthode de l’intervalle interquartile (IQR) a été utilisée.</w:t>
       </w:r>
     </w:p>
     <w:p>
@@ -264,22 +294,40 @@
       <w:r>
         <w:t xml:space="preserve">, </w:t>
       </w:r>
+      <w:proofErr w:type="spellStart"/>
       <w:r>
         <w:rPr>
           <w:i/>
           <w:iCs/>
         </w:rPr>
-        <w:t>Visibility(mi)</w:t>
-      </w:r>
-      <w:r>
-        <w:t xml:space="preserve"> et </w:t>
-      </w:r>
+        <w:t>Visibility</w:t>
+      </w:r>
+      <w:proofErr w:type="spellEnd"/>
       <w:r>
         <w:rPr>
           <w:i/>
           <w:iCs/>
         </w:rPr>
-        <w:t>Temperature(F)</w:t>
+        <w:t>(mi)</w:t>
+      </w:r>
+      <w:r>
+        <w:t xml:space="preserve"> et </w:t>
+      </w:r>
+      <w:proofErr w:type="spellStart"/>
+      <w:r>
+        <w:rPr>
+          <w:i/>
+          <w:iCs/>
+        </w:rPr>
+        <w:t>Temperature</w:t>
+      </w:r>
+      <w:proofErr w:type="spellEnd"/>
+      <w:r>
+        <w:rPr>
+          <w:i/>
+          <w:iCs/>
+        </w:rPr>
+        <w:t>(F)</w:t>
       </w:r>
       <w:r>
         <w:t xml:space="preserve"> sur une copie du jeu de données.</w:t>
@@ -363,7 +411,15 @@
         <w:t>Distance(mi)</w:t>
       </w:r>
       <w:r>
-        <w:t xml:space="preserve"> après nettoyage montre une légère asymétrie à droite (skewness = 0,118) et un aplatissement modéré (kurtosis = −1,408). Ces résultats indiquent que les données sont désormais concentrées autour des distances courtes, avec peu de valeurs extrêmes, ce qui confirme leur adéquation pour des analyses statistiques avancées.</w:t>
+        <w:t xml:space="preserve"> après nettoyage montre une légère asymétrie à droite (</w:t>
+      </w:r>
+      <w:proofErr w:type="spellStart"/>
+      <w:r>
+        <w:t>skewness</w:t>
+      </w:r>
+      <w:proofErr w:type="spellEnd"/>
+      <w:r>
+        <w:t xml:space="preserve"> = 0,118) et un aplatissement modéré (kurtosis = −1,408). Ces résultats indiquent que les données sont désormais concentrées autour des distances courtes, avec peu de valeurs extrêmes, ce qui confirme leur adéquation pour des analyses statistiques avancées.</w:t>
       </w:r>
     </w:p>
     <w:p>
@@ -419,6 +475,7 @@
       <w:r>
         <w:t xml:space="preserve">Pour étudier la relation entre la gravité des accidents et les conditions météorologiques, les cinq conditions météo les plus fréquentes ont été sélectionnées. Une table de contingence entre </w:t>
       </w:r>
+      <w:proofErr w:type="spellStart"/>
       <w:r>
         <w:rPr>
           <w:i/>
@@ -426,9 +483,11 @@
         </w:rPr>
         <w:t>Weather_Condition</w:t>
       </w:r>
+      <w:proofErr w:type="spellEnd"/>
       <w:r>
         <w:t xml:space="preserve"> et </w:t>
       </w:r>
+      <w:proofErr w:type="spellStart"/>
       <w:r>
         <w:rPr>
           <w:i/>
@@ -436,13 +495,22 @@
         </w:rPr>
         <w:t>Severity</w:t>
       </w:r>
+      <w:proofErr w:type="spellEnd"/>
       <w:r>
         <w:t xml:space="preserve"> a été construite, puis un test du Khi² a été appliqué.</w:t>
       </w:r>
     </w:p>
     <w:p>
       <w:r>
-        <w:t>Les résultats du test montrent une statistique χ² d’environ 457,4 avec une p-value extrêmement faible (p &lt; 0,001). Ce résultat indique une association statistiquement significative entre les conditions météorologiques et la gravité des accidents. Une heatmap normalisée a été utilisée pour visualiser la répartition des niveaux de gravité selon chaque condition météo, facilitant l’identification des situations associées à des accidents plus graves.</w:t>
+        <w:t xml:space="preserve">Les résultats du test montrent une statistique χ² d’environ 457,4 avec une p-value extrêmement faible (p &lt; 0,001). Ce résultat indique une association statistiquement significative entre les conditions météorologiques et la gravité des accidents. Une </w:t>
+      </w:r>
+      <w:proofErr w:type="spellStart"/>
+      <w:r>
+        <w:t>heatmap</w:t>
+      </w:r>
+      <w:proofErr w:type="spellEnd"/>
+      <w:r>
+        <w:t xml:space="preserve"> normalisée a été utilisée pour visualiser la répartition des niveaux de gravité selon chaque condition météo, facilitant l’identification des situations associées à des accidents plus graves.</w:t>
       </w:r>
     </w:p>
     <w:p/>
@@ -474,6 +542,7 @@
       <w:r>
         <w:t xml:space="preserve">Un test non paramétrique de Mann–Whitney a été effectué afin de comparer la gravité des accidents survenus sous la pluie et par temps clair. Ce test est particulièrement adapté car la variable </w:t>
       </w:r>
+      <w:proofErr w:type="spellStart"/>
       <w:r>
         <w:rPr>
           <w:i/>
@@ -481,6 +550,7 @@
         </w:rPr>
         <w:t>Severity</w:t>
       </w:r>
+      <w:proofErr w:type="spellEnd"/>
       <w:r>
         <w:t xml:space="preserve"> est ordinale.</w:t>
       </w:r>
@@ -598,7 +668,23 @@
         </w:numPr>
       </w:pPr>
       <w:r>
-        <w:t>Les coordonnées des accidents (Start_Lat, Start_Lng) varient entre :</w:t>
+        <w:t>Les coordonnées des accidents (</w:t>
+      </w:r>
+      <w:proofErr w:type="spellStart"/>
+      <w:r>
+        <w:t>Start_Lat</w:t>
+      </w:r>
+      <w:proofErr w:type="spellEnd"/>
+      <w:r>
+        <w:t xml:space="preserve">, </w:t>
+      </w:r>
+      <w:proofErr w:type="spellStart"/>
+      <w:r>
+        <w:t>Start_Lng</w:t>
+      </w:r>
+      <w:proofErr w:type="spellEnd"/>
+      <w:r>
+        <w:t>) varient entre :</w:t>
       </w:r>
     </w:p>
     <w:p>
@@ -723,7 +809,15 @@
         </w:numPr>
       </w:pPr>
       <w:r>
-        <w:t xml:space="preserve">Latitude vs Severity : −0,000082, p = 0,954 → </w:t>
+        <w:t xml:space="preserve">Latitude vs </w:t>
+      </w:r>
+      <w:proofErr w:type="spellStart"/>
+      <w:r>
+        <w:t>Severity</w:t>
+      </w:r>
+      <w:proofErr w:type="spellEnd"/>
+      <w:r>
+        <w:t xml:space="preserve"> : −0,000082, p = 0,954 → </w:t>
       </w:r>
       <w:r>
         <w:rPr>
@@ -741,7 +835,15 @@
         </w:numPr>
       </w:pPr>
       <w:r>
-        <w:t xml:space="preserve">Longitude vs Severity : −0,0415, p &lt; 0,001 → </w:t>
+        <w:t xml:space="preserve">Longitude vs </w:t>
+      </w:r>
+      <w:proofErr w:type="spellStart"/>
+      <w:r>
+        <w:t>Severity</w:t>
+      </w:r>
+      <w:proofErr w:type="spellEnd"/>
+      <w:r>
+        <w:t xml:space="preserve"> : −0,0415, p &lt; 0,001 → </w:t>
       </w:r>
       <w:r>
         <w:rPr>
@@ -781,7 +883,23 @@
           <w:b/>
           <w:bCs/>
         </w:rPr>
-        <w:t>3. Gravité par État (Boxplots et ANOVA)</w:t>
+        <w:t>3. Gravité par État (</w:t>
+      </w:r>
+      <w:proofErr w:type="spellStart"/>
+      <w:r>
+        <w:rPr>
+          <w:b/>
+          <w:bCs/>
+        </w:rPr>
+        <w:t>Boxplots</w:t>
+      </w:r>
+      <w:proofErr w:type="spellEnd"/>
+      <w:r>
+        <w:rPr>
+          <w:b/>
+          <w:bCs/>
+        </w:rPr>
+        <w:t xml:space="preserve"> et ANOVA)</w:t>
       </w:r>
     </w:p>
     <w:p>
@@ -792,7 +910,15 @@
         </w:numPr>
       </w:pPr>
       <w:r>
-        <w:t>Comparaison des 5 États les plus accidentés via boxplots et ANOVA.</w:t>
+        <w:t xml:space="preserve">Comparaison des 5 États les plus accidentés via </w:t>
+      </w:r>
+      <w:proofErr w:type="spellStart"/>
+      <w:r>
+        <w:t>boxplots</w:t>
+      </w:r>
+      <w:proofErr w:type="spellEnd"/>
+      <w:r>
+        <w:t xml:space="preserve"> et ANOVA.</w:t>
       </w:r>
     </w:p>
     <w:p>
@@ -857,8 +983,29 @@
         </w:numPr>
       </w:pPr>
       <w:r>
-        <w:t>Régression logistique : Severe_Accident ~ Start_Lat + Start_Lng</w:t>
-      </w:r>
+        <w:t xml:space="preserve">Régression logistique : </w:t>
+      </w:r>
+      <w:proofErr w:type="spellStart"/>
+      <w:r>
+        <w:t>Severe_Accident</w:t>
+      </w:r>
+      <w:proofErr w:type="spellEnd"/>
+      <w:r>
+        <w:t xml:space="preserve"> ~ </w:t>
+      </w:r>
+      <w:proofErr w:type="spellStart"/>
+      <w:r>
+        <w:t>Start_Lat</w:t>
+      </w:r>
+      <w:proofErr w:type="spellEnd"/>
+      <w:r>
+        <w:t xml:space="preserve"> + </w:t>
+      </w:r>
+      <w:proofErr w:type="spellStart"/>
+      <w:r>
+        <w:t>Start_Lng</w:t>
+      </w:r>
+      <w:proofErr w:type="spellEnd"/>
     </w:p>
     <w:p>
       <w:pPr>
@@ -911,7 +1058,23 @@
           <w:b/>
           <w:bCs/>
         </w:rPr>
-        <w:t>5. Clustering géographique (KMeans)</w:t>
+        <w:t>5. Clustering géographique (</w:t>
+      </w:r>
+      <w:proofErr w:type="spellStart"/>
+      <w:r>
+        <w:rPr>
+          <w:b/>
+          <w:bCs/>
+        </w:rPr>
+        <w:t>KMeans</w:t>
+      </w:r>
+      <w:proofErr w:type="spellEnd"/>
+      <w:r>
+        <w:rPr>
+          <w:b/>
+          <w:bCs/>
+        </w:rPr>
+        <w:t>)</w:t>
       </w:r>
     </w:p>
     <w:p>
@@ -922,7 +1085,15 @@
         </w:numPr>
       </w:pPr>
       <w:r>
-        <w:t>Quatre clusters ont été identifiés sur la base de Latitude, Longitude et Severity.</w:t>
+        <w:t xml:space="preserve">Quatre clusters ont été identifiés sur la base de Latitude, Longitude et </w:t>
+      </w:r>
+      <w:proofErr w:type="spellStart"/>
+      <w:r>
+        <w:t>Severity</w:t>
+      </w:r>
+      <w:proofErr w:type="spellEnd"/>
+      <w:r>
+        <w:t>.</w:t>
       </w:r>
     </w:p>
     <w:p>
@@ -998,8 +1169,21 @@
           <w:numId w:val="12"/>
         </w:numPr>
       </w:pPr>
-      <w:r>
-        <w:t>Hexbin plot / heatmap :</w:t>
+      <w:proofErr w:type="spellStart"/>
+      <w:r>
+        <w:t>Hexbin</w:t>
+      </w:r>
+      <w:proofErr w:type="spellEnd"/>
+      <w:r>
+        <w:t xml:space="preserve"> plot / </w:t>
+      </w:r>
+      <w:proofErr w:type="spellStart"/>
+      <w:r>
+        <w:t>heatmap</w:t>
+      </w:r>
+      <w:proofErr w:type="spellEnd"/>
+      <w:r>
+        <w:t xml:space="preserve"> :</w:t>
       </w:r>
     </w:p>
     <w:p>
@@ -1300,7 +1484,850 @@
       </w:r>
     </w:p>
     <w:p/>
-    <w:p/>
+    <w:p>
+      <w:r>
+        <w:br w:type="page"/>
+      </w:r>
+    </w:p>
+    <w:p>
+      <w:pPr>
+        <w:pStyle w:val="Paragraphedeliste"/>
+        <w:numPr>
+          <w:ilvl w:val="0"/>
+          <w:numId w:val="4"/>
+        </w:numPr>
+        <w:rPr>
+          <w:color w:val="0F4761" w:themeColor="accent1" w:themeShade="BF"/>
+          <w:sz w:val="36"/>
+          <w:szCs w:val="36"/>
+        </w:rPr>
+      </w:pPr>
+      <w:r>
+        <w:rPr>
+          <w:color w:val="0F4761" w:themeColor="accent1" w:themeShade="BF"/>
+          <w:sz w:val="36"/>
+          <w:szCs w:val="36"/>
+        </w:rPr>
+        <w:lastRenderedPageBreak/>
+        <w:t>Analyse de l’influence des infrastructures routières sur la gravité des accidents</w:t>
+      </w:r>
+    </w:p>
+    <w:p>
+      <w:pPr>
+        <w:ind w:left="360"/>
+        <w:rPr>
+          <w:color w:val="000000" w:themeColor="text1"/>
+        </w:rPr>
+      </w:pPr>
+      <w:r>
+        <w:rPr>
+          <w:color w:val="000000" w:themeColor="text1"/>
+        </w:rPr>
+        <w:t>Cette analyse vise à étudier l’impact des infrastructures routières sur la fréquence et la gravité des accidents de la route aux États-Unis. Les variables étudiées incluent plusieurs types d’infrastructures telles que les carrefours (Junction), les feux de signalisation (</w:t>
+      </w:r>
+      <w:proofErr w:type="spellStart"/>
+      <w:r>
+        <w:rPr>
+          <w:color w:val="000000" w:themeColor="text1"/>
+        </w:rPr>
+        <w:t>Traffic_Signal</w:t>
+      </w:r>
+      <w:proofErr w:type="spellEnd"/>
+      <w:r>
+        <w:rPr>
+          <w:color w:val="000000" w:themeColor="text1"/>
+        </w:rPr>
+        <w:t>), les passages piétons (Crossing), les ronds-points (</w:t>
+      </w:r>
+      <w:proofErr w:type="spellStart"/>
+      <w:r>
+        <w:rPr>
+          <w:color w:val="000000" w:themeColor="text1"/>
+        </w:rPr>
+        <w:t>Roundabout</w:t>
+      </w:r>
+      <w:proofErr w:type="spellEnd"/>
+      <w:r>
+        <w:rPr>
+          <w:color w:val="000000" w:themeColor="text1"/>
+        </w:rPr>
+        <w:t>), les voies ferrées (Railway) et autres équipements routiers.</w:t>
+      </w:r>
+    </w:p>
+    <w:p>
+      <w:pPr>
+        <w:pStyle w:val="Paragraphedeliste"/>
+        <w:numPr>
+          <w:ilvl w:val="0"/>
+          <w:numId w:val="20"/>
+        </w:numPr>
+        <w:rPr>
+          <w:b/>
+          <w:bCs/>
+          <w:color w:val="000000" w:themeColor="text1"/>
+        </w:rPr>
+      </w:pPr>
+      <w:r>
+        <w:rPr>
+          <w:b/>
+          <w:bCs/>
+          <w:color w:val="000000" w:themeColor="text1"/>
+        </w:rPr>
+        <w:t>Répartition des accidents par type d’infrastructure</w:t>
+      </w:r>
+    </w:p>
+    <w:p>
+      <w:pPr>
+        <w:rPr>
+          <w:color w:val="000000" w:themeColor="text1"/>
+        </w:rPr>
+      </w:pPr>
+      <w:r>
+        <w:rPr>
+          <w:color w:val="000000" w:themeColor="text1"/>
+        </w:rPr>
+        <w:t xml:space="preserve">L’analyse de la distribution montre que les accidents sont </w:t>
+      </w:r>
+      <w:r>
+        <w:rPr>
+          <w:b/>
+          <w:bCs/>
+          <w:color w:val="000000" w:themeColor="text1"/>
+        </w:rPr>
+        <w:t>majoritairement associés à certaines infrastructures spécifiques</w:t>
+      </w:r>
+      <w:r>
+        <w:rPr>
+          <w:color w:val="000000" w:themeColor="text1"/>
+        </w:rPr>
+        <w:t>, notamment :</w:t>
+      </w:r>
+    </w:p>
+    <w:p>
+      <w:pPr>
+        <w:numPr>
+          <w:ilvl w:val="0"/>
+          <w:numId w:val="16"/>
+        </w:numPr>
+        <w:rPr>
+          <w:color w:val="000000" w:themeColor="text1"/>
+        </w:rPr>
+      </w:pPr>
+      <w:r>
+        <w:rPr>
+          <w:color w:val="000000" w:themeColor="text1"/>
+        </w:rPr>
+        <w:t>Les</w:t>
+      </w:r>
+      <w:r>
+        <w:rPr>
+          <w:color w:val="000000" w:themeColor="text1"/>
+        </w:rPr>
+        <w:t xml:space="preserve"> </w:t>
+      </w:r>
+      <w:r>
+        <w:rPr>
+          <w:b/>
+          <w:bCs/>
+          <w:color w:val="000000" w:themeColor="text1"/>
+        </w:rPr>
+        <w:t>carrefours (Junction)</w:t>
+      </w:r>
+      <w:r>
+        <w:rPr>
+          <w:color w:val="000000" w:themeColor="text1"/>
+        </w:rPr>
+        <w:t>,</w:t>
+      </w:r>
+    </w:p>
+    <w:p>
+      <w:pPr>
+        <w:numPr>
+          <w:ilvl w:val="0"/>
+          <w:numId w:val="16"/>
+        </w:numPr>
+        <w:rPr>
+          <w:color w:val="000000" w:themeColor="text1"/>
+        </w:rPr>
+      </w:pPr>
+      <w:r>
+        <w:rPr>
+          <w:color w:val="000000" w:themeColor="text1"/>
+        </w:rPr>
+        <w:t>Les</w:t>
+      </w:r>
+      <w:r>
+        <w:rPr>
+          <w:color w:val="000000" w:themeColor="text1"/>
+        </w:rPr>
+        <w:t xml:space="preserve"> </w:t>
+      </w:r>
+      <w:r>
+        <w:rPr>
+          <w:b/>
+          <w:bCs/>
+          <w:color w:val="000000" w:themeColor="text1"/>
+        </w:rPr>
+        <w:t>feux de signalisation (</w:t>
+      </w:r>
+      <w:proofErr w:type="spellStart"/>
+      <w:r>
+        <w:rPr>
+          <w:b/>
+          <w:bCs/>
+          <w:color w:val="000000" w:themeColor="text1"/>
+        </w:rPr>
+        <w:t>Traffic_Signal</w:t>
+      </w:r>
+      <w:proofErr w:type="spellEnd"/>
+      <w:r>
+        <w:rPr>
+          <w:b/>
+          <w:bCs/>
+          <w:color w:val="000000" w:themeColor="text1"/>
+        </w:rPr>
+        <w:t>)</w:t>
+      </w:r>
+      <w:r>
+        <w:rPr>
+          <w:color w:val="000000" w:themeColor="text1"/>
+        </w:rPr>
+        <w:t>,</w:t>
+      </w:r>
+    </w:p>
+    <w:p>
+      <w:pPr>
+        <w:numPr>
+          <w:ilvl w:val="0"/>
+          <w:numId w:val="16"/>
+        </w:numPr>
+        <w:rPr>
+          <w:color w:val="000000" w:themeColor="text1"/>
+        </w:rPr>
+      </w:pPr>
+      <w:r>
+        <w:rPr>
+          <w:color w:val="000000" w:themeColor="text1"/>
+        </w:rPr>
+        <w:t>Et</w:t>
+      </w:r>
+      <w:r>
+        <w:rPr>
+          <w:color w:val="000000" w:themeColor="text1"/>
+        </w:rPr>
+        <w:t xml:space="preserve"> les </w:t>
+      </w:r>
+      <w:r>
+        <w:rPr>
+          <w:b/>
+          <w:bCs/>
+          <w:color w:val="000000" w:themeColor="text1"/>
+        </w:rPr>
+        <w:t>passages piétons (Crossing)</w:t>
+      </w:r>
+      <w:r>
+        <w:rPr>
+          <w:color w:val="000000" w:themeColor="text1"/>
+        </w:rPr>
+        <w:t>.</w:t>
+      </w:r>
+    </w:p>
+    <w:p>
+      <w:pPr>
+        <w:rPr>
+          <w:color w:val="000000" w:themeColor="text1"/>
+        </w:rPr>
+      </w:pPr>
+      <w:r>
+        <w:rPr>
+          <w:color w:val="000000" w:themeColor="text1"/>
+        </w:rPr>
+        <w:t>Cette concentration s’explique par le fait que ces zones sont caractérisées par une forte interaction entre véhicules, piétons et signalisations, augmentant ainsi la probabilité d’accidents.</w:t>
+      </w:r>
+    </w:p>
+    <w:p>
+      <w:pPr>
+        <w:pStyle w:val="Paragraphedeliste"/>
+        <w:numPr>
+          <w:ilvl w:val="0"/>
+          <w:numId w:val="20"/>
+        </w:numPr>
+        <w:rPr>
+          <w:b/>
+          <w:bCs/>
+          <w:color w:val="000000" w:themeColor="text1"/>
+        </w:rPr>
+      </w:pPr>
+      <w:r>
+        <w:rPr>
+          <w:b/>
+          <w:bCs/>
+          <w:color w:val="000000" w:themeColor="text1"/>
+        </w:rPr>
+        <w:t>Gravité des accidents et infrastructures</w:t>
+      </w:r>
+    </w:p>
+    <w:p>
+      <w:pPr>
+        <w:rPr>
+          <w:color w:val="000000" w:themeColor="text1"/>
+        </w:rPr>
+      </w:pPr>
+      <w:r>
+        <w:rPr>
+          <w:color w:val="000000" w:themeColor="text1"/>
+        </w:rPr>
+        <w:t xml:space="preserve">Les </w:t>
+      </w:r>
+      <w:proofErr w:type="spellStart"/>
+      <w:r>
+        <w:rPr>
+          <w:color w:val="000000" w:themeColor="text1"/>
+        </w:rPr>
+        <w:t>boxplots</w:t>
+      </w:r>
+      <w:proofErr w:type="spellEnd"/>
+      <w:r>
+        <w:rPr>
+          <w:color w:val="000000" w:themeColor="text1"/>
+        </w:rPr>
+        <w:t xml:space="preserve"> réalisés pour chaque type d’infrastructure indiquent que :</w:t>
+      </w:r>
+    </w:p>
+    <w:p>
+      <w:pPr>
+        <w:numPr>
+          <w:ilvl w:val="0"/>
+          <w:numId w:val="17"/>
+        </w:numPr>
+        <w:rPr>
+          <w:color w:val="000000" w:themeColor="text1"/>
+        </w:rPr>
+      </w:pPr>
+      <w:r>
+        <w:rPr>
+          <w:color w:val="000000" w:themeColor="text1"/>
+        </w:rPr>
+        <w:t>Certaines</w:t>
+      </w:r>
+      <w:r>
+        <w:rPr>
+          <w:color w:val="000000" w:themeColor="text1"/>
+        </w:rPr>
+        <w:t xml:space="preserve"> infrastructures, comme les </w:t>
+      </w:r>
+      <w:r>
+        <w:rPr>
+          <w:b/>
+          <w:bCs/>
+          <w:color w:val="000000" w:themeColor="text1"/>
+        </w:rPr>
+        <w:t>carrefours</w:t>
+      </w:r>
+      <w:r>
+        <w:rPr>
+          <w:color w:val="000000" w:themeColor="text1"/>
+        </w:rPr>
+        <w:t xml:space="preserve">, les </w:t>
+      </w:r>
+      <w:r>
+        <w:rPr>
+          <w:b/>
+          <w:bCs/>
+          <w:color w:val="000000" w:themeColor="text1"/>
+        </w:rPr>
+        <w:t>voies ferrées</w:t>
+      </w:r>
+      <w:r>
+        <w:rPr>
+          <w:color w:val="000000" w:themeColor="text1"/>
+        </w:rPr>
+        <w:t xml:space="preserve"> et les </w:t>
+      </w:r>
+      <w:r>
+        <w:rPr>
+          <w:b/>
+          <w:bCs/>
+          <w:color w:val="000000" w:themeColor="text1"/>
+        </w:rPr>
+        <w:t>zones de ralentissement du trafic</w:t>
+      </w:r>
+      <w:r>
+        <w:rPr>
+          <w:color w:val="000000" w:themeColor="text1"/>
+        </w:rPr>
+        <w:t xml:space="preserve">, sont associées à une </w:t>
+      </w:r>
+      <w:r>
+        <w:rPr>
+          <w:b/>
+          <w:bCs/>
+          <w:color w:val="000000" w:themeColor="text1"/>
+        </w:rPr>
+        <w:t>variabilité plus élevée de la gravité</w:t>
+      </w:r>
+      <w:r>
+        <w:rPr>
+          <w:color w:val="000000" w:themeColor="text1"/>
+        </w:rPr>
+        <w:t>, incluant des accidents plus sévères ;</w:t>
+      </w:r>
+    </w:p>
+    <w:p>
+      <w:pPr>
+        <w:numPr>
+          <w:ilvl w:val="0"/>
+          <w:numId w:val="17"/>
+        </w:numPr>
+        <w:rPr>
+          <w:color w:val="000000" w:themeColor="text1"/>
+        </w:rPr>
+      </w:pPr>
+      <w:r>
+        <w:rPr>
+          <w:color w:val="000000" w:themeColor="text1"/>
+        </w:rPr>
+        <w:t>D’autres</w:t>
+      </w:r>
+      <w:r>
+        <w:rPr>
+          <w:color w:val="000000" w:themeColor="text1"/>
+        </w:rPr>
+        <w:t xml:space="preserve"> infrastructures, telles que les </w:t>
+      </w:r>
+      <w:r>
+        <w:rPr>
+          <w:b/>
+          <w:bCs/>
+          <w:color w:val="000000" w:themeColor="text1"/>
+        </w:rPr>
+        <w:t>ronds-points</w:t>
+      </w:r>
+      <w:r>
+        <w:rPr>
+          <w:color w:val="000000" w:themeColor="text1"/>
+        </w:rPr>
+        <w:t>, présentent globalement une gravité plus modérée, suggérant un effet potentiel de régulation de la vitesse.</w:t>
+      </w:r>
+    </w:p>
+    <w:p>
+      <w:pPr>
+        <w:pStyle w:val="Paragraphedeliste"/>
+        <w:numPr>
+          <w:ilvl w:val="0"/>
+          <w:numId w:val="20"/>
+        </w:numPr>
+        <w:rPr>
+          <w:b/>
+          <w:bCs/>
+          <w:color w:val="000000" w:themeColor="text1"/>
+        </w:rPr>
+      </w:pPr>
+      <w:r>
+        <w:rPr>
+          <w:b/>
+          <w:bCs/>
+          <w:color w:val="000000" w:themeColor="text1"/>
+        </w:rPr>
+        <w:t>Corrélation entre infrastructures et gravité</w:t>
+      </w:r>
+    </w:p>
+    <w:p>
+      <w:pPr>
+        <w:rPr>
+          <w:color w:val="000000" w:themeColor="text1"/>
+        </w:rPr>
+      </w:pPr>
+      <w:r>
+        <w:rPr>
+          <w:color w:val="000000" w:themeColor="text1"/>
+        </w:rPr>
+        <w:t xml:space="preserve">La matrice de corrélation de Spearman entre les infrastructures et la variable </w:t>
+      </w:r>
+      <w:proofErr w:type="spellStart"/>
+      <w:r>
+        <w:rPr>
+          <w:b/>
+          <w:bCs/>
+          <w:color w:val="000000" w:themeColor="text1"/>
+        </w:rPr>
+        <w:t>Severity</w:t>
+      </w:r>
+      <w:proofErr w:type="spellEnd"/>
+      <w:r>
+        <w:rPr>
+          <w:color w:val="000000" w:themeColor="text1"/>
+        </w:rPr>
+        <w:t xml:space="preserve"> met en évidence :</w:t>
+      </w:r>
+    </w:p>
+    <w:p>
+      <w:pPr>
+        <w:numPr>
+          <w:ilvl w:val="0"/>
+          <w:numId w:val="18"/>
+        </w:numPr>
+        <w:rPr>
+          <w:color w:val="000000" w:themeColor="text1"/>
+        </w:rPr>
+      </w:pPr>
+      <w:r>
+        <w:rPr>
+          <w:color w:val="000000" w:themeColor="text1"/>
+        </w:rPr>
+        <w:t>Des</w:t>
+      </w:r>
+      <w:r>
+        <w:rPr>
+          <w:color w:val="000000" w:themeColor="text1"/>
+        </w:rPr>
+        <w:t xml:space="preserve"> </w:t>
+      </w:r>
+      <w:r>
+        <w:rPr>
+          <w:b/>
+          <w:bCs/>
+          <w:color w:val="000000" w:themeColor="text1"/>
+        </w:rPr>
+        <w:t>corrélations faibles</w:t>
+      </w:r>
+      <w:r>
+        <w:rPr>
+          <w:color w:val="000000" w:themeColor="text1"/>
+        </w:rPr>
+        <w:t>, mais parfois statistiquement significatives, entre certaines infrastructures et la gravité des accidents ;</w:t>
+      </w:r>
+    </w:p>
+    <w:p>
+      <w:pPr>
+        <w:numPr>
+          <w:ilvl w:val="0"/>
+          <w:numId w:val="18"/>
+        </w:numPr>
+        <w:rPr>
+          <w:color w:val="000000" w:themeColor="text1"/>
+        </w:rPr>
+      </w:pPr>
+      <w:r>
+        <w:rPr>
+          <w:color w:val="000000" w:themeColor="text1"/>
+        </w:rPr>
+        <w:t>L’absence</w:t>
+      </w:r>
+      <w:r>
+        <w:rPr>
+          <w:color w:val="000000" w:themeColor="text1"/>
+        </w:rPr>
+        <w:t xml:space="preserve"> de corrélation forte, indiquant que la présence d’une infrastructure seule n’explique pas entièrement la gravité, mais qu’elle agit en interaction avec d’autres facteurs (météo, trafic, environnement urbain).</w:t>
+      </w:r>
+    </w:p>
+    <w:p>
+      <w:pPr>
+        <w:pStyle w:val="Paragraphedeliste"/>
+        <w:numPr>
+          <w:ilvl w:val="0"/>
+          <w:numId w:val="20"/>
+        </w:numPr>
+        <w:rPr>
+          <w:b/>
+          <w:bCs/>
+          <w:color w:val="000000" w:themeColor="text1"/>
+        </w:rPr>
+      </w:pPr>
+      <w:r>
+        <w:rPr>
+          <w:b/>
+          <w:bCs/>
+          <w:color w:val="000000" w:themeColor="text1"/>
+        </w:rPr>
+        <w:lastRenderedPageBreak/>
+        <w:t>Comparaison accidents avec et sans infrastructure</w:t>
+      </w:r>
+    </w:p>
+    <w:p>
+      <w:pPr>
+        <w:rPr>
+          <w:color w:val="000000" w:themeColor="text1"/>
+        </w:rPr>
+      </w:pPr>
+      <w:r>
+        <w:rPr>
+          <w:color w:val="000000" w:themeColor="text1"/>
+        </w:rPr>
+        <w:t xml:space="preserve">La comparaison entre les accidents survenus </w:t>
+      </w:r>
+      <w:r>
+        <w:rPr>
+          <w:b/>
+          <w:bCs/>
+          <w:color w:val="000000" w:themeColor="text1"/>
+        </w:rPr>
+        <w:t>à proximité d’infrastructures</w:t>
+      </w:r>
+      <w:r>
+        <w:rPr>
+          <w:color w:val="000000" w:themeColor="text1"/>
+        </w:rPr>
+        <w:t xml:space="preserve"> et ceux survenus </w:t>
+      </w:r>
+      <w:r>
+        <w:rPr>
+          <w:b/>
+          <w:bCs/>
+          <w:color w:val="000000" w:themeColor="text1"/>
+        </w:rPr>
+        <w:t>en leur absence</w:t>
+      </w:r>
+      <w:r>
+        <w:rPr>
+          <w:color w:val="000000" w:themeColor="text1"/>
+        </w:rPr>
+        <w:t xml:space="preserve"> montre que la majorité des accidents ont lieu près d’équipements routiers structurants. Cela souligne le rôle central de ces zones comme points critiques du réseau routier.</w:t>
+      </w:r>
+    </w:p>
+    <w:p>
+      <w:pPr>
+        <w:pStyle w:val="Paragraphedeliste"/>
+        <w:numPr>
+          <w:ilvl w:val="0"/>
+          <w:numId w:val="20"/>
+        </w:numPr>
+        <w:rPr>
+          <w:b/>
+          <w:bCs/>
+          <w:color w:val="000000" w:themeColor="text1"/>
+        </w:rPr>
+      </w:pPr>
+      <w:r>
+        <w:rPr>
+          <w:b/>
+          <w:bCs/>
+          <w:color w:val="000000" w:themeColor="text1"/>
+        </w:rPr>
+        <w:t>Analyse spatiale des accidents liés aux infrastructures</w:t>
+      </w:r>
+    </w:p>
+    <w:p>
+      <w:pPr>
+        <w:rPr>
+          <w:color w:val="000000" w:themeColor="text1"/>
+        </w:rPr>
+      </w:pPr>
+      <w:r>
+        <w:rPr>
+          <w:color w:val="000000" w:themeColor="text1"/>
+        </w:rPr>
+        <w:t xml:space="preserve">La cartographie par </w:t>
+      </w:r>
+      <w:proofErr w:type="spellStart"/>
+      <w:r>
+        <w:rPr>
+          <w:color w:val="000000" w:themeColor="text1"/>
+        </w:rPr>
+        <w:t>heatmap</w:t>
+      </w:r>
+      <w:proofErr w:type="spellEnd"/>
+      <w:r>
+        <w:rPr>
+          <w:color w:val="000000" w:themeColor="text1"/>
+        </w:rPr>
+        <w:t xml:space="preserve"> des accidents situés à proximité des </w:t>
+      </w:r>
+      <w:r>
+        <w:rPr>
+          <w:b/>
+          <w:bCs/>
+          <w:color w:val="000000" w:themeColor="text1"/>
+        </w:rPr>
+        <w:t>carrefours</w:t>
+      </w:r>
+      <w:r>
+        <w:rPr>
+          <w:color w:val="000000" w:themeColor="text1"/>
+        </w:rPr>
+        <w:t xml:space="preserve"> révèle une </w:t>
+      </w:r>
+      <w:r>
+        <w:rPr>
+          <w:b/>
+          <w:bCs/>
+          <w:color w:val="000000" w:themeColor="text1"/>
+        </w:rPr>
+        <w:t>forte concentration géographique</w:t>
+      </w:r>
+      <w:r>
+        <w:rPr>
+          <w:color w:val="000000" w:themeColor="text1"/>
+        </w:rPr>
+        <w:t>, principalement dans les zones urbaines et périurbaines. Cette distribution confirme que les infrastructures complexes constituent des zones à risque élevé.</w:t>
+      </w:r>
+    </w:p>
+    <w:p>
+      <w:pPr>
+        <w:pStyle w:val="Paragraphedeliste"/>
+        <w:numPr>
+          <w:ilvl w:val="0"/>
+          <w:numId w:val="20"/>
+        </w:numPr>
+        <w:rPr>
+          <w:b/>
+          <w:bCs/>
+          <w:color w:val="000000" w:themeColor="text1"/>
+        </w:rPr>
+      </w:pPr>
+      <w:r>
+        <w:rPr>
+          <w:b/>
+          <w:bCs/>
+          <w:color w:val="000000" w:themeColor="text1"/>
+        </w:rPr>
+        <w:t>Conclusion de l’analyse des infrastructures</w:t>
+      </w:r>
+    </w:p>
+    <w:p>
+      <w:pPr>
+        <w:rPr>
+          <w:color w:val="000000" w:themeColor="text1"/>
+        </w:rPr>
+      </w:pPr>
+      <w:r>
+        <w:rPr>
+          <w:color w:val="000000" w:themeColor="text1"/>
+        </w:rPr>
+        <w:t>Dans l’ensemble, cette analyse montre que :</w:t>
+      </w:r>
+    </w:p>
+    <w:p>
+      <w:pPr>
+        <w:numPr>
+          <w:ilvl w:val="0"/>
+          <w:numId w:val="19"/>
+        </w:numPr>
+        <w:rPr>
+          <w:color w:val="000000" w:themeColor="text1"/>
+        </w:rPr>
+      </w:pPr>
+      <w:r>
+        <w:rPr>
+          <w:color w:val="000000" w:themeColor="text1"/>
+        </w:rPr>
+        <w:t>Les</w:t>
+      </w:r>
+      <w:r>
+        <w:rPr>
+          <w:color w:val="000000" w:themeColor="text1"/>
+        </w:rPr>
+        <w:t xml:space="preserve"> infrastructures routières jouent un rôle important dans la </w:t>
+      </w:r>
+      <w:r>
+        <w:rPr>
+          <w:b/>
+          <w:bCs/>
+          <w:color w:val="000000" w:themeColor="text1"/>
+        </w:rPr>
+        <w:t>fréquence des accidents</w:t>
+      </w:r>
+      <w:r>
+        <w:rPr>
+          <w:color w:val="000000" w:themeColor="text1"/>
+        </w:rPr>
+        <w:t xml:space="preserve"> ;</w:t>
+      </w:r>
+    </w:p>
+    <w:p>
+      <w:pPr>
+        <w:numPr>
+          <w:ilvl w:val="0"/>
+          <w:numId w:val="19"/>
+        </w:numPr>
+        <w:rPr>
+          <w:color w:val="000000" w:themeColor="text1"/>
+        </w:rPr>
+      </w:pPr>
+      <w:r>
+        <w:rPr>
+          <w:color w:val="000000" w:themeColor="text1"/>
+        </w:rPr>
+        <w:t>Leur</w:t>
+      </w:r>
+      <w:r>
+        <w:rPr>
+          <w:color w:val="000000" w:themeColor="text1"/>
+        </w:rPr>
+        <w:t xml:space="preserve"> impact sur la </w:t>
+      </w:r>
+      <w:r>
+        <w:rPr>
+          <w:b/>
+          <w:bCs/>
+          <w:color w:val="000000" w:themeColor="text1"/>
+        </w:rPr>
+        <w:t>gravité</w:t>
+      </w:r>
+      <w:r>
+        <w:rPr>
+          <w:color w:val="000000" w:themeColor="text1"/>
+        </w:rPr>
+        <w:t xml:space="preserve"> est réel mais reste modéré lorsqu’il est analysé isolément ;</w:t>
+      </w:r>
+    </w:p>
+    <w:p>
+      <w:pPr>
+        <w:numPr>
+          <w:ilvl w:val="0"/>
+          <w:numId w:val="19"/>
+        </w:numPr>
+        <w:rPr>
+          <w:color w:val="000000" w:themeColor="text1"/>
+        </w:rPr>
+      </w:pPr>
+      <w:r>
+        <w:rPr>
+          <w:color w:val="000000" w:themeColor="text1"/>
+        </w:rPr>
+        <w:t>Les</w:t>
+      </w:r>
+      <w:r>
+        <w:rPr>
+          <w:color w:val="000000" w:themeColor="text1"/>
+        </w:rPr>
+        <w:t xml:space="preserve"> zones équipées d’infrastructures complexes (carrefours, signalisations, passages piétons) doivent être considérées comme des </w:t>
+      </w:r>
+      <w:r>
+        <w:rPr>
+          <w:b/>
+          <w:bCs/>
+          <w:color w:val="000000" w:themeColor="text1"/>
+        </w:rPr>
+        <w:t>zones prioritaires pour la prévention routière</w:t>
+      </w:r>
+      <w:r>
+        <w:rPr>
+          <w:color w:val="000000" w:themeColor="text1"/>
+        </w:rPr>
+        <w:t>.</w:t>
+      </w:r>
+    </w:p>
+    <w:p>
+      <w:pPr>
+        <w:rPr>
+          <w:color w:val="000000" w:themeColor="text1"/>
+        </w:rPr>
+      </w:pPr>
+      <w:r>
+        <w:rPr>
+          <w:color w:val="000000" w:themeColor="text1"/>
+        </w:rPr>
+        <w:t>Ces résultats suggèrent que l’amélioration de la conception et de la gestion des infrastructures, combinée à d’autres facteurs explicatifs, pourrait contribuer significativement à la réduction des accidents graves.</w:t>
+      </w:r>
+    </w:p>
+    <w:p>
+      <w:pPr>
+        <w:rPr>
+          <w:color w:val="000000" w:themeColor="text1"/>
+        </w:rPr>
+      </w:pPr>
+    </w:p>
     <w:p/>
     <w:sectPr>
       <w:pgSz w:w="11906" w:h="16838"/>
@@ -1464,6 +2491,92 @@
     </w:lvl>
   </w:abstractNum>
   <w:abstractNum w:abstractNumId="1" w15:restartNumberingAfterBreak="0">
+    <w:nsid w:val="0DEE0F6F"/>
+    <w:multiLevelType w:val="hybridMultilevel"/>
+    <w:tmpl w:val="F8208B96"/>
+    <w:lvl w:ilvl="0" w:tplc="380C000F">
+      <w:start w:val="1"/>
+      <w:numFmt w:val="decimal"/>
+      <w:lvlText w:val="%1."/>
+      <w:lvlJc w:val="left"/>
+      <w:pPr>
+        <w:ind w:left="720" w:hanging="360"/>
+      </w:pPr>
+    </w:lvl>
+    <w:lvl w:ilvl="1" w:tplc="040C0019" w:tentative="1">
+      <w:start w:val="1"/>
+      <w:numFmt w:val="lowerLetter"/>
+      <w:lvlText w:val="%2."/>
+      <w:lvlJc w:val="left"/>
+      <w:pPr>
+        <w:ind w:left="1440" w:hanging="360"/>
+      </w:pPr>
+    </w:lvl>
+    <w:lvl w:ilvl="2" w:tplc="040C001B" w:tentative="1">
+      <w:start w:val="1"/>
+      <w:numFmt w:val="lowerRoman"/>
+      <w:lvlText w:val="%3."/>
+      <w:lvlJc w:val="right"/>
+      <w:pPr>
+        <w:ind w:left="2160" w:hanging="180"/>
+      </w:pPr>
+    </w:lvl>
+    <w:lvl w:ilvl="3" w:tplc="040C000F" w:tentative="1">
+      <w:start w:val="1"/>
+      <w:numFmt w:val="decimal"/>
+      <w:lvlText w:val="%4."/>
+      <w:lvlJc w:val="left"/>
+      <w:pPr>
+        <w:ind w:left="2880" w:hanging="360"/>
+      </w:pPr>
+    </w:lvl>
+    <w:lvl w:ilvl="4" w:tplc="040C0019" w:tentative="1">
+      <w:start w:val="1"/>
+      <w:numFmt w:val="lowerLetter"/>
+      <w:lvlText w:val="%5."/>
+      <w:lvlJc w:val="left"/>
+      <w:pPr>
+        <w:ind w:left="3600" w:hanging="360"/>
+      </w:pPr>
+    </w:lvl>
+    <w:lvl w:ilvl="5" w:tplc="040C001B" w:tentative="1">
+      <w:start w:val="1"/>
+      <w:numFmt w:val="lowerRoman"/>
+      <w:lvlText w:val="%6."/>
+      <w:lvlJc w:val="right"/>
+      <w:pPr>
+        <w:ind w:left="4320" w:hanging="180"/>
+      </w:pPr>
+    </w:lvl>
+    <w:lvl w:ilvl="6" w:tplc="040C000F" w:tentative="1">
+      <w:start w:val="1"/>
+      <w:numFmt w:val="decimal"/>
+      <w:lvlText w:val="%7."/>
+      <w:lvlJc w:val="left"/>
+      <w:pPr>
+        <w:ind w:left="5040" w:hanging="360"/>
+      </w:pPr>
+    </w:lvl>
+    <w:lvl w:ilvl="7" w:tplc="040C0019" w:tentative="1">
+      <w:start w:val="1"/>
+      <w:numFmt w:val="lowerLetter"/>
+      <w:lvlText w:val="%8."/>
+      <w:lvlJc w:val="left"/>
+      <w:pPr>
+        <w:ind w:left="5760" w:hanging="360"/>
+      </w:pPr>
+    </w:lvl>
+    <w:lvl w:ilvl="8" w:tplc="040C001B" w:tentative="1">
+      <w:start w:val="1"/>
+      <w:numFmt w:val="lowerRoman"/>
+      <w:lvlText w:val="%9."/>
+      <w:lvlJc w:val="right"/>
+      <w:pPr>
+        <w:ind w:left="6480" w:hanging="180"/>
+      </w:pPr>
+    </w:lvl>
+  </w:abstractNum>
+  <w:abstractNum w:abstractNumId="2" w15:restartNumberingAfterBreak="0">
     <w:nsid w:val="11517762"/>
     <w:multiLevelType w:val="multilevel"/>
     <w:tmpl w:val="85E2C6C0"/>
@@ -1612,10 +2725,10 @@
       </w:rPr>
     </w:lvl>
   </w:abstractNum>
-  <w:abstractNum w:abstractNumId="2" w15:restartNumberingAfterBreak="0">
+  <w:abstractNum w:abstractNumId="3" w15:restartNumberingAfterBreak="0">
     <w:nsid w:val="11FA581A"/>
     <w:multiLevelType w:val="hybridMultilevel"/>
-    <w:tmpl w:val="681A35BC"/>
+    <w:tmpl w:val="F2703F56"/>
     <w:lvl w:ilvl="0" w:tplc="E682CDC6">
       <w:start w:val="1"/>
       <w:numFmt w:val="upperRoman"/>
@@ -1701,7 +2814,7 @@
       </w:pPr>
     </w:lvl>
   </w:abstractNum>
-  <w:abstractNum w:abstractNumId="3" w15:restartNumberingAfterBreak="0">
+  <w:abstractNum w:abstractNumId="4" w15:restartNumberingAfterBreak="0">
     <w:nsid w:val="1EFC4E07"/>
     <w:multiLevelType w:val="multilevel"/>
     <w:tmpl w:val="3B3E025C"/>
@@ -1850,7 +2963,7 @@
       </w:rPr>
     </w:lvl>
   </w:abstractNum>
-  <w:abstractNum w:abstractNumId="4" w15:restartNumberingAfterBreak="0">
+  <w:abstractNum w:abstractNumId="5" w15:restartNumberingAfterBreak="0">
     <w:nsid w:val="1F775863"/>
     <w:multiLevelType w:val="multilevel"/>
     <w:tmpl w:val="454CE210"/>
@@ -1999,7 +3112,7 @@
       </w:rPr>
     </w:lvl>
   </w:abstractNum>
-  <w:abstractNum w:abstractNumId="5" w15:restartNumberingAfterBreak="0">
+  <w:abstractNum w:abstractNumId="6" w15:restartNumberingAfterBreak="0">
     <w:nsid w:val="273A08B9"/>
     <w:multiLevelType w:val="multilevel"/>
     <w:tmpl w:val="9014BEBC"/>
@@ -2148,7 +3261,7 @@
       </w:rPr>
     </w:lvl>
   </w:abstractNum>
-  <w:abstractNum w:abstractNumId="6" w15:restartNumberingAfterBreak="0">
+  <w:abstractNum w:abstractNumId="7" w15:restartNumberingAfterBreak="0">
     <w:nsid w:val="274E0FAF"/>
     <w:multiLevelType w:val="multilevel"/>
     <w:tmpl w:val="9B966C1E"/>
@@ -2297,7 +3410,7 @@
       </w:rPr>
     </w:lvl>
   </w:abstractNum>
-  <w:abstractNum w:abstractNumId="7" w15:restartNumberingAfterBreak="0">
+  <w:abstractNum w:abstractNumId="8" w15:restartNumberingAfterBreak="0">
     <w:nsid w:val="2BB45810"/>
     <w:multiLevelType w:val="multilevel"/>
     <w:tmpl w:val="5D2A831E"/>
@@ -2446,7 +3559,7 @@
       </w:rPr>
     </w:lvl>
   </w:abstractNum>
-  <w:abstractNum w:abstractNumId="8" w15:restartNumberingAfterBreak="0">
+  <w:abstractNum w:abstractNumId="9" w15:restartNumberingAfterBreak="0">
     <w:nsid w:val="31AB3D6A"/>
     <w:multiLevelType w:val="hybridMultilevel"/>
     <w:tmpl w:val="785030CE"/>
@@ -2532,7 +3645,7 @@
       </w:pPr>
     </w:lvl>
   </w:abstractNum>
-  <w:abstractNum w:abstractNumId="9" w15:restartNumberingAfterBreak="0">
+  <w:abstractNum w:abstractNumId="10" w15:restartNumberingAfterBreak="0">
     <w:nsid w:val="33BA15CD"/>
     <w:multiLevelType w:val="hybridMultilevel"/>
     <w:tmpl w:val="2878D230"/>
@@ -2618,7 +3731,156 @@
       </w:pPr>
     </w:lvl>
   </w:abstractNum>
-  <w:abstractNum w:abstractNumId="10" w15:restartNumberingAfterBreak="0">
+  <w:abstractNum w:abstractNumId="11" w15:restartNumberingAfterBreak="0">
+    <w:nsid w:val="33DA777D"/>
+    <w:multiLevelType w:val="multilevel"/>
+    <w:tmpl w:val="A3383FCA"/>
+    <w:lvl w:ilvl="0">
+      <w:start w:val="1"/>
+      <w:numFmt w:val="bullet"/>
+      <w:lvlText w:val=""/>
+      <w:lvlJc w:val="left"/>
+      <w:pPr>
+        <w:tabs>
+          <w:tab w:val="num" w:pos="720"/>
+        </w:tabs>
+        <w:ind w:left="720" w:hanging="360"/>
+      </w:pPr>
+      <w:rPr>
+        <w:rFonts w:ascii="Symbol" w:hAnsi="Symbol" w:hint="default"/>
+        <w:sz w:val="20"/>
+      </w:rPr>
+    </w:lvl>
+    <w:lvl w:ilvl="1" w:tentative="1">
+      <w:start w:val="1"/>
+      <w:numFmt w:val="bullet"/>
+      <w:lvlText w:val="o"/>
+      <w:lvlJc w:val="left"/>
+      <w:pPr>
+        <w:tabs>
+          <w:tab w:val="num" w:pos="1440"/>
+        </w:tabs>
+        <w:ind w:left="1440" w:hanging="360"/>
+      </w:pPr>
+      <w:rPr>
+        <w:rFonts w:ascii="Courier New" w:hAnsi="Courier New" w:hint="default"/>
+        <w:sz w:val="20"/>
+      </w:rPr>
+    </w:lvl>
+    <w:lvl w:ilvl="2" w:tentative="1">
+      <w:start w:val="1"/>
+      <w:numFmt w:val="bullet"/>
+      <w:lvlText w:val=""/>
+      <w:lvlJc w:val="left"/>
+      <w:pPr>
+        <w:tabs>
+          <w:tab w:val="num" w:pos="2160"/>
+        </w:tabs>
+        <w:ind w:left="2160" w:hanging="360"/>
+      </w:pPr>
+      <w:rPr>
+        <w:rFonts w:ascii="Wingdings" w:hAnsi="Wingdings" w:hint="default"/>
+        <w:sz w:val="20"/>
+      </w:rPr>
+    </w:lvl>
+    <w:lvl w:ilvl="3" w:tentative="1">
+      <w:start w:val="1"/>
+      <w:numFmt w:val="bullet"/>
+      <w:lvlText w:val=""/>
+      <w:lvlJc w:val="left"/>
+      <w:pPr>
+        <w:tabs>
+          <w:tab w:val="num" w:pos="2880"/>
+        </w:tabs>
+        <w:ind w:left="2880" w:hanging="360"/>
+      </w:pPr>
+      <w:rPr>
+        <w:rFonts w:ascii="Wingdings" w:hAnsi="Wingdings" w:hint="default"/>
+        <w:sz w:val="20"/>
+      </w:rPr>
+    </w:lvl>
+    <w:lvl w:ilvl="4" w:tentative="1">
+      <w:start w:val="1"/>
+      <w:numFmt w:val="bullet"/>
+      <w:lvlText w:val=""/>
+      <w:lvlJc w:val="left"/>
+      <w:pPr>
+        <w:tabs>
+          <w:tab w:val="num" w:pos="3600"/>
+        </w:tabs>
+        <w:ind w:left="3600" w:hanging="360"/>
+      </w:pPr>
+      <w:rPr>
+        <w:rFonts w:ascii="Wingdings" w:hAnsi="Wingdings" w:hint="default"/>
+        <w:sz w:val="20"/>
+      </w:rPr>
+    </w:lvl>
+    <w:lvl w:ilvl="5" w:tentative="1">
+      <w:start w:val="1"/>
+      <w:numFmt w:val="bullet"/>
+      <w:lvlText w:val=""/>
+      <w:lvlJc w:val="left"/>
+      <w:pPr>
+        <w:tabs>
+          <w:tab w:val="num" w:pos="4320"/>
+        </w:tabs>
+        <w:ind w:left="4320" w:hanging="360"/>
+      </w:pPr>
+      <w:rPr>
+        <w:rFonts w:ascii="Wingdings" w:hAnsi="Wingdings" w:hint="default"/>
+        <w:sz w:val="20"/>
+      </w:rPr>
+    </w:lvl>
+    <w:lvl w:ilvl="6" w:tentative="1">
+      <w:start w:val="1"/>
+      <w:numFmt w:val="bullet"/>
+      <w:lvlText w:val=""/>
+      <w:lvlJc w:val="left"/>
+      <w:pPr>
+        <w:tabs>
+          <w:tab w:val="num" w:pos="5040"/>
+        </w:tabs>
+        <w:ind w:left="5040" w:hanging="360"/>
+      </w:pPr>
+      <w:rPr>
+        <w:rFonts w:ascii="Wingdings" w:hAnsi="Wingdings" w:hint="default"/>
+        <w:sz w:val="20"/>
+      </w:rPr>
+    </w:lvl>
+    <w:lvl w:ilvl="7" w:tentative="1">
+      <w:start w:val="1"/>
+      <w:numFmt w:val="bullet"/>
+      <w:lvlText w:val=""/>
+      <w:lvlJc w:val="left"/>
+      <w:pPr>
+        <w:tabs>
+          <w:tab w:val="num" w:pos="5760"/>
+        </w:tabs>
+        <w:ind w:left="5760" w:hanging="360"/>
+      </w:pPr>
+      <w:rPr>
+        <w:rFonts w:ascii="Wingdings" w:hAnsi="Wingdings" w:hint="default"/>
+        <w:sz w:val="20"/>
+      </w:rPr>
+    </w:lvl>
+    <w:lvl w:ilvl="8" w:tentative="1">
+      <w:start w:val="1"/>
+      <w:numFmt w:val="bullet"/>
+      <w:lvlText w:val=""/>
+      <w:lvlJc w:val="left"/>
+      <w:pPr>
+        <w:tabs>
+          <w:tab w:val="num" w:pos="6480"/>
+        </w:tabs>
+        <w:ind w:left="6480" w:hanging="360"/>
+      </w:pPr>
+      <w:rPr>
+        <w:rFonts w:ascii="Wingdings" w:hAnsi="Wingdings" w:hint="default"/>
+        <w:sz w:val="20"/>
+      </w:rPr>
+    </w:lvl>
+  </w:abstractNum>
+  <w:abstractNum w:abstractNumId="12" w15:restartNumberingAfterBreak="0">
     <w:nsid w:val="342E07D4"/>
     <w:multiLevelType w:val="multilevel"/>
     <w:tmpl w:val="FFDC523E"/>
@@ -2767,7 +4029,454 @@
       </w:rPr>
     </w:lvl>
   </w:abstractNum>
-  <w:abstractNum w:abstractNumId="11" w15:restartNumberingAfterBreak="0">
+  <w:abstractNum w:abstractNumId="13" w15:restartNumberingAfterBreak="0">
+    <w:nsid w:val="350968B7"/>
+    <w:multiLevelType w:val="multilevel"/>
+    <w:tmpl w:val="29CCC5E0"/>
+    <w:lvl w:ilvl="0">
+      <w:start w:val="1"/>
+      <w:numFmt w:val="bullet"/>
+      <w:lvlText w:val=""/>
+      <w:lvlJc w:val="left"/>
+      <w:pPr>
+        <w:tabs>
+          <w:tab w:val="num" w:pos="720"/>
+        </w:tabs>
+        <w:ind w:left="720" w:hanging="360"/>
+      </w:pPr>
+      <w:rPr>
+        <w:rFonts w:ascii="Symbol" w:hAnsi="Symbol" w:hint="default"/>
+        <w:sz w:val="20"/>
+      </w:rPr>
+    </w:lvl>
+    <w:lvl w:ilvl="1" w:tentative="1">
+      <w:start w:val="1"/>
+      <w:numFmt w:val="bullet"/>
+      <w:lvlText w:val="o"/>
+      <w:lvlJc w:val="left"/>
+      <w:pPr>
+        <w:tabs>
+          <w:tab w:val="num" w:pos="1440"/>
+        </w:tabs>
+        <w:ind w:left="1440" w:hanging="360"/>
+      </w:pPr>
+      <w:rPr>
+        <w:rFonts w:ascii="Courier New" w:hAnsi="Courier New" w:hint="default"/>
+        <w:sz w:val="20"/>
+      </w:rPr>
+    </w:lvl>
+    <w:lvl w:ilvl="2" w:tentative="1">
+      <w:start w:val="1"/>
+      <w:numFmt w:val="bullet"/>
+      <w:lvlText w:val=""/>
+      <w:lvlJc w:val="left"/>
+      <w:pPr>
+        <w:tabs>
+          <w:tab w:val="num" w:pos="2160"/>
+        </w:tabs>
+        <w:ind w:left="2160" w:hanging="360"/>
+      </w:pPr>
+      <w:rPr>
+        <w:rFonts w:ascii="Wingdings" w:hAnsi="Wingdings" w:hint="default"/>
+        <w:sz w:val="20"/>
+      </w:rPr>
+    </w:lvl>
+    <w:lvl w:ilvl="3" w:tentative="1">
+      <w:start w:val="1"/>
+      <w:numFmt w:val="bullet"/>
+      <w:lvlText w:val=""/>
+      <w:lvlJc w:val="left"/>
+      <w:pPr>
+        <w:tabs>
+          <w:tab w:val="num" w:pos="2880"/>
+        </w:tabs>
+        <w:ind w:left="2880" w:hanging="360"/>
+      </w:pPr>
+      <w:rPr>
+        <w:rFonts w:ascii="Wingdings" w:hAnsi="Wingdings" w:hint="default"/>
+        <w:sz w:val="20"/>
+      </w:rPr>
+    </w:lvl>
+    <w:lvl w:ilvl="4" w:tentative="1">
+      <w:start w:val="1"/>
+      <w:numFmt w:val="bullet"/>
+      <w:lvlText w:val=""/>
+      <w:lvlJc w:val="left"/>
+      <w:pPr>
+        <w:tabs>
+          <w:tab w:val="num" w:pos="3600"/>
+        </w:tabs>
+        <w:ind w:left="3600" w:hanging="360"/>
+      </w:pPr>
+      <w:rPr>
+        <w:rFonts w:ascii="Wingdings" w:hAnsi="Wingdings" w:hint="default"/>
+        <w:sz w:val="20"/>
+      </w:rPr>
+    </w:lvl>
+    <w:lvl w:ilvl="5" w:tentative="1">
+      <w:start w:val="1"/>
+      <w:numFmt w:val="bullet"/>
+      <w:lvlText w:val=""/>
+      <w:lvlJc w:val="left"/>
+      <w:pPr>
+        <w:tabs>
+          <w:tab w:val="num" w:pos="4320"/>
+        </w:tabs>
+        <w:ind w:left="4320" w:hanging="360"/>
+      </w:pPr>
+      <w:rPr>
+        <w:rFonts w:ascii="Wingdings" w:hAnsi="Wingdings" w:hint="default"/>
+        <w:sz w:val="20"/>
+      </w:rPr>
+    </w:lvl>
+    <w:lvl w:ilvl="6" w:tentative="1">
+      <w:start w:val="1"/>
+      <w:numFmt w:val="bullet"/>
+      <w:lvlText w:val=""/>
+      <w:lvlJc w:val="left"/>
+      <w:pPr>
+        <w:tabs>
+          <w:tab w:val="num" w:pos="5040"/>
+        </w:tabs>
+        <w:ind w:left="5040" w:hanging="360"/>
+      </w:pPr>
+      <w:rPr>
+        <w:rFonts w:ascii="Wingdings" w:hAnsi="Wingdings" w:hint="default"/>
+        <w:sz w:val="20"/>
+      </w:rPr>
+    </w:lvl>
+    <w:lvl w:ilvl="7" w:tentative="1">
+      <w:start w:val="1"/>
+      <w:numFmt w:val="bullet"/>
+      <w:lvlText w:val=""/>
+      <w:lvlJc w:val="left"/>
+      <w:pPr>
+        <w:tabs>
+          <w:tab w:val="num" w:pos="5760"/>
+        </w:tabs>
+        <w:ind w:left="5760" w:hanging="360"/>
+      </w:pPr>
+      <w:rPr>
+        <w:rFonts w:ascii="Wingdings" w:hAnsi="Wingdings" w:hint="default"/>
+        <w:sz w:val="20"/>
+      </w:rPr>
+    </w:lvl>
+    <w:lvl w:ilvl="8" w:tentative="1">
+      <w:start w:val="1"/>
+      <w:numFmt w:val="bullet"/>
+      <w:lvlText w:val=""/>
+      <w:lvlJc w:val="left"/>
+      <w:pPr>
+        <w:tabs>
+          <w:tab w:val="num" w:pos="6480"/>
+        </w:tabs>
+        <w:ind w:left="6480" w:hanging="360"/>
+      </w:pPr>
+      <w:rPr>
+        <w:rFonts w:ascii="Wingdings" w:hAnsi="Wingdings" w:hint="default"/>
+        <w:sz w:val="20"/>
+      </w:rPr>
+    </w:lvl>
+  </w:abstractNum>
+  <w:abstractNum w:abstractNumId="14" w15:restartNumberingAfterBreak="0">
+    <w:nsid w:val="373533E5"/>
+    <w:multiLevelType w:val="multilevel"/>
+    <w:tmpl w:val="4E72F11C"/>
+    <w:lvl w:ilvl="0">
+      <w:start w:val="1"/>
+      <w:numFmt w:val="bullet"/>
+      <w:lvlText w:val=""/>
+      <w:lvlJc w:val="left"/>
+      <w:pPr>
+        <w:tabs>
+          <w:tab w:val="num" w:pos="720"/>
+        </w:tabs>
+        <w:ind w:left="720" w:hanging="360"/>
+      </w:pPr>
+      <w:rPr>
+        <w:rFonts w:ascii="Symbol" w:hAnsi="Symbol" w:hint="default"/>
+        <w:sz w:val="20"/>
+      </w:rPr>
+    </w:lvl>
+    <w:lvl w:ilvl="1" w:tentative="1">
+      <w:start w:val="1"/>
+      <w:numFmt w:val="bullet"/>
+      <w:lvlText w:val="o"/>
+      <w:lvlJc w:val="left"/>
+      <w:pPr>
+        <w:tabs>
+          <w:tab w:val="num" w:pos="1440"/>
+        </w:tabs>
+        <w:ind w:left="1440" w:hanging="360"/>
+      </w:pPr>
+      <w:rPr>
+        <w:rFonts w:ascii="Courier New" w:hAnsi="Courier New" w:hint="default"/>
+        <w:sz w:val="20"/>
+      </w:rPr>
+    </w:lvl>
+    <w:lvl w:ilvl="2" w:tentative="1">
+      <w:start w:val="1"/>
+      <w:numFmt w:val="bullet"/>
+      <w:lvlText w:val=""/>
+      <w:lvlJc w:val="left"/>
+      <w:pPr>
+        <w:tabs>
+          <w:tab w:val="num" w:pos="2160"/>
+        </w:tabs>
+        <w:ind w:left="2160" w:hanging="360"/>
+      </w:pPr>
+      <w:rPr>
+        <w:rFonts w:ascii="Wingdings" w:hAnsi="Wingdings" w:hint="default"/>
+        <w:sz w:val="20"/>
+      </w:rPr>
+    </w:lvl>
+    <w:lvl w:ilvl="3" w:tentative="1">
+      <w:start w:val="1"/>
+      <w:numFmt w:val="bullet"/>
+      <w:lvlText w:val=""/>
+      <w:lvlJc w:val="left"/>
+      <w:pPr>
+        <w:tabs>
+          <w:tab w:val="num" w:pos="2880"/>
+        </w:tabs>
+        <w:ind w:left="2880" w:hanging="360"/>
+      </w:pPr>
+      <w:rPr>
+        <w:rFonts w:ascii="Wingdings" w:hAnsi="Wingdings" w:hint="default"/>
+        <w:sz w:val="20"/>
+      </w:rPr>
+    </w:lvl>
+    <w:lvl w:ilvl="4" w:tentative="1">
+      <w:start w:val="1"/>
+      <w:numFmt w:val="bullet"/>
+      <w:lvlText w:val=""/>
+      <w:lvlJc w:val="left"/>
+      <w:pPr>
+        <w:tabs>
+          <w:tab w:val="num" w:pos="3600"/>
+        </w:tabs>
+        <w:ind w:left="3600" w:hanging="360"/>
+      </w:pPr>
+      <w:rPr>
+        <w:rFonts w:ascii="Wingdings" w:hAnsi="Wingdings" w:hint="default"/>
+        <w:sz w:val="20"/>
+      </w:rPr>
+    </w:lvl>
+    <w:lvl w:ilvl="5" w:tentative="1">
+      <w:start w:val="1"/>
+      <w:numFmt w:val="bullet"/>
+      <w:lvlText w:val=""/>
+      <w:lvlJc w:val="left"/>
+      <w:pPr>
+        <w:tabs>
+          <w:tab w:val="num" w:pos="4320"/>
+        </w:tabs>
+        <w:ind w:left="4320" w:hanging="360"/>
+      </w:pPr>
+      <w:rPr>
+        <w:rFonts w:ascii="Wingdings" w:hAnsi="Wingdings" w:hint="default"/>
+        <w:sz w:val="20"/>
+      </w:rPr>
+    </w:lvl>
+    <w:lvl w:ilvl="6" w:tentative="1">
+      <w:start w:val="1"/>
+      <w:numFmt w:val="bullet"/>
+      <w:lvlText w:val=""/>
+      <w:lvlJc w:val="left"/>
+      <w:pPr>
+        <w:tabs>
+          <w:tab w:val="num" w:pos="5040"/>
+        </w:tabs>
+        <w:ind w:left="5040" w:hanging="360"/>
+      </w:pPr>
+      <w:rPr>
+        <w:rFonts w:ascii="Wingdings" w:hAnsi="Wingdings" w:hint="default"/>
+        <w:sz w:val="20"/>
+      </w:rPr>
+    </w:lvl>
+    <w:lvl w:ilvl="7" w:tentative="1">
+      <w:start w:val="1"/>
+      <w:numFmt w:val="bullet"/>
+      <w:lvlText w:val=""/>
+      <w:lvlJc w:val="left"/>
+      <w:pPr>
+        <w:tabs>
+          <w:tab w:val="num" w:pos="5760"/>
+        </w:tabs>
+        <w:ind w:left="5760" w:hanging="360"/>
+      </w:pPr>
+      <w:rPr>
+        <w:rFonts w:ascii="Wingdings" w:hAnsi="Wingdings" w:hint="default"/>
+        <w:sz w:val="20"/>
+      </w:rPr>
+    </w:lvl>
+    <w:lvl w:ilvl="8" w:tentative="1">
+      <w:start w:val="1"/>
+      <w:numFmt w:val="bullet"/>
+      <w:lvlText w:val=""/>
+      <w:lvlJc w:val="left"/>
+      <w:pPr>
+        <w:tabs>
+          <w:tab w:val="num" w:pos="6480"/>
+        </w:tabs>
+        <w:ind w:left="6480" w:hanging="360"/>
+      </w:pPr>
+      <w:rPr>
+        <w:rFonts w:ascii="Wingdings" w:hAnsi="Wingdings" w:hint="default"/>
+        <w:sz w:val="20"/>
+      </w:rPr>
+    </w:lvl>
+  </w:abstractNum>
+  <w:abstractNum w:abstractNumId="15" w15:restartNumberingAfterBreak="0">
+    <w:nsid w:val="3B54355C"/>
+    <w:multiLevelType w:val="multilevel"/>
+    <w:tmpl w:val="94E45CA6"/>
+    <w:lvl w:ilvl="0">
+      <w:start w:val="1"/>
+      <w:numFmt w:val="bullet"/>
+      <w:lvlText w:val=""/>
+      <w:lvlJc w:val="left"/>
+      <w:pPr>
+        <w:tabs>
+          <w:tab w:val="num" w:pos="720"/>
+        </w:tabs>
+        <w:ind w:left="720" w:hanging="360"/>
+      </w:pPr>
+      <w:rPr>
+        <w:rFonts w:ascii="Symbol" w:hAnsi="Symbol" w:hint="default"/>
+        <w:sz w:val="20"/>
+      </w:rPr>
+    </w:lvl>
+    <w:lvl w:ilvl="1" w:tentative="1">
+      <w:start w:val="1"/>
+      <w:numFmt w:val="bullet"/>
+      <w:lvlText w:val="o"/>
+      <w:lvlJc w:val="left"/>
+      <w:pPr>
+        <w:tabs>
+          <w:tab w:val="num" w:pos="1440"/>
+        </w:tabs>
+        <w:ind w:left="1440" w:hanging="360"/>
+      </w:pPr>
+      <w:rPr>
+        <w:rFonts w:ascii="Courier New" w:hAnsi="Courier New" w:hint="default"/>
+        <w:sz w:val="20"/>
+      </w:rPr>
+    </w:lvl>
+    <w:lvl w:ilvl="2" w:tentative="1">
+      <w:start w:val="1"/>
+      <w:numFmt w:val="bullet"/>
+      <w:lvlText w:val=""/>
+      <w:lvlJc w:val="left"/>
+      <w:pPr>
+        <w:tabs>
+          <w:tab w:val="num" w:pos="2160"/>
+        </w:tabs>
+        <w:ind w:left="2160" w:hanging="360"/>
+      </w:pPr>
+      <w:rPr>
+        <w:rFonts w:ascii="Wingdings" w:hAnsi="Wingdings" w:hint="default"/>
+        <w:sz w:val="20"/>
+      </w:rPr>
+    </w:lvl>
+    <w:lvl w:ilvl="3" w:tentative="1">
+      <w:start w:val="1"/>
+      <w:numFmt w:val="bullet"/>
+      <w:lvlText w:val=""/>
+      <w:lvlJc w:val="left"/>
+      <w:pPr>
+        <w:tabs>
+          <w:tab w:val="num" w:pos="2880"/>
+        </w:tabs>
+        <w:ind w:left="2880" w:hanging="360"/>
+      </w:pPr>
+      <w:rPr>
+        <w:rFonts w:ascii="Wingdings" w:hAnsi="Wingdings" w:hint="default"/>
+        <w:sz w:val="20"/>
+      </w:rPr>
+    </w:lvl>
+    <w:lvl w:ilvl="4" w:tentative="1">
+      <w:start w:val="1"/>
+      <w:numFmt w:val="bullet"/>
+      <w:lvlText w:val=""/>
+      <w:lvlJc w:val="left"/>
+      <w:pPr>
+        <w:tabs>
+          <w:tab w:val="num" w:pos="3600"/>
+        </w:tabs>
+        <w:ind w:left="3600" w:hanging="360"/>
+      </w:pPr>
+      <w:rPr>
+        <w:rFonts w:ascii="Wingdings" w:hAnsi="Wingdings" w:hint="default"/>
+        <w:sz w:val="20"/>
+      </w:rPr>
+    </w:lvl>
+    <w:lvl w:ilvl="5" w:tentative="1">
+      <w:start w:val="1"/>
+      <w:numFmt w:val="bullet"/>
+      <w:lvlText w:val=""/>
+      <w:lvlJc w:val="left"/>
+      <w:pPr>
+        <w:tabs>
+          <w:tab w:val="num" w:pos="4320"/>
+        </w:tabs>
+        <w:ind w:left="4320" w:hanging="360"/>
+      </w:pPr>
+      <w:rPr>
+        <w:rFonts w:ascii="Wingdings" w:hAnsi="Wingdings" w:hint="default"/>
+        <w:sz w:val="20"/>
+      </w:rPr>
+    </w:lvl>
+    <w:lvl w:ilvl="6" w:tentative="1">
+      <w:start w:val="1"/>
+      <w:numFmt w:val="bullet"/>
+      <w:lvlText w:val=""/>
+      <w:lvlJc w:val="left"/>
+      <w:pPr>
+        <w:tabs>
+          <w:tab w:val="num" w:pos="5040"/>
+        </w:tabs>
+        <w:ind w:left="5040" w:hanging="360"/>
+      </w:pPr>
+      <w:rPr>
+        <w:rFonts w:ascii="Wingdings" w:hAnsi="Wingdings" w:hint="default"/>
+        <w:sz w:val="20"/>
+      </w:rPr>
+    </w:lvl>
+    <w:lvl w:ilvl="7" w:tentative="1">
+      <w:start w:val="1"/>
+      <w:numFmt w:val="bullet"/>
+      <w:lvlText w:val=""/>
+      <w:lvlJc w:val="left"/>
+      <w:pPr>
+        <w:tabs>
+          <w:tab w:val="num" w:pos="5760"/>
+        </w:tabs>
+        <w:ind w:left="5760" w:hanging="360"/>
+      </w:pPr>
+      <w:rPr>
+        <w:rFonts w:ascii="Wingdings" w:hAnsi="Wingdings" w:hint="default"/>
+        <w:sz w:val="20"/>
+      </w:rPr>
+    </w:lvl>
+    <w:lvl w:ilvl="8" w:tentative="1">
+      <w:start w:val="1"/>
+      <w:numFmt w:val="bullet"/>
+      <w:lvlText w:val=""/>
+      <w:lvlJc w:val="left"/>
+      <w:pPr>
+        <w:tabs>
+          <w:tab w:val="num" w:pos="6480"/>
+        </w:tabs>
+        <w:ind w:left="6480" w:hanging="360"/>
+      </w:pPr>
+      <w:rPr>
+        <w:rFonts w:ascii="Wingdings" w:hAnsi="Wingdings" w:hint="default"/>
+        <w:sz w:val="20"/>
+      </w:rPr>
+    </w:lvl>
+  </w:abstractNum>
+  <w:abstractNum w:abstractNumId="16" w15:restartNumberingAfterBreak="0">
     <w:nsid w:val="54A90CAE"/>
     <w:multiLevelType w:val="multilevel"/>
     <w:tmpl w:val="6492A6CA"/>
@@ -2916,7 +4625,7 @@
       </w:rPr>
     </w:lvl>
   </w:abstractNum>
-  <w:abstractNum w:abstractNumId="12" w15:restartNumberingAfterBreak="0">
+  <w:abstractNum w:abstractNumId="17" w15:restartNumberingAfterBreak="0">
     <w:nsid w:val="651F257E"/>
     <w:multiLevelType w:val="hybridMultilevel"/>
     <w:tmpl w:val="36886CF8"/>
@@ -3005,7 +4714,7 @@
       </w:pPr>
     </w:lvl>
   </w:abstractNum>
-  <w:abstractNum w:abstractNumId="13" w15:restartNumberingAfterBreak="0">
+  <w:abstractNum w:abstractNumId="18" w15:restartNumberingAfterBreak="0">
     <w:nsid w:val="6DB170A6"/>
     <w:multiLevelType w:val="hybridMultilevel"/>
     <w:tmpl w:val="D64CC3BA"/>
@@ -3094,7 +4803,7 @@
       </w:pPr>
     </w:lvl>
   </w:abstractNum>
-  <w:abstractNum w:abstractNumId="14" w15:restartNumberingAfterBreak="0">
+  <w:abstractNum w:abstractNumId="19" w15:restartNumberingAfterBreak="0">
     <w:nsid w:val="717F7720"/>
     <w:multiLevelType w:val="multilevel"/>
     <w:tmpl w:val="BBBEFA88"/>
@@ -3244,49 +4953,64 @@
     </w:lvl>
   </w:abstractNum>
   <w:num w:numId="1" w16cid:durableId="1167405932">
-    <w:abstractNumId w:val="7"/>
+    <w:abstractNumId w:val="8"/>
   </w:num>
   <w:num w:numId="2" w16cid:durableId="198586957">
-    <w:abstractNumId w:val="12"/>
+    <w:abstractNumId w:val="17"/>
   </w:num>
   <w:num w:numId="3" w16cid:durableId="1718779037">
-    <w:abstractNumId w:val="13"/>
+    <w:abstractNumId w:val="18"/>
   </w:num>
   <w:num w:numId="4" w16cid:durableId="307132234">
-    <w:abstractNumId w:val="2"/>
+    <w:abstractNumId w:val="3"/>
   </w:num>
   <w:num w:numId="5" w16cid:durableId="1294168636">
-    <w:abstractNumId w:val="8"/>
+    <w:abstractNumId w:val="9"/>
   </w:num>
   <w:num w:numId="6" w16cid:durableId="1939757039">
-    <w:abstractNumId w:val="9"/>
+    <w:abstractNumId w:val="10"/>
   </w:num>
   <w:num w:numId="7" w16cid:durableId="249311826">
-    <w:abstractNumId w:val="11"/>
+    <w:abstractNumId w:val="16"/>
   </w:num>
   <w:num w:numId="8" w16cid:durableId="1741557106">
-    <w:abstractNumId w:val="5"/>
+    <w:abstractNumId w:val="6"/>
   </w:num>
   <w:num w:numId="9" w16cid:durableId="732502974">
-    <w:abstractNumId w:val="1"/>
+    <w:abstractNumId w:val="2"/>
   </w:num>
   <w:num w:numId="10" w16cid:durableId="1993099816">
     <w:abstractNumId w:val="0"/>
   </w:num>
   <w:num w:numId="11" w16cid:durableId="893080197">
-    <w:abstractNumId w:val="10"/>
+    <w:abstractNumId w:val="12"/>
   </w:num>
   <w:num w:numId="12" w16cid:durableId="1815946049">
+    <w:abstractNumId w:val="19"/>
+  </w:num>
+  <w:num w:numId="13" w16cid:durableId="1881742628">
+    <w:abstractNumId w:val="4"/>
+  </w:num>
+  <w:num w:numId="14" w16cid:durableId="244187162">
+    <w:abstractNumId w:val="7"/>
+  </w:num>
+  <w:num w:numId="15" w16cid:durableId="43144182">
+    <w:abstractNumId w:val="5"/>
+  </w:num>
+  <w:num w:numId="16" w16cid:durableId="1169560694">
+    <w:abstractNumId w:val="11"/>
+  </w:num>
+  <w:num w:numId="17" w16cid:durableId="1519657857">
+    <w:abstractNumId w:val="13"/>
+  </w:num>
+  <w:num w:numId="18" w16cid:durableId="957417203">
     <w:abstractNumId w:val="14"/>
   </w:num>
-  <w:num w:numId="13" w16cid:durableId="1881742628">
-    <w:abstractNumId w:val="3"/>
+  <w:num w:numId="19" w16cid:durableId="1537086928">
+    <w:abstractNumId w:val="15"/>
   </w:num>
-  <w:num w:numId="14" w16cid:durableId="244187162">
-    <w:abstractNumId w:val="6"/>
-  </w:num>
-  <w:num w:numId="15" w16cid:durableId="43144182">
-    <w:abstractNumId w:val="4"/>
+  <w:num w:numId="20" w16cid:durableId="758258332">
+    <w:abstractNumId w:val="1"/>
   </w:num>
 </w:numbering>
 </file>
